--- a/docs/Documento_Proyecto_Eden_Store.docx
+++ b/docs/Documento_Proyecto_Eden_Store.docx
@@ -180,13 +180,7 @@
           <w:tab w:val="right" w:leader="dot" w:pos="9396"/>
         </w:tabs>
         <w:rPr>
-          <w:rFonts w:asciiTheme="minorHAnsi" w:eastAsiaTheme="minorEastAsia" w:hAnsiTheme="minorHAnsi"/>
           <w:noProof/>
-          <w:kern w:val="2"/>
-          <w:sz w:val="24"/>
-          <w:szCs w:val="24"/>
-          <w:lang w:val="es-GT" w:eastAsia="es-GT"/>
-          <w14:ligatures w14:val="standardContextual"/>
         </w:rPr>
       </w:pPr>
       <w:r>
@@ -198,7 +192,7 @@
       <w:r>
         <w:fldChar w:fldCharType="separate"/>
       </w:r>
-      <w:hyperlink w:anchor="_Toc244038884" w:history="1">
+      <w:hyperlink w:anchor="_Toc244077821" w:history="1">
         <w:r>
           <w:rPr>
             <w:rStyle w:val="Hipervnculo"/>
@@ -225,7 +219,7 @@
             <w:noProof/>
             <w:webHidden/>
           </w:rPr>
-          <w:instrText xml:space="preserve"> PAGEREF _Toc244038884 \h </w:instrText>
+          <w:instrText xml:space="preserve"> PAGEREF _Toc244077821 \h </w:instrText>
         </w:r>
         <w:r>
           <w:rPr>
@@ -263,16 +257,10 @@
           <w:tab w:val="right" w:leader="dot" w:pos="9396"/>
         </w:tabs>
         <w:rPr>
-          <w:rFonts w:asciiTheme="minorHAnsi" w:eastAsiaTheme="minorEastAsia" w:hAnsiTheme="minorHAnsi"/>
           <w:noProof/>
-          <w:kern w:val="2"/>
-          <w:sz w:val="24"/>
-          <w:szCs w:val="24"/>
-          <w:lang w:val="es-GT" w:eastAsia="es-GT"/>
-          <w14:ligatures w14:val="standardContextual"/>
         </w:rPr>
       </w:pPr>
-      <w:hyperlink w:anchor="_Toc244038885" w:history="1">
+      <w:hyperlink w:anchor="_Toc244077822" w:history="1">
         <w:r>
           <w:rPr>
             <w:rStyle w:val="Hipervnculo"/>
@@ -299,7 +287,7 @@
             <w:noProof/>
             <w:webHidden/>
           </w:rPr>
-          <w:instrText xml:space="preserve"> PAGEREF _Toc244038885 \h </w:instrText>
+          <w:instrText xml:space="preserve"> PAGEREF _Toc244077822 \h </w:instrText>
         </w:r>
         <w:r>
           <w:rPr>
@@ -337,16 +325,10 @@
           <w:tab w:val="right" w:leader="dot" w:pos="9396"/>
         </w:tabs>
         <w:rPr>
-          <w:rFonts w:asciiTheme="minorHAnsi" w:eastAsiaTheme="minorEastAsia" w:hAnsiTheme="minorHAnsi"/>
           <w:noProof/>
-          <w:kern w:val="2"/>
-          <w:sz w:val="24"/>
-          <w:szCs w:val="24"/>
-          <w:lang w:val="es-GT" w:eastAsia="es-GT"/>
-          <w14:ligatures w14:val="standardContextual"/>
         </w:rPr>
       </w:pPr>
-      <w:hyperlink w:anchor="_Toc244038886" w:history="1">
+      <w:hyperlink w:anchor="_Toc244077823" w:history="1">
         <w:r>
           <w:rPr>
             <w:rStyle w:val="Hipervnculo"/>
@@ -373,7 +355,7 @@
             <w:noProof/>
             <w:webHidden/>
           </w:rPr>
-          <w:instrText xml:space="preserve"> PAGEREF _Toc244038886 \h </w:instrText>
+          <w:instrText xml:space="preserve"> PAGEREF _Toc244077823 \h </w:instrText>
         </w:r>
         <w:r>
           <w:rPr>
@@ -411,16 +393,10 @@
           <w:tab w:val="right" w:leader="dot" w:pos="9396"/>
         </w:tabs>
         <w:rPr>
-          <w:rFonts w:asciiTheme="minorHAnsi" w:eastAsiaTheme="minorEastAsia" w:hAnsiTheme="minorHAnsi"/>
           <w:noProof/>
-          <w:kern w:val="2"/>
-          <w:sz w:val="24"/>
-          <w:szCs w:val="24"/>
-          <w:lang w:val="es-GT" w:eastAsia="es-GT"/>
-          <w14:ligatures w14:val="standardContextual"/>
         </w:rPr>
       </w:pPr>
-      <w:hyperlink w:anchor="_Toc244038887" w:history="1">
+      <w:hyperlink w:anchor="_Toc244077824" w:history="1">
         <w:r>
           <w:rPr>
             <w:rStyle w:val="Hipervnculo"/>
@@ -447,7 +423,7 @@
             <w:noProof/>
             <w:webHidden/>
           </w:rPr>
-          <w:instrText xml:space="preserve"> PAGEREF _Toc244038887 \h </w:instrText>
+          <w:instrText xml:space="preserve"> PAGEREF _Toc244077824 \h </w:instrText>
         </w:r>
         <w:r>
           <w:rPr>
@@ -485,16 +461,10 @@
           <w:tab w:val="right" w:leader="dot" w:pos="9396"/>
         </w:tabs>
         <w:rPr>
-          <w:rFonts w:asciiTheme="minorHAnsi" w:eastAsiaTheme="minorEastAsia" w:hAnsiTheme="minorHAnsi"/>
           <w:noProof/>
-          <w:kern w:val="2"/>
-          <w:sz w:val="24"/>
-          <w:szCs w:val="24"/>
-          <w:lang w:val="es-GT" w:eastAsia="es-GT"/>
-          <w14:ligatures w14:val="standardContextual"/>
         </w:rPr>
       </w:pPr>
-      <w:hyperlink w:anchor="_Toc244038888" w:history="1">
+      <w:hyperlink w:anchor="_Toc244077825" w:history="1">
         <w:r>
           <w:rPr>
             <w:rStyle w:val="Hipervnculo"/>
@@ -521,7 +491,7 @@
             <w:noProof/>
             <w:webHidden/>
           </w:rPr>
-          <w:instrText xml:space="preserve"> PAGEREF _Toc244038888 \h </w:instrText>
+          <w:instrText xml:space="preserve"> PAGEREF _Toc244077825 \h </w:instrText>
         </w:r>
         <w:r>
           <w:rPr>
@@ -559,16 +529,10 @@
           <w:tab w:val="right" w:leader="dot" w:pos="9396"/>
         </w:tabs>
         <w:rPr>
-          <w:rFonts w:asciiTheme="minorHAnsi" w:eastAsiaTheme="minorEastAsia" w:hAnsiTheme="minorHAnsi"/>
           <w:noProof/>
-          <w:kern w:val="2"/>
-          <w:sz w:val="24"/>
-          <w:szCs w:val="24"/>
-          <w:lang w:val="es-GT" w:eastAsia="es-GT"/>
-          <w14:ligatures w14:val="standardContextual"/>
         </w:rPr>
       </w:pPr>
-      <w:hyperlink w:anchor="_Toc244038889" w:history="1">
+      <w:hyperlink w:anchor="_Toc244077826" w:history="1">
         <w:r>
           <w:rPr>
             <w:rStyle w:val="Hipervnculo"/>
@@ -595,7 +559,7 @@
             <w:noProof/>
             <w:webHidden/>
           </w:rPr>
-          <w:instrText xml:space="preserve"> PAGEREF _Toc244038889 \h </w:instrText>
+          <w:instrText xml:space="preserve"> PAGEREF _Toc244077826 \h </w:instrText>
         </w:r>
         <w:r>
           <w:rPr>
@@ -633,16 +597,10 @@
           <w:tab w:val="right" w:leader="dot" w:pos="9396"/>
         </w:tabs>
         <w:rPr>
-          <w:rFonts w:asciiTheme="minorHAnsi" w:eastAsiaTheme="minorEastAsia" w:hAnsiTheme="minorHAnsi"/>
           <w:noProof/>
-          <w:kern w:val="2"/>
-          <w:sz w:val="24"/>
-          <w:szCs w:val="24"/>
-          <w:lang w:val="es-GT" w:eastAsia="es-GT"/>
-          <w14:ligatures w14:val="standardContextual"/>
         </w:rPr>
       </w:pPr>
-      <w:hyperlink w:anchor="_Toc244038890" w:history="1">
+      <w:hyperlink w:anchor="_Toc244077827" w:history="1">
         <w:r>
           <w:rPr>
             <w:rStyle w:val="Hipervnculo"/>
@@ -669,7 +627,7 @@
             <w:noProof/>
             <w:webHidden/>
           </w:rPr>
-          <w:instrText xml:space="preserve"> PAGEREF _Toc244038890 \h </w:instrText>
+          <w:instrText xml:space="preserve"> PAGEREF _Toc244077827 \h </w:instrText>
         </w:r>
         <w:r>
           <w:rPr>
@@ -707,16 +665,10 @@
           <w:tab w:val="right" w:leader="dot" w:pos="9396"/>
         </w:tabs>
         <w:rPr>
-          <w:rFonts w:asciiTheme="minorHAnsi" w:eastAsiaTheme="minorEastAsia" w:hAnsiTheme="minorHAnsi"/>
           <w:noProof/>
-          <w:kern w:val="2"/>
-          <w:sz w:val="24"/>
-          <w:szCs w:val="24"/>
-          <w:lang w:val="es-GT" w:eastAsia="es-GT"/>
-          <w14:ligatures w14:val="standardContextual"/>
         </w:rPr>
       </w:pPr>
-      <w:hyperlink w:anchor="_Toc244038891" w:history="1">
+      <w:hyperlink w:anchor="_Toc244077828" w:history="1">
         <w:r>
           <w:rPr>
             <w:rStyle w:val="Hipervnculo"/>
@@ -743,7 +695,7 @@
             <w:noProof/>
             <w:webHidden/>
           </w:rPr>
-          <w:instrText xml:space="preserve"> PAGEREF _Toc244038891 \h </w:instrText>
+          <w:instrText xml:space="preserve"> PAGEREF _Toc244077828 \h </w:instrText>
         </w:r>
         <w:r>
           <w:rPr>
@@ -781,16 +733,10 @@
           <w:tab w:val="right" w:leader="dot" w:pos="9396"/>
         </w:tabs>
         <w:rPr>
-          <w:rFonts w:asciiTheme="minorHAnsi" w:eastAsiaTheme="minorEastAsia" w:hAnsiTheme="minorHAnsi"/>
           <w:noProof/>
-          <w:kern w:val="2"/>
-          <w:sz w:val="24"/>
-          <w:szCs w:val="24"/>
-          <w:lang w:val="es-GT" w:eastAsia="es-GT"/>
-          <w14:ligatures w14:val="standardContextual"/>
         </w:rPr>
       </w:pPr>
-      <w:hyperlink w:anchor="_Toc244038892" w:history="1">
+      <w:hyperlink w:anchor="_Toc244077829" w:history="1">
         <w:r>
           <w:rPr>
             <w:rStyle w:val="Hipervnculo"/>
@@ -817,7 +763,7 @@
             <w:noProof/>
             <w:webHidden/>
           </w:rPr>
-          <w:instrText xml:space="preserve"> PAGEREF _Toc244038892 \h </w:instrText>
+          <w:instrText xml:space="preserve"> PAGEREF _Toc244077829 \h </w:instrText>
         </w:r>
         <w:r>
           <w:rPr>
@@ -855,16 +801,10 @@
           <w:tab w:val="right" w:leader="dot" w:pos="9396"/>
         </w:tabs>
         <w:rPr>
-          <w:rFonts w:asciiTheme="minorHAnsi" w:eastAsiaTheme="minorEastAsia" w:hAnsiTheme="minorHAnsi"/>
           <w:noProof/>
-          <w:kern w:val="2"/>
-          <w:sz w:val="24"/>
-          <w:szCs w:val="24"/>
-          <w:lang w:val="es-GT" w:eastAsia="es-GT"/>
-          <w14:ligatures w14:val="standardContextual"/>
         </w:rPr>
       </w:pPr>
-      <w:hyperlink w:anchor="_Toc244038893" w:history="1">
+      <w:hyperlink w:anchor="_Toc244077830" w:history="1">
         <w:r>
           <w:rPr>
             <w:rStyle w:val="Hipervnculo"/>
@@ -891,7 +831,7 @@
             <w:noProof/>
             <w:webHidden/>
           </w:rPr>
-          <w:instrText xml:space="preserve"> PAGEREF _Toc244038893 \h </w:instrText>
+          <w:instrText xml:space="preserve"> PAGEREF _Toc244077830 \h </w:instrText>
         </w:r>
         <w:r>
           <w:rPr>
@@ -929,16 +869,10 @@
           <w:tab w:val="right" w:leader="dot" w:pos="9396"/>
         </w:tabs>
         <w:rPr>
-          <w:rFonts w:asciiTheme="minorHAnsi" w:eastAsiaTheme="minorEastAsia" w:hAnsiTheme="minorHAnsi"/>
           <w:noProof/>
-          <w:kern w:val="2"/>
-          <w:sz w:val="24"/>
-          <w:szCs w:val="24"/>
-          <w:lang w:val="es-GT" w:eastAsia="es-GT"/>
-          <w14:ligatures w14:val="standardContextual"/>
         </w:rPr>
       </w:pPr>
-      <w:hyperlink w:anchor="_Toc244038894" w:history="1">
+      <w:hyperlink w:anchor="_Toc244077831" w:history="1">
         <w:r>
           <w:rPr>
             <w:rStyle w:val="Hipervnculo"/>
@@ -965,7 +899,7 @@
             <w:noProof/>
             <w:webHidden/>
           </w:rPr>
-          <w:instrText xml:space="preserve"> PAGEREF _Toc244038894 \h </w:instrText>
+          <w:instrText xml:space="preserve"> PAGEREF _Toc244077831 \h </w:instrText>
         </w:r>
         <w:r>
           <w:rPr>
@@ -1003,16 +937,10 @@
           <w:tab w:val="right" w:leader="dot" w:pos="9396"/>
         </w:tabs>
         <w:rPr>
-          <w:rFonts w:asciiTheme="minorHAnsi" w:eastAsiaTheme="minorEastAsia" w:hAnsiTheme="minorHAnsi"/>
           <w:noProof/>
-          <w:kern w:val="2"/>
-          <w:sz w:val="24"/>
-          <w:szCs w:val="24"/>
-          <w:lang w:val="es-GT" w:eastAsia="es-GT"/>
-          <w14:ligatures w14:val="standardContextual"/>
         </w:rPr>
       </w:pPr>
-      <w:hyperlink w:anchor="_Toc244038895" w:history="1">
+      <w:hyperlink w:anchor="_Toc244077832" w:history="1">
         <w:r>
           <w:rPr>
             <w:rStyle w:val="Hipervnculo"/>
@@ -1039,7 +967,7 @@
             <w:noProof/>
             <w:webHidden/>
           </w:rPr>
-          <w:instrText xml:space="preserve"> PAGEREF _Toc244038895 \h </w:instrText>
+          <w:instrText xml:space="preserve"> PAGEREF _Toc244077832 \h </w:instrText>
         </w:r>
         <w:r>
           <w:rPr>
@@ -1077,16 +1005,10 @@
           <w:tab w:val="right" w:leader="dot" w:pos="9396"/>
         </w:tabs>
         <w:rPr>
-          <w:rFonts w:asciiTheme="minorHAnsi" w:eastAsiaTheme="minorEastAsia" w:hAnsiTheme="minorHAnsi"/>
           <w:noProof/>
-          <w:kern w:val="2"/>
-          <w:sz w:val="24"/>
-          <w:szCs w:val="24"/>
-          <w:lang w:val="es-GT" w:eastAsia="es-GT"/>
-          <w14:ligatures w14:val="standardContextual"/>
         </w:rPr>
       </w:pPr>
-      <w:hyperlink w:anchor="_Toc244038896" w:history="1">
+      <w:hyperlink w:anchor="_Toc244077833" w:history="1">
         <w:r>
           <w:rPr>
             <w:rStyle w:val="Hipervnculo"/>
@@ -1113,7 +1035,7 @@
             <w:noProof/>
             <w:webHidden/>
           </w:rPr>
-          <w:instrText xml:space="preserve"> PAGEREF _Toc244038896 \h </w:instrText>
+          <w:instrText xml:space="preserve"> PAGEREF _Toc244077833 \h </w:instrText>
         </w:r>
         <w:r>
           <w:rPr>
@@ -1151,16 +1073,10 @@
           <w:tab w:val="right" w:leader="dot" w:pos="9396"/>
         </w:tabs>
         <w:rPr>
-          <w:rFonts w:asciiTheme="minorHAnsi" w:eastAsiaTheme="minorEastAsia" w:hAnsiTheme="minorHAnsi"/>
           <w:noProof/>
-          <w:kern w:val="2"/>
-          <w:sz w:val="24"/>
-          <w:szCs w:val="24"/>
-          <w:lang w:val="es-GT" w:eastAsia="es-GT"/>
-          <w14:ligatures w14:val="standardContextual"/>
         </w:rPr>
       </w:pPr>
-      <w:hyperlink w:anchor="_Toc244038897" w:history="1">
+      <w:hyperlink w:anchor="_Toc244077834" w:history="1">
         <w:r>
           <w:rPr>
             <w:rStyle w:val="Hipervnculo"/>
@@ -1187,7 +1103,7 @@
             <w:noProof/>
             <w:webHidden/>
           </w:rPr>
-          <w:instrText xml:space="preserve"> PAGEREF _Toc244038897 \h </w:instrText>
+          <w:instrText xml:space="preserve"> PAGEREF _Toc244077834 \h </w:instrText>
         </w:r>
         <w:r>
           <w:rPr>
@@ -1225,16 +1141,10 @@
           <w:tab w:val="right" w:leader="dot" w:pos="9396"/>
         </w:tabs>
         <w:rPr>
-          <w:rFonts w:asciiTheme="minorHAnsi" w:eastAsiaTheme="minorEastAsia" w:hAnsiTheme="minorHAnsi"/>
           <w:noProof/>
-          <w:kern w:val="2"/>
-          <w:sz w:val="24"/>
-          <w:szCs w:val="24"/>
-          <w:lang w:val="es-GT" w:eastAsia="es-GT"/>
-          <w14:ligatures w14:val="standardContextual"/>
         </w:rPr>
       </w:pPr>
-      <w:hyperlink w:anchor="_Toc244038898" w:history="1">
+      <w:hyperlink w:anchor="_Toc244077835" w:history="1">
         <w:r>
           <w:rPr>
             <w:rStyle w:val="Hipervnculo"/>
@@ -1261,7 +1171,7 @@
             <w:noProof/>
             <w:webHidden/>
           </w:rPr>
-          <w:instrText xml:space="preserve"> PAGEREF _Toc244038898 \h </w:instrText>
+          <w:instrText xml:space="preserve"> PAGEREF _Toc244077835 \h </w:instrText>
         </w:r>
         <w:r>
           <w:rPr>
@@ -1299,16 +1209,10 @@
           <w:tab w:val="right" w:leader="dot" w:pos="9396"/>
         </w:tabs>
         <w:rPr>
-          <w:rFonts w:asciiTheme="minorHAnsi" w:eastAsiaTheme="minorEastAsia" w:hAnsiTheme="minorHAnsi"/>
           <w:noProof/>
-          <w:kern w:val="2"/>
-          <w:sz w:val="24"/>
-          <w:szCs w:val="24"/>
-          <w:lang w:val="es-GT" w:eastAsia="es-GT"/>
-          <w14:ligatures w14:val="standardContextual"/>
         </w:rPr>
       </w:pPr>
-      <w:hyperlink w:anchor="_Toc244038899" w:history="1">
+      <w:hyperlink w:anchor="_Toc244077836" w:history="1">
         <w:r>
           <w:rPr>
             <w:rStyle w:val="Hipervnculo"/>
@@ -1335,969 +1239,7 @@
             <w:noProof/>
             <w:webHidden/>
           </w:rPr>
-          <w:instrText xml:space="preserve"> PAGEREF _Toc244038899 \h </w:instrText>
-        </w:r>
-        <w:r>
-          <w:rPr>
-            <w:noProof/>
-            <w:webHidden/>
-          </w:rPr>
-        </w:r>
-        <w:r>
-          <w:rPr>
-            <w:noProof/>
-            <w:webHidden/>
-          </w:rPr>
-          <w:fldChar w:fldCharType="separate"/>
-        </w:r>
-        <w:r>
-          <w:rPr>
-            <w:noProof/>
-            <w:webHidden/>
-          </w:rPr>
-          <w:t>10</w:t>
-        </w:r>
-        <w:r>
-          <w:rPr>
-            <w:noProof/>
-            <w:webHidden/>
-          </w:rPr>
-          <w:fldChar w:fldCharType="end"/>
-        </w:r>
-      </w:hyperlink>
-    </w:p>
-    <w:p>
-      <w:pPr>
-        <w:pStyle w:val="TDC2"/>
-        <w:tabs>
-          <w:tab w:val="right" w:leader="dot" w:pos="9396"/>
-        </w:tabs>
-        <w:rPr>
-          <w:rFonts w:asciiTheme="minorHAnsi" w:eastAsiaTheme="minorEastAsia" w:hAnsiTheme="minorHAnsi"/>
-          <w:noProof/>
-          <w:kern w:val="2"/>
-          <w:sz w:val="24"/>
-          <w:szCs w:val="24"/>
-          <w:lang w:val="es-GT" w:eastAsia="es-GT"/>
-          <w14:ligatures w14:val="standardContextual"/>
-        </w:rPr>
-      </w:pPr>
-      <w:hyperlink w:anchor="_Toc244038900" w:history="1">
-        <w:r>
-          <w:rPr>
-            <w:rStyle w:val="Hipervnculo"/>
-            <w:noProof/>
-          </w:rPr>
-          <w:t>2.6 Modelo físico</w:t>
-        </w:r>
-        <w:r>
-          <w:rPr>
-            <w:noProof/>
-            <w:webHidden/>
-          </w:rPr>
-          <w:tab/>
-        </w:r>
-        <w:r>
-          <w:rPr>
-            <w:noProof/>
-            <w:webHidden/>
-          </w:rPr>
-          <w:fldChar w:fldCharType="begin"/>
-        </w:r>
-        <w:r>
-          <w:rPr>
-            <w:noProof/>
-            <w:webHidden/>
-          </w:rPr>
-          <w:instrText xml:space="preserve"> PAGEREF _Toc244038900 \h </w:instrText>
-        </w:r>
-        <w:r>
-          <w:rPr>
-            <w:noProof/>
-            <w:webHidden/>
-          </w:rPr>
-        </w:r>
-        <w:r>
-          <w:rPr>
-            <w:noProof/>
-            <w:webHidden/>
-          </w:rPr>
-          <w:fldChar w:fldCharType="separate"/>
-        </w:r>
-        <w:r>
-          <w:rPr>
-            <w:noProof/>
-            <w:webHidden/>
-          </w:rPr>
-          <w:t>11</w:t>
-        </w:r>
-        <w:r>
-          <w:rPr>
-            <w:noProof/>
-            <w:webHidden/>
-          </w:rPr>
-          <w:fldChar w:fldCharType="end"/>
-        </w:r>
-      </w:hyperlink>
-    </w:p>
-    <w:p>
-      <w:pPr>
-        <w:pStyle w:val="TDC1"/>
-        <w:tabs>
-          <w:tab w:val="right" w:leader="dot" w:pos="9396"/>
-        </w:tabs>
-        <w:rPr>
-          <w:rFonts w:asciiTheme="minorHAnsi" w:eastAsiaTheme="minorEastAsia" w:hAnsiTheme="minorHAnsi"/>
-          <w:noProof/>
-          <w:kern w:val="2"/>
-          <w:sz w:val="24"/>
-          <w:szCs w:val="24"/>
-          <w:lang w:val="es-GT" w:eastAsia="es-GT"/>
-          <w14:ligatures w14:val="standardContextual"/>
-        </w:rPr>
-      </w:pPr>
-      <w:hyperlink w:anchor="_Toc244038901" w:history="1">
-        <w:r>
-          <w:rPr>
-            <w:rStyle w:val="Hipervnculo"/>
-            <w:noProof/>
-          </w:rPr>
-          <w:t>3. Normalización</w:t>
-        </w:r>
-        <w:r>
-          <w:rPr>
-            <w:noProof/>
-            <w:webHidden/>
-          </w:rPr>
-          <w:tab/>
-        </w:r>
-        <w:r>
-          <w:rPr>
-            <w:noProof/>
-            <w:webHidden/>
-          </w:rPr>
-          <w:fldChar w:fldCharType="begin"/>
-        </w:r>
-        <w:r>
-          <w:rPr>
-            <w:noProof/>
-            <w:webHidden/>
-          </w:rPr>
-          <w:instrText xml:space="preserve"> PAGEREF _Toc244038901 \h </w:instrText>
-        </w:r>
-        <w:r>
-          <w:rPr>
-            <w:noProof/>
-            <w:webHidden/>
-          </w:rPr>
-        </w:r>
-        <w:r>
-          <w:rPr>
-            <w:noProof/>
-            <w:webHidden/>
-          </w:rPr>
-          <w:fldChar w:fldCharType="separate"/>
-        </w:r>
-        <w:r>
-          <w:rPr>
-            <w:noProof/>
-            <w:webHidden/>
-          </w:rPr>
-          <w:t>12</w:t>
-        </w:r>
-        <w:r>
-          <w:rPr>
-            <w:noProof/>
-            <w:webHidden/>
-          </w:rPr>
-          <w:fldChar w:fldCharType="end"/>
-        </w:r>
-      </w:hyperlink>
-    </w:p>
-    <w:p>
-      <w:pPr>
-        <w:pStyle w:val="TDC2"/>
-        <w:tabs>
-          <w:tab w:val="right" w:leader="dot" w:pos="9396"/>
-        </w:tabs>
-        <w:rPr>
-          <w:rFonts w:asciiTheme="minorHAnsi" w:eastAsiaTheme="minorEastAsia" w:hAnsiTheme="minorHAnsi"/>
-          <w:noProof/>
-          <w:kern w:val="2"/>
-          <w:sz w:val="24"/>
-          <w:szCs w:val="24"/>
-          <w:lang w:val="es-GT" w:eastAsia="es-GT"/>
-          <w14:ligatures w14:val="standardContextual"/>
-        </w:rPr>
-      </w:pPr>
-      <w:hyperlink w:anchor="_Toc244038902" w:history="1">
-        <w:r>
-          <w:rPr>
-            <w:rStyle w:val="Hipervnculo"/>
-            <w:noProof/>
-          </w:rPr>
-          <w:t>3.1 Relación sin normalizar (0FN)</w:t>
-        </w:r>
-        <w:r>
-          <w:rPr>
-            <w:noProof/>
-            <w:webHidden/>
-          </w:rPr>
-          <w:tab/>
-        </w:r>
-        <w:r>
-          <w:rPr>
-            <w:noProof/>
-            <w:webHidden/>
-          </w:rPr>
-          <w:fldChar w:fldCharType="begin"/>
-        </w:r>
-        <w:r>
-          <w:rPr>
-            <w:noProof/>
-            <w:webHidden/>
-          </w:rPr>
-          <w:instrText xml:space="preserve"> PAGEREF _Toc244038902 \h </w:instrText>
-        </w:r>
-        <w:r>
-          <w:rPr>
-            <w:noProof/>
-            <w:webHidden/>
-          </w:rPr>
-        </w:r>
-        <w:r>
-          <w:rPr>
-            <w:noProof/>
-            <w:webHidden/>
-          </w:rPr>
-          <w:fldChar w:fldCharType="separate"/>
-        </w:r>
-        <w:r>
-          <w:rPr>
-            <w:noProof/>
-            <w:webHidden/>
-          </w:rPr>
-          <w:t>12</w:t>
-        </w:r>
-        <w:r>
-          <w:rPr>
-            <w:noProof/>
-            <w:webHidden/>
-          </w:rPr>
-          <w:fldChar w:fldCharType="end"/>
-        </w:r>
-      </w:hyperlink>
-    </w:p>
-    <w:p>
-      <w:pPr>
-        <w:pStyle w:val="TDC2"/>
-        <w:tabs>
-          <w:tab w:val="right" w:leader="dot" w:pos="9396"/>
-        </w:tabs>
-        <w:rPr>
-          <w:rFonts w:asciiTheme="minorHAnsi" w:eastAsiaTheme="minorEastAsia" w:hAnsiTheme="minorHAnsi"/>
-          <w:noProof/>
-          <w:kern w:val="2"/>
-          <w:sz w:val="24"/>
-          <w:szCs w:val="24"/>
-          <w:lang w:val="es-GT" w:eastAsia="es-GT"/>
-          <w14:ligatures w14:val="standardContextual"/>
-        </w:rPr>
-      </w:pPr>
-      <w:hyperlink w:anchor="_Toc244038903" w:history="1">
-        <w:r>
-          <w:rPr>
-            <w:rStyle w:val="Hipervnculo"/>
-            <w:noProof/>
-          </w:rPr>
-          <w:t>3.2 Primera forma normal (1FN)</w:t>
-        </w:r>
-        <w:r>
-          <w:rPr>
-            <w:noProof/>
-            <w:webHidden/>
-          </w:rPr>
-          <w:tab/>
-        </w:r>
-        <w:r>
-          <w:rPr>
-            <w:noProof/>
-            <w:webHidden/>
-          </w:rPr>
-          <w:fldChar w:fldCharType="begin"/>
-        </w:r>
-        <w:r>
-          <w:rPr>
-            <w:noProof/>
-            <w:webHidden/>
-          </w:rPr>
-          <w:instrText xml:space="preserve"> PAGEREF _Toc244038903 \h </w:instrText>
-        </w:r>
-        <w:r>
-          <w:rPr>
-            <w:noProof/>
-            <w:webHidden/>
-          </w:rPr>
-        </w:r>
-        <w:r>
-          <w:rPr>
-            <w:noProof/>
-            <w:webHidden/>
-          </w:rPr>
-          <w:fldChar w:fldCharType="separate"/>
-        </w:r>
-        <w:r>
-          <w:rPr>
-            <w:noProof/>
-            <w:webHidden/>
-          </w:rPr>
-          <w:t>13</w:t>
-        </w:r>
-        <w:r>
-          <w:rPr>
-            <w:noProof/>
-            <w:webHidden/>
-          </w:rPr>
-          <w:fldChar w:fldCharType="end"/>
-        </w:r>
-      </w:hyperlink>
-    </w:p>
-    <w:p>
-      <w:pPr>
-        <w:pStyle w:val="TDC2"/>
-        <w:tabs>
-          <w:tab w:val="right" w:leader="dot" w:pos="9396"/>
-        </w:tabs>
-        <w:rPr>
-          <w:rFonts w:asciiTheme="minorHAnsi" w:eastAsiaTheme="minorEastAsia" w:hAnsiTheme="minorHAnsi"/>
-          <w:noProof/>
-          <w:kern w:val="2"/>
-          <w:sz w:val="24"/>
-          <w:szCs w:val="24"/>
-          <w:lang w:val="es-GT" w:eastAsia="es-GT"/>
-          <w14:ligatures w14:val="standardContextual"/>
-        </w:rPr>
-      </w:pPr>
-      <w:hyperlink w:anchor="_Toc244038904" w:history="1">
-        <w:r>
-          <w:rPr>
-            <w:rStyle w:val="Hipervnculo"/>
-            <w:noProof/>
-          </w:rPr>
-          <w:t>3.3 Segunda forma normal (2FN)</w:t>
-        </w:r>
-        <w:r>
-          <w:rPr>
-            <w:noProof/>
-            <w:webHidden/>
-          </w:rPr>
-          <w:tab/>
-        </w:r>
-        <w:r>
-          <w:rPr>
-            <w:noProof/>
-            <w:webHidden/>
-          </w:rPr>
-          <w:fldChar w:fldCharType="begin"/>
-        </w:r>
-        <w:r>
-          <w:rPr>
-            <w:noProof/>
-            <w:webHidden/>
-          </w:rPr>
-          <w:instrText xml:space="preserve"> PAGEREF _Toc244038904 \h </w:instrText>
-        </w:r>
-        <w:r>
-          <w:rPr>
-            <w:noProof/>
-            <w:webHidden/>
-          </w:rPr>
-        </w:r>
-        <w:r>
-          <w:rPr>
-            <w:noProof/>
-            <w:webHidden/>
-          </w:rPr>
-          <w:fldChar w:fldCharType="separate"/>
-        </w:r>
-        <w:r>
-          <w:rPr>
-            <w:noProof/>
-            <w:webHidden/>
-          </w:rPr>
-          <w:t>13</w:t>
-        </w:r>
-        <w:r>
-          <w:rPr>
-            <w:noProof/>
-            <w:webHidden/>
-          </w:rPr>
-          <w:fldChar w:fldCharType="end"/>
-        </w:r>
-      </w:hyperlink>
-    </w:p>
-    <w:p>
-      <w:pPr>
-        <w:pStyle w:val="TDC2"/>
-        <w:tabs>
-          <w:tab w:val="right" w:leader="dot" w:pos="9396"/>
-        </w:tabs>
-        <w:rPr>
-          <w:rFonts w:asciiTheme="minorHAnsi" w:eastAsiaTheme="minorEastAsia" w:hAnsiTheme="minorHAnsi"/>
-          <w:noProof/>
-          <w:kern w:val="2"/>
-          <w:sz w:val="24"/>
-          <w:szCs w:val="24"/>
-          <w:lang w:val="es-GT" w:eastAsia="es-GT"/>
-          <w14:ligatures w14:val="standardContextual"/>
-        </w:rPr>
-      </w:pPr>
-      <w:hyperlink w:anchor="_Toc244038905" w:history="1">
-        <w:r>
-          <w:rPr>
-            <w:rStyle w:val="Hipervnculo"/>
-            <w:noProof/>
-          </w:rPr>
-          <w:t>3.4 Tercera forma normal (3FN)</w:t>
-        </w:r>
-        <w:r>
-          <w:rPr>
-            <w:noProof/>
-            <w:webHidden/>
-          </w:rPr>
-          <w:tab/>
-        </w:r>
-        <w:r>
-          <w:rPr>
-            <w:noProof/>
-            <w:webHidden/>
-          </w:rPr>
-          <w:fldChar w:fldCharType="begin"/>
-        </w:r>
-        <w:r>
-          <w:rPr>
-            <w:noProof/>
-            <w:webHidden/>
-          </w:rPr>
-          <w:instrText xml:space="preserve"> PAGEREF _Toc244038905 \h </w:instrText>
-        </w:r>
-        <w:r>
-          <w:rPr>
-            <w:noProof/>
-            <w:webHidden/>
-          </w:rPr>
-        </w:r>
-        <w:r>
-          <w:rPr>
-            <w:noProof/>
-            <w:webHidden/>
-          </w:rPr>
-          <w:fldChar w:fldCharType="separate"/>
-        </w:r>
-        <w:r>
-          <w:rPr>
-            <w:noProof/>
-            <w:webHidden/>
-          </w:rPr>
-          <w:t>14</w:t>
-        </w:r>
-        <w:r>
-          <w:rPr>
-            <w:noProof/>
-            <w:webHidden/>
-          </w:rPr>
-          <w:fldChar w:fldCharType="end"/>
-        </w:r>
-      </w:hyperlink>
-    </w:p>
-    <w:p>
-      <w:pPr>
-        <w:pStyle w:val="TDC2"/>
-        <w:tabs>
-          <w:tab w:val="right" w:leader="dot" w:pos="9396"/>
-        </w:tabs>
-        <w:rPr>
-          <w:rFonts w:asciiTheme="minorHAnsi" w:eastAsiaTheme="minorEastAsia" w:hAnsiTheme="minorHAnsi"/>
-          <w:noProof/>
-          <w:kern w:val="2"/>
-          <w:sz w:val="24"/>
-          <w:szCs w:val="24"/>
-          <w:lang w:val="es-GT" w:eastAsia="es-GT"/>
-          <w14:ligatures w14:val="standardContextual"/>
-        </w:rPr>
-      </w:pPr>
-      <w:hyperlink w:anchor="_Toc244038906" w:history="1">
-        <w:r>
-          <w:rPr>
-            <w:rStyle w:val="Hipervnculo"/>
-            <w:noProof/>
-          </w:rPr>
-          <w:t>3.5 Decisiones de diseño sobre datos calculados</w:t>
-        </w:r>
-        <w:r>
-          <w:rPr>
-            <w:noProof/>
-            <w:webHidden/>
-          </w:rPr>
-          <w:tab/>
-        </w:r>
-        <w:r>
-          <w:rPr>
-            <w:noProof/>
-            <w:webHidden/>
-          </w:rPr>
-          <w:fldChar w:fldCharType="begin"/>
-        </w:r>
-        <w:r>
-          <w:rPr>
-            <w:noProof/>
-            <w:webHidden/>
-          </w:rPr>
-          <w:instrText xml:space="preserve"> PAGEREF _Toc244038906 \h </w:instrText>
-        </w:r>
-        <w:r>
-          <w:rPr>
-            <w:noProof/>
-            <w:webHidden/>
-          </w:rPr>
-        </w:r>
-        <w:r>
-          <w:rPr>
-            <w:noProof/>
-            <w:webHidden/>
-          </w:rPr>
-          <w:fldChar w:fldCharType="separate"/>
-        </w:r>
-        <w:r>
-          <w:rPr>
-            <w:noProof/>
-            <w:webHidden/>
-          </w:rPr>
-          <w:t>14</w:t>
-        </w:r>
-        <w:r>
-          <w:rPr>
-            <w:noProof/>
-            <w:webHidden/>
-          </w:rPr>
-          <w:fldChar w:fldCharType="end"/>
-        </w:r>
-      </w:hyperlink>
-    </w:p>
-    <w:p>
-      <w:pPr>
-        <w:pStyle w:val="TDC1"/>
-        <w:tabs>
-          <w:tab w:val="right" w:leader="dot" w:pos="9396"/>
-        </w:tabs>
-        <w:rPr>
-          <w:rFonts w:asciiTheme="minorHAnsi" w:eastAsiaTheme="minorEastAsia" w:hAnsiTheme="minorHAnsi"/>
-          <w:noProof/>
-          <w:kern w:val="2"/>
-          <w:sz w:val="24"/>
-          <w:szCs w:val="24"/>
-          <w:lang w:val="es-GT" w:eastAsia="es-GT"/>
-          <w14:ligatures w14:val="standardContextual"/>
-        </w:rPr>
-      </w:pPr>
-      <w:hyperlink w:anchor="_Toc244038907" w:history="1">
-        <w:r>
-          <w:rPr>
-            <w:rStyle w:val="Hipervnculo"/>
-            <w:noProof/>
-          </w:rPr>
-          <w:t>4. Implementación en Oracle</w:t>
-        </w:r>
-        <w:r>
-          <w:rPr>
-            <w:noProof/>
-            <w:webHidden/>
-          </w:rPr>
-          <w:tab/>
-        </w:r>
-        <w:r>
-          <w:rPr>
-            <w:noProof/>
-            <w:webHidden/>
-          </w:rPr>
-          <w:fldChar w:fldCharType="begin"/>
-        </w:r>
-        <w:r>
-          <w:rPr>
-            <w:noProof/>
-            <w:webHidden/>
-          </w:rPr>
-          <w:instrText xml:space="preserve"> PAGEREF _Toc244038907 \h </w:instrText>
-        </w:r>
-        <w:r>
-          <w:rPr>
-            <w:noProof/>
-            <w:webHidden/>
-          </w:rPr>
-        </w:r>
-        <w:r>
-          <w:rPr>
-            <w:noProof/>
-            <w:webHidden/>
-          </w:rPr>
-          <w:fldChar w:fldCharType="separate"/>
-        </w:r>
-        <w:r>
-          <w:rPr>
-            <w:noProof/>
-            <w:webHidden/>
-          </w:rPr>
-          <w:t>14</w:t>
-        </w:r>
-        <w:r>
-          <w:rPr>
-            <w:noProof/>
-            <w:webHidden/>
-          </w:rPr>
-          <w:fldChar w:fldCharType="end"/>
-        </w:r>
-      </w:hyperlink>
-    </w:p>
-    <w:p>
-      <w:pPr>
-        <w:pStyle w:val="TDC2"/>
-        <w:tabs>
-          <w:tab w:val="right" w:leader="dot" w:pos="9396"/>
-        </w:tabs>
-        <w:rPr>
-          <w:rFonts w:asciiTheme="minorHAnsi" w:eastAsiaTheme="minorEastAsia" w:hAnsiTheme="minorHAnsi"/>
-          <w:noProof/>
-          <w:kern w:val="2"/>
-          <w:sz w:val="24"/>
-          <w:szCs w:val="24"/>
-          <w:lang w:val="es-GT" w:eastAsia="es-GT"/>
-          <w14:ligatures w14:val="standardContextual"/>
-        </w:rPr>
-      </w:pPr>
-      <w:hyperlink w:anchor="_Toc244038908" w:history="1">
-        <w:r>
-          <w:rPr>
-            <w:rStyle w:val="Hipervnculo"/>
-            <w:noProof/>
-          </w:rPr>
-          <w:t>4.1 Entorno</w:t>
-        </w:r>
-        <w:r>
-          <w:rPr>
-            <w:noProof/>
-            <w:webHidden/>
-          </w:rPr>
-          <w:tab/>
-        </w:r>
-        <w:r>
-          <w:rPr>
-            <w:noProof/>
-            <w:webHidden/>
-          </w:rPr>
-          <w:fldChar w:fldCharType="begin"/>
-        </w:r>
-        <w:r>
-          <w:rPr>
-            <w:noProof/>
-            <w:webHidden/>
-          </w:rPr>
-          <w:instrText xml:space="preserve"> PAGEREF _Toc244038908 \h </w:instrText>
-        </w:r>
-        <w:r>
-          <w:rPr>
-            <w:noProof/>
-            <w:webHidden/>
-          </w:rPr>
-        </w:r>
-        <w:r>
-          <w:rPr>
-            <w:noProof/>
-            <w:webHidden/>
-          </w:rPr>
-          <w:fldChar w:fldCharType="separate"/>
-        </w:r>
-        <w:r>
-          <w:rPr>
-            <w:noProof/>
-            <w:webHidden/>
-          </w:rPr>
-          <w:t>14</w:t>
-        </w:r>
-        <w:r>
-          <w:rPr>
-            <w:noProof/>
-            <w:webHidden/>
-          </w:rPr>
-          <w:fldChar w:fldCharType="end"/>
-        </w:r>
-      </w:hyperlink>
-    </w:p>
-    <w:p>
-      <w:pPr>
-        <w:pStyle w:val="TDC2"/>
-        <w:tabs>
-          <w:tab w:val="right" w:leader="dot" w:pos="9396"/>
-        </w:tabs>
-        <w:rPr>
-          <w:rFonts w:asciiTheme="minorHAnsi" w:eastAsiaTheme="minorEastAsia" w:hAnsiTheme="minorHAnsi"/>
-          <w:noProof/>
-          <w:kern w:val="2"/>
-          <w:sz w:val="24"/>
-          <w:szCs w:val="24"/>
-          <w:lang w:val="es-GT" w:eastAsia="es-GT"/>
-          <w14:ligatures w14:val="standardContextual"/>
-        </w:rPr>
-      </w:pPr>
-      <w:hyperlink w:anchor="_Toc244038909" w:history="1">
-        <w:r>
-          <w:rPr>
-            <w:rStyle w:val="Hipervnculo"/>
-            <w:noProof/>
-          </w:rPr>
-          <w:t>4.2 Organización del script</w:t>
-        </w:r>
-        <w:r>
-          <w:rPr>
-            <w:noProof/>
-            <w:webHidden/>
-          </w:rPr>
-          <w:tab/>
-        </w:r>
-        <w:r>
-          <w:rPr>
-            <w:noProof/>
-            <w:webHidden/>
-          </w:rPr>
-          <w:fldChar w:fldCharType="begin"/>
-        </w:r>
-        <w:r>
-          <w:rPr>
-            <w:noProof/>
-            <w:webHidden/>
-          </w:rPr>
-          <w:instrText xml:space="preserve"> PAGEREF _Toc244038909 \h </w:instrText>
-        </w:r>
-        <w:r>
-          <w:rPr>
-            <w:noProof/>
-            <w:webHidden/>
-          </w:rPr>
-        </w:r>
-        <w:r>
-          <w:rPr>
-            <w:noProof/>
-            <w:webHidden/>
-          </w:rPr>
-          <w:fldChar w:fldCharType="separate"/>
-        </w:r>
-        <w:r>
-          <w:rPr>
-            <w:noProof/>
-            <w:webHidden/>
-          </w:rPr>
-          <w:t>15</w:t>
-        </w:r>
-        <w:r>
-          <w:rPr>
-            <w:noProof/>
-            <w:webHidden/>
-          </w:rPr>
-          <w:fldChar w:fldCharType="end"/>
-        </w:r>
-      </w:hyperlink>
-    </w:p>
-    <w:p>
-      <w:pPr>
-        <w:pStyle w:val="TDC2"/>
-        <w:tabs>
-          <w:tab w:val="right" w:leader="dot" w:pos="9396"/>
-        </w:tabs>
-        <w:rPr>
-          <w:rFonts w:asciiTheme="minorHAnsi" w:eastAsiaTheme="minorEastAsia" w:hAnsiTheme="minorHAnsi"/>
-          <w:noProof/>
-          <w:kern w:val="2"/>
-          <w:sz w:val="24"/>
-          <w:szCs w:val="24"/>
-          <w:lang w:val="es-GT" w:eastAsia="es-GT"/>
-          <w14:ligatures w14:val="standardContextual"/>
-        </w:rPr>
-      </w:pPr>
-      <w:hyperlink w:anchor="_Toc244038910" w:history="1">
-        <w:r>
-          <w:rPr>
-            <w:rStyle w:val="Hipervnculo"/>
-            <w:noProof/>
-          </w:rPr>
-          <w:t>4.3 Secuencias e índices</w:t>
-        </w:r>
-        <w:r>
-          <w:rPr>
-            <w:noProof/>
-            <w:webHidden/>
-          </w:rPr>
-          <w:tab/>
-        </w:r>
-        <w:r>
-          <w:rPr>
-            <w:noProof/>
-            <w:webHidden/>
-          </w:rPr>
-          <w:fldChar w:fldCharType="begin"/>
-        </w:r>
-        <w:r>
-          <w:rPr>
-            <w:noProof/>
-            <w:webHidden/>
-          </w:rPr>
-          <w:instrText xml:space="preserve"> PAGEREF _Toc244038910 \h </w:instrText>
-        </w:r>
-        <w:r>
-          <w:rPr>
-            <w:noProof/>
-            <w:webHidden/>
-          </w:rPr>
-        </w:r>
-        <w:r>
-          <w:rPr>
-            <w:noProof/>
-            <w:webHidden/>
-          </w:rPr>
-          <w:fldChar w:fldCharType="separate"/>
-        </w:r>
-        <w:r>
-          <w:rPr>
-            <w:noProof/>
-            <w:webHidden/>
-          </w:rPr>
-          <w:t>15</w:t>
-        </w:r>
-        <w:r>
-          <w:rPr>
-            <w:noProof/>
-            <w:webHidden/>
-          </w:rPr>
-          <w:fldChar w:fldCharType="end"/>
-        </w:r>
-      </w:hyperlink>
-    </w:p>
-    <w:p>
-      <w:pPr>
-        <w:pStyle w:val="TDC2"/>
-        <w:tabs>
-          <w:tab w:val="right" w:leader="dot" w:pos="9396"/>
-        </w:tabs>
-        <w:rPr>
-          <w:rFonts w:asciiTheme="minorHAnsi" w:eastAsiaTheme="minorEastAsia" w:hAnsiTheme="minorHAnsi"/>
-          <w:noProof/>
-          <w:kern w:val="2"/>
-          <w:sz w:val="24"/>
-          <w:szCs w:val="24"/>
-          <w:lang w:val="es-GT" w:eastAsia="es-GT"/>
-          <w14:ligatures w14:val="standardContextual"/>
-        </w:rPr>
-      </w:pPr>
-      <w:hyperlink w:anchor="_Toc244038911" w:history="1">
-        <w:r>
-          <w:rPr>
-            <w:rStyle w:val="Hipervnculo"/>
-            <w:noProof/>
-          </w:rPr>
-          <w:t>4.4 Vistas</w:t>
-        </w:r>
-        <w:r>
-          <w:rPr>
-            <w:noProof/>
-            <w:webHidden/>
-          </w:rPr>
-          <w:tab/>
-        </w:r>
-        <w:r>
-          <w:rPr>
-            <w:noProof/>
-            <w:webHidden/>
-          </w:rPr>
-          <w:fldChar w:fldCharType="begin"/>
-        </w:r>
-        <w:r>
-          <w:rPr>
-            <w:noProof/>
-            <w:webHidden/>
-          </w:rPr>
-          <w:instrText xml:space="preserve"> PAGEREF _Toc244038911 \h </w:instrText>
-        </w:r>
-        <w:r>
-          <w:rPr>
-            <w:noProof/>
-            <w:webHidden/>
-          </w:rPr>
-        </w:r>
-        <w:r>
-          <w:rPr>
-            <w:noProof/>
-            <w:webHidden/>
-          </w:rPr>
-          <w:fldChar w:fldCharType="separate"/>
-        </w:r>
-        <w:r>
-          <w:rPr>
-            <w:noProof/>
-            <w:webHidden/>
-          </w:rPr>
-          <w:t>15</w:t>
-        </w:r>
-        <w:r>
-          <w:rPr>
-            <w:noProof/>
-            <w:webHidden/>
-          </w:rPr>
-          <w:fldChar w:fldCharType="end"/>
-        </w:r>
-      </w:hyperlink>
-    </w:p>
-    <w:p>
-      <w:pPr>
-        <w:pStyle w:val="TDC2"/>
-        <w:tabs>
-          <w:tab w:val="right" w:leader="dot" w:pos="9396"/>
-        </w:tabs>
-        <w:rPr>
-          <w:rFonts w:asciiTheme="minorHAnsi" w:eastAsiaTheme="minorEastAsia" w:hAnsiTheme="minorHAnsi"/>
-          <w:noProof/>
-          <w:kern w:val="2"/>
-          <w:sz w:val="24"/>
-          <w:szCs w:val="24"/>
-          <w:lang w:val="es-GT" w:eastAsia="es-GT"/>
-          <w14:ligatures w14:val="standardContextual"/>
-        </w:rPr>
-      </w:pPr>
-      <w:hyperlink w:anchor="_Toc244038912" w:history="1">
-        <w:r>
-          <w:rPr>
-            <w:rStyle w:val="Hipervnculo"/>
-            <w:noProof/>
-          </w:rPr>
-          <w:t>4.5 Funciones</w:t>
-        </w:r>
-        <w:r>
-          <w:rPr>
-            <w:noProof/>
-            <w:webHidden/>
-          </w:rPr>
-          <w:tab/>
-        </w:r>
-        <w:r>
-          <w:rPr>
-            <w:noProof/>
-            <w:webHidden/>
-          </w:rPr>
-          <w:fldChar w:fldCharType="begin"/>
-        </w:r>
-        <w:r>
-          <w:rPr>
-            <w:noProof/>
-            <w:webHidden/>
-          </w:rPr>
-          <w:instrText xml:space="preserve"> PAGEREF _Toc244038912 \h </w:instrText>
+          <w:instrText xml:space="preserve"> PAGEREF _Toc244077836 \h </w:instrText>
         </w:r>
         <w:r>
           <w:rPr>
@@ -2335,22 +1277,16 @@
           <w:tab w:val="right" w:leader="dot" w:pos="9396"/>
         </w:tabs>
         <w:rPr>
-          <w:rFonts w:asciiTheme="minorHAnsi" w:eastAsiaTheme="minorEastAsia" w:hAnsiTheme="minorHAnsi"/>
           <w:noProof/>
-          <w:kern w:val="2"/>
-          <w:sz w:val="24"/>
-          <w:szCs w:val="24"/>
-          <w:lang w:val="es-GT" w:eastAsia="es-GT"/>
-          <w14:ligatures w14:val="standardContextual"/>
         </w:rPr>
       </w:pPr>
-      <w:hyperlink w:anchor="_Toc244038913" w:history="1">
+      <w:hyperlink w:anchor="_Toc244077837" w:history="1">
         <w:r>
           <w:rPr>
             <w:rStyle w:val="Hipervnculo"/>
             <w:noProof/>
           </w:rPr>
-          <w:t>4.6 Procedimientos almacenados</w:t>
+          <w:t>2.6 Modelo físico</w:t>
         </w:r>
         <w:r>
           <w:rPr>
@@ -2371,303 +1307,7 @@
             <w:noProof/>
             <w:webHidden/>
           </w:rPr>
-          <w:instrText xml:space="preserve"> PAGEREF _Toc244038913 \h </w:instrText>
-        </w:r>
-        <w:r>
-          <w:rPr>
-            <w:noProof/>
-            <w:webHidden/>
-          </w:rPr>
-        </w:r>
-        <w:r>
-          <w:rPr>
-            <w:noProof/>
-            <w:webHidden/>
-          </w:rPr>
-          <w:fldChar w:fldCharType="separate"/>
-        </w:r>
-        <w:r>
-          <w:rPr>
-            <w:noProof/>
-            <w:webHidden/>
-          </w:rPr>
-          <w:t>16</w:t>
-        </w:r>
-        <w:r>
-          <w:rPr>
-            <w:noProof/>
-            <w:webHidden/>
-          </w:rPr>
-          <w:fldChar w:fldCharType="end"/>
-        </w:r>
-      </w:hyperlink>
-    </w:p>
-    <w:p>
-      <w:pPr>
-        <w:pStyle w:val="TDC2"/>
-        <w:tabs>
-          <w:tab w:val="right" w:leader="dot" w:pos="9396"/>
-        </w:tabs>
-        <w:rPr>
-          <w:rFonts w:asciiTheme="minorHAnsi" w:eastAsiaTheme="minorEastAsia" w:hAnsiTheme="minorHAnsi"/>
-          <w:noProof/>
-          <w:kern w:val="2"/>
-          <w:sz w:val="24"/>
-          <w:szCs w:val="24"/>
-          <w:lang w:val="es-GT" w:eastAsia="es-GT"/>
-          <w14:ligatures w14:val="standardContextual"/>
-        </w:rPr>
-      </w:pPr>
-      <w:hyperlink w:anchor="_Toc244038914" w:history="1">
-        <w:r>
-          <w:rPr>
-            <w:rStyle w:val="Hipervnculo"/>
-            <w:noProof/>
-          </w:rPr>
-          <w:t>4.7 Triggers</w:t>
-        </w:r>
-        <w:r>
-          <w:rPr>
-            <w:noProof/>
-            <w:webHidden/>
-          </w:rPr>
-          <w:tab/>
-        </w:r>
-        <w:r>
-          <w:rPr>
-            <w:noProof/>
-            <w:webHidden/>
-          </w:rPr>
-          <w:fldChar w:fldCharType="begin"/>
-        </w:r>
-        <w:r>
-          <w:rPr>
-            <w:noProof/>
-            <w:webHidden/>
-          </w:rPr>
-          <w:instrText xml:space="preserve"> PAGEREF _Toc244038914 \h </w:instrText>
-        </w:r>
-        <w:r>
-          <w:rPr>
-            <w:noProof/>
-            <w:webHidden/>
-          </w:rPr>
-        </w:r>
-        <w:r>
-          <w:rPr>
-            <w:noProof/>
-            <w:webHidden/>
-          </w:rPr>
-          <w:fldChar w:fldCharType="separate"/>
-        </w:r>
-        <w:r>
-          <w:rPr>
-            <w:noProof/>
-            <w:webHidden/>
-          </w:rPr>
-          <w:t>17</w:t>
-        </w:r>
-        <w:r>
-          <w:rPr>
-            <w:noProof/>
-            <w:webHidden/>
-          </w:rPr>
-          <w:fldChar w:fldCharType="end"/>
-        </w:r>
-      </w:hyperlink>
-    </w:p>
-    <w:p>
-      <w:pPr>
-        <w:pStyle w:val="TDC2"/>
-        <w:tabs>
-          <w:tab w:val="right" w:leader="dot" w:pos="9396"/>
-        </w:tabs>
-        <w:rPr>
-          <w:rFonts w:asciiTheme="minorHAnsi" w:eastAsiaTheme="minorEastAsia" w:hAnsiTheme="minorHAnsi"/>
-          <w:noProof/>
-          <w:kern w:val="2"/>
-          <w:sz w:val="24"/>
-          <w:szCs w:val="24"/>
-          <w:lang w:val="es-GT" w:eastAsia="es-GT"/>
-          <w14:ligatures w14:val="standardContextual"/>
-        </w:rPr>
-      </w:pPr>
-      <w:hyperlink w:anchor="_Toc244038915" w:history="1">
-        <w:r>
-          <w:rPr>
-            <w:rStyle w:val="Hipervnculo"/>
-            <w:noProof/>
-          </w:rPr>
-          <w:t>4.8 Tarea programada</w:t>
-        </w:r>
-        <w:r>
-          <w:rPr>
-            <w:noProof/>
-            <w:webHidden/>
-          </w:rPr>
-          <w:tab/>
-        </w:r>
-        <w:r>
-          <w:rPr>
-            <w:noProof/>
-            <w:webHidden/>
-          </w:rPr>
-          <w:fldChar w:fldCharType="begin"/>
-        </w:r>
-        <w:r>
-          <w:rPr>
-            <w:noProof/>
-            <w:webHidden/>
-          </w:rPr>
-          <w:instrText xml:space="preserve"> PAGEREF _Toc244038915 \h </w:instrText>
-        </w:r>
-        <w:r>
-          <w:rPr>
-            <w:noProof/>
-            <w:webHidden/>
-          </w:rPr>
-        </w:r>
-        <w:r>
-          <w:rPr>
-            <w:noProof/>
-            <w:webHidden/>
-          </w:rPr>
-          <w:fldChar w:fldCharType="separate"/>
-        </w:r>
-        <w:r>
-          <w:rPr>
-            <w:noProof/>
-            <w:webHidden/>
-          </w:rPr>
-          <w:t>17</w:t>
-        </w:r>
-        <w:r>
-          <w:rPr>
-            <w:noProof/>
-            <w:webHidden/>
-          </w:rPr>
-          <w:fldChar w:fldCharType="end"/>
-        </w:r>
-      </w:hyperlink>
-    </w:p>
-    <w:p>
-      <w:pPr>
-        <w:pStyle w:val="TDC2"/>
-        <w:tabs>
-          <w:tab w:val="right" w:leader="dot" w:pos="9396"/>
-        </w:tabs>
-        <w:rPr>
-          <w:rFonts w:asciiTheme="minorHAnsi" w:eastAsiaTheme="minorEastAsia" w:hAnsiTheme="minorHAnsi"/>
-          <w:noProof/>
-          <w:kern w:val="2"/>
-          <w:sz w:val="24"/>
-          <w:szCs w:val="24"/>
-          <w:lang w:val="es-GT" w:eastAsia="es-GT"/>
-          <w14:ligatures w14:val="standardContextual"/>
-        </w:rPr>
-      </w:pPr>
-      <w:hyperlink w:anchor="_Toc244038916" w:history="1">
-        <w:r>
-          <w:rPr>
-            <w:rStyle w:val="Hipervnculo"/>
-            <w:noProof/>
-          </w:rPr>
-          <w:t>4.9 Transacciones: COMMIT y ROLLBACK</w:t>
-        </w:r>
-        <w:r>
-          <w:rPr>
-            <w:noProof/>
-            <w:webHidden/>
-          </w:rPr>
-          <w:tab/>
-        </w:r>
-        <w:r>
-          <w:rPr>
-            <w:noProof/>
-            <w:webHidden/>
-          </w:rPr>
-          <w:fldChar w:fldCharType="begin"/>
-        </w:r>
-        <w:r>
-          <w:rPr>
-            <w:noProof/>
-            <w:webHidden/>
-          </w:rPr>
-          <w:instrText xml:space="preserve"> PAGEREF _Toc244038916 \h </w:instrText>
-        </w:r>
-        <w:r>
-          <w:rPr>
-            <w:noProof/>
-            <w:webHidden/>
-          </w:rPr>
-        </w:r>
-        <w:r>
-          <w:rPr>
-            <w:noProof/>
-            <w:webHidden/>
-          </w:rPr>
-          <w:fldChar w:fldCharType="separate"/>
-        </w:r>
-        <w:r>
-          <w:rPr>
-            <w:noProof/>
-            <w:webHidden/>
-          </w:rPr>
-          <w:t>17</w:t>
-        </w:r>
-        <w:r>
-          <w:rPr>
-            <w:noProof/>
-            <w:webHidden/>
-          </w:rPr>
-          <w:fldChar w:fldCharType="end"/>
-        </w:r>
-      </w:hyperlink>
-    </w:p>
-    <w:p>
-      <w:pPr>
-        <w:pStyle w:val="TDC2"/>
-        <w:tabs>
-          <w:tab w:val="right" w:leader="dot" w:pos="9396"/>
-        </w:tabs>
-        <w:rPr>
-          <w:rFonts w:asciiTheme="minorHAnsi" w:eastAsiaTheme="minorEastAsia" w:hAnsiTheme="minorHAnsi"/>
-          <w:noProof/>
-          <w:kern w:val="2"/>
-          <w:sz w:val="24"/>
-          <w:szCs w:val="24"/>
-          <w:lang w:val="es-GT" w:eastAsia="es-GT"/>
-          <w14:ligatures w14:val="standardContextual"/>
-        </w:rPr>
-      </w:pPr>
-      <w:hyperlink w:anchor="_Toc244038917" w:history="1">
-        <w:r>
-          <w:rPr>
-            <w:rStyle w:val="Hipervnculo"/>
-            <w:noProof/>
-          </w:rPr>
-          <w:t>4.10 Manejo de excepciones</w:t>
-        </w:r>
-        <w:r>
-          <w:rPr>
-            <w:noProof/>
-            <w:webHidden/>
-          </w:rPr>
-          <w:tab/>
-        </w:r>
-        <w:r>
-          <w:rPr>
-            <w:noProof/>
-            <w:webHidden/>
-          </w:rPr>
-          <w:fldChar w:fldCharType="begin"/>
-        </w:r>
-        <w:r>
-          <w:rPr>
-            <w:noProof/>
-            <w:webHidden/>
-          </w:rPr>
-          <w:instrText xml:space="preserve"> PAGEREF _Toc244038917 \h </w:instrText>
+          <w:instrText xml:space="preserve"> PAGEREF _Toc244077837 \h </w:instrText>
         </w:r>
         <w:r>
           <w:rPr>
@@ -2705,22 +1345,16 @@
           <w:tab w:val="right" w:leader="dot" w:pos="9396"/>
         </w:tabs>
         <w:rPr>
-          <w:rFonts w:asciiTheme="minorHAnsi" w:eastAsiaTheme="minorEastAsia" w:hAnsiTheme="minorHAnsi"/>
           <w:noProof/>
-          <w:kern w:val="2"/>
-          <w:sz w:val="24"/>
-          <w:szCs w:val="24"/>
-          <w:lang w:val="es-GT" w:eastAsia="es-GT"/>
-          <w14:ligatures w14:val="standardContextual"/>
         </w:rPr>
       </w:pPr>
-      <w:hyperlink w:anchor="_Toc244038918" w:history="1">
+      <w:hyperlink w:anchor="_Toc244077838" w:history="1">
         <w:r>
           <w:rPr>
             <w:rStyle w:val="Hipervnculo"/>
             <w:noProof/>
           </w:rPr>
-          <w:t>5. Consultas SQL y explotación de la información</w:t>
+          <w:t>3. Normalización</w:t>
         </w:r>
         <w:r>
           <w:rPr>
@@ -2741,303 +1375,7 @@
             <w:noProof/>
             <w:webHidden/>
           </w:rPr>
-          <w:instrText xml:space="preserve"> PAGEREF _Toc244038918 \h </w:instrText>
-        </w:r>
-        <w:r>
-          <w:rPr>
-            <w:noProof/>
-            <w:webHidden/>
-          </w:rPr>
-        </w:r>
-        <w:r>
-          <w:rPr>
-            <w:noProof/>
-            <w:webHidden/>
-          </w:rPr>
-          <w:fldChar w:fldCharType="separate"/>
-        </w:r>
-        <w:r>
-          <w:rPr>
-            <w:noProof/>
-            <w:webHidden/>
-          </w:rPr>
-          <w:t>18</w:t>
-        </w:r>
-        <w:r>
-          <w:rPr>
-            <w:noProof/>
-            <w:webHidden/>
-          </w:rPr>
-          <w:fldChar w:fldCharType="end"/>
-        </w:r>
-      </w:hyperlink>
-    </w:p>
-    <w:p>
-      <w:pPr>
-        <w:pStyle w:val="TDC1"/>
-        <w:tabs>
-          <w:tab w:val="right" w:leader="dot" w:pos="9396"/>
-        </w:tabs>
-        <w:rPr>
-          <w:rFonts w:asciiTheme="minorHAnsi" w:eastAsiaTheme="minorEastAsia" w:hAnsiTheme="minorHAnsi"/>
-          <w:noProof/>
-          <w:kern w:val="2"/>
-          <w:sz w:val="24"/>
-          <w:szCs w:val="24"/>
-          <w:lang w:val="es-GT" w:eastAsia="es-GT"/>
-          <w14:ligatures w14:val="standardContextual"/>
-        </w:rPr>
-      </w:pPr>
-      <w:hyperlink w:anchor="_Toc244038919" w:history="1">
-        <w:r>
-          <w:rPr>
-            <w:rStyle w:val="Hipervnculo"/>
-            <w:noProof/>
-          </w:rPr>
-          <w:t>6. Seguridad</w:t>
-        </w:r>
-        <w:r>
-          <w:rPr>
-            <w:noProof/>
-            <w:webHidden/>
-          </w:rPr>
-          <w:tab/>
-        </w:r>
-        <w:r>
-          <w:rPr>
-            <w:noProof/>
-            <w:webHidden/>
-          </w:rPr>
-          <w:fldChar w:fldCharType="begin"/>
-        </w:r>
-        <w:r>
-          <w:rPr>
-            <w:noProof/>
-            <w:webHidden/>
-          </w:rPr>
-          <w:instrText xml:space="preserve"> PAGEREF _Toc244038919 \h </w:instrText>
-        </w:r>
-        <w:r>
-          <w:rPr>
-            <w:noProof/>
-            <w:webHidden/>
-          </w:rPr>
-        </w:r>
-        <w:r>
-          <w:rPr>
-            <w:noProof/>
-            <w:webHidden/>
-          </w:rPr>
-          <w:fldChar w:fldCharType="separate"/>
-        </w:r>
-        <w:r>
-          <w:rPr>
-            <w:noProof/>
-            <w:webHidden/>
-          </w:rPr>
-          <w:t>19</w:t>
-        </w:r>
-        <w:r>
-          <w:rPr>
-            <w:noProof/>
-            <w:webHidden/>
-          </w:rPr>
-          <w:fldChar w:fldCharType="end"/>
-        </w:r>
-      </w:hyperlink>
-    </w:p>
-    <w:p>
-      <w:pPr>
-        <w:pStyle w:val="TDC2"/>
-        <w:tabs>
-          <w:tab w:val="right" w:leader="dot" w:pos="9396"/>
-        </w:tabs>
-        <w:rPr>
-          <w:rFonts w:asciiTheme="minorHAnsi" w:eastAsiaTheme="minorEastAsia" w:hAnsiTheme="minorHAnsi"/>
-          <w:noProof/>
-          <w:kern w:val="2"/>
-          <w:sz w:val="24"/>
-          <w:szCs w:val="24"/>
-          <w:lang w:val="es-GT" w:eastAsia="es-GT"/>
-          <w14:ligatures w14:val="standardContextual"/>
-        </w:rPr>
-      </w:pPr>
-      <w:hyperlink w:anchor="_Toc244038920" w:history="1">
-        <w:r>
-          <w:rPr>
-            <w:rStyle w:val="Hipervnculo"/>
-            <w:noProof/>
-          </w:rPr>
-          <w:t>6.1 Seguridad en Oracle</w:t>
-        </w:r>
-        <w:r>
-          <w:rPr>
-            <w:noProof/>
-            <w:webHidden/>
-          </w:rPr>
-          <w:tab/>
-        </w:r>
-        <w:r>
-          <w:rPr>
-            <w:noProof/>
-            <w:webHidden/>
-          </w:rPr>
-          <w:fldChar w:fldCharType="begin"/>
-        </w:r>
-        <w:r>
-          <w:rPr>
-            <w:noProof/>
-            <w:webHidden/>
-          </w:rPr>
-          <w:instrText xml:space="preserve"> PAGEREF _Toc244038920 \h </w:instrText>
-        </w:r>
-        <w:r>
-          <w:rPr>
-            <w:noProof/>
-            <w:webHidden/>
-          </w:rPr>
-        </w:r>
-        <w:r>
-          <w:rPr>
-            <w:noProof/>
-            <w:webHidden/>
-          </w:rPr>
-          <w:fldChar w:fldCharType="separate"/>
-        </w:r>
-        <w:r>
-          <w:rPr>
-            <w:noProof/>
-            <w:webHidden/>
-          </w:rPr>
-          <w:t>19</w:t>
-        </w:r>
-        <w:r>
-          <w:rPr>
-            <w:noProof/>
-            <w:webHidden/>
-          </w:rPr>
-          <w:fldChar w:fldCharType="end"/>
-        </w:r>
-      </w:hyperlink>
-    </w:p>
-    <w:p>
-      <w:pPr>
-        <w:pStyle w:val="TDC2"/>
-        <w:tabs>
-          <w:tab w:val="right" w:leader="dot" w:pos="9396"/>
-        </w:tabs>
-        <w:rPr>
-          <w:rFonts w:asciiTheme="minorHAnsi" w:eastAsiaTheme="minorEastAsia" w:hAnsiTheme="minorHAnsi"/>
-          <w:noProof/>
-          <w:kern w:val="2"/>
-          <w:sz w:val="24"/>
-          <w:szCs w:val="24"/>
-          <w:lang w:val="es-GT" w:eastAsia="es-GT"/>
-          <w14:ligatures w14:val="standardContextual"/>
-        </w:rPr>
-      </w:pPr>
-      <w:hyperlink w:anchor="_Toc244038921" w:history="1">
-        <w:r>
-          <w:rPr>
-            <w:rStyle w:val="Hipervnculo"/>
-            <w:noProof/>
-          </w:rPr>
-          <w:t>6.2 Seguridad en la aplicación</w:t>
-        </w:r>
-        <w:r>
-          <w:rPr>
-            <w:noProof/>
-            <w:webHidden/>
-          </w:rPr>
-          <w:tab/>
-        </w:r>
-        <w:r>
-          <w:rPr>
-            <w:noProof/>
-            <w:webHidden/>
-          </w:rPr>
-          <w:fldChar w:fldCharType="begin"/>
-        </w:r>
-        <w:r>
-          <w:rPr>
-            <w:noProof/>
-            <w:webHidden/>
-          </w:rPr>
-          <w:instrText xml:space="preserve"> PAGEREF _Toc244038921 \h </w:instrText>
-        </w:r>
-        <w:r>
-          <w:rPr>
-            <w:noProof/>
-            <w:webHidden/>
-          </w:rPr>
-        </w:r>
-        <w:r>
-          <w:rPr>
-            <w:noProof/>
-            <w:webHidden/>
-          </w:rPr>
-          <w:fldChar w:fldCharType="separate"/>
-        </w:r>
-        <w:r>
-          <w:rPr>
-            <w:noProof/>
-            <w:webHidden/>
-          </w:rPr>
-          <w:t>19</w:t>
-        </w:r>
-        <w:r>
-          <w:rPr>
-            <w:noProof/>
-            <w:webHidden/>
-          </w:rPr>
-          <w:fldChar w:fldCharType="end"/>
-        </w:r>
-      </w:hyperlink>
-    </w:p>
-    <w:p>
-      <w:pPr>
-        <w:pStyle w:val="TDC1"/>
-        <w:tabs>
-          <w:tab w:val="right" w:leader="dot" w:pos="9396"/>
-        </w:tabs>
-        <w:rPr>
-          <w:rFonts w:asciiTheme="minorHAnsi" w:eastAsiaTheme="minorEastAsia" w:hAnsiTheme="minorHAnsi"/>
-          <w:noProof/>
-          <w:kern w:val="2"/>
-          <w:sz w:val="24"/>
-          <w:szCs w:val="24"/>
-          <w:lang w:val="es-GT" w:eastAsia="es-GT"/>
-          <w14:ligatures w14:val="standardContextual"/>
-        </w:rPr>
-      </w:pPr>
-      <w:hyperlink w:anchor="_Toc244038922" w:history="1">
-        <w:r>
-          <w:rPr>
-            <w:rStyle w:val="Hipervnculo"/>
-            <w:noProof/>
-          </w:rPr>
-          <w:t>7. Prototipo funcional</w:t>
-        </w:r>
-        <w:r>
-          <w:rPr>
-            <w:noProof/>
-            <w:webHidden/>
-          </w:rPr>
-          <w:tab/>
-        </w:r>
-        <w:r>
-          <w:rPr>
-            <w:noProof/>
-            <w:webHidden/>
-          </w:rPr>
-          <w:fldChar w:fldCharType="begin"/>
-        </w:r>
-        <w:r>
-          <w:rPr>
-            <w:noProof/>
-            <w:webHidden/>
-          </w:rPr>
-          <w:instrText xml:space="preserve"> PAGEREF _Toc244038922 \h </w:instrText>
+          <w:instrText xml:space="preserve"> PAGEREF _Toc244077838 \h </w:instrText>
         </w:r>
         <w:r>
           <w:rPr>
@@ -3075,22 +1413,16 @@
           <w:tab w:val="right" w:leader="dot" w:pos="9396"/>
         </w:tabs>
         <w:rPr>
-          <w:rFonts w:asciiTheme="minorHAnsi" w:eastAsiaTheme="minorEastAsia" w:hAnsiTheme="minorHAnsi"/>
           <w:noProof/>
-          <w:kern w:val="2"/>
-          <w:sz w:val="24"/>
-          <w:szCs w:val="24"/>
-          <w:lang w:val="es-GT" w:eastAsia="es-GT"/>
-          <w14:ligatures w14:val="standardContextual"/>
         </w:rPr>
       </w:pPr>
-      <w:hyperlink w:anchor="_Toc244038923" w:history="1">
+      <w:hyperlink w:anchor="_Toc244077839" w:history="1">
         <w:r>
           <w:rPr>
             <w:rStyle w:val="Hipervnculo"/>
             <w:noProof/>
           </w:rPr>
-          <w:t>7.1 Arquitectura</w:t>
+          <w:t>3.1 Relación sin normalizar (0FN)</w:t>
         </w:r>
         <w:r>
           <w:rPr>
@@ -3111,7 +1443,7 @@
             <w:noProof/>
             <w:webHidden/>
           </w:rPr>
-          <w:instrText xml:space="preserve"> PAGEREF _Toc244038923 \h </w:instrText>
+          <w:instrText xml:space="preserve"> PAGEREF _Toc244077839 \h </w:instrText>
         </w:r>
         <w:r>
           <w:rPr>
@@ -3149,22 +1481,16 @@
           <w:tab w:val="right" w:leader="dot" w:pos="9396"/>
         </w:tabs>
         <w:rPr>
-          <w:rFonts w:asciiTheme="minorHAnsi" w:eastAsiaTheme="minorEastAsia" w:hAnsiTheme="minorHAnsi"/>
           <w:noProof/>
-          <w:kern w:val="2"/>
-          <w:sz w:val="24"/>
-          <w:szCs w:val="24"/>
-          <w:lang w:val="es-GT" w:eastAsia="es-GT"/>
-          <w14:ligatures w14:val="standardContextual"/>
         </w:rPr>
       </w:pPr>
-      <w:hyperlink w:anchor="_Toc244038924" w:history="1">
+      <w:hyperlink w:anchor="_Toc244077840" w:history="1">
         <w:r>
           <w:rPr>
             <w:rStyle w:val="Hipervnculo"/>
             <w:noProof/>
           </w:rPr>
-          <w:t>7.2 Pantallas principales</w:t>
+          <w:t>3.2 Primera forma normal (1FN)</w:t>
         </w:r>
         <w:r>
           <w:rPr>
@@ -3185,7 +1511,211 @@
             <w:noProof/>
             <w:webHidden/>
           </w:rPr>
-          <w:instrText xml:space="preserve"> PAGEREF _Toc244038924 \h </w:instrText>
+          <w:instrText xml:space="preserve"> PAGEREF _Toc244077840 \h </w:instrText>
+        </w:r>
+        <w:r>
+          <w:rPr>
+            <w:noProof/>
+            <w:webHidden/>
+          </w:rPr>
+        </w:r>
+        <w:r>
+          <w:rPr>
+            <w:noProof/>
+            <w:webHidden/>
+          </w:rPr>
+          <w:fldChar w:fldCharType="separate"/>
+        </w:r>
+        <w:r>
+          <w:rPr>
+            <w:noProof/>
+            <w:webHidden/>
+          </w:rPr>
+          <w:t>20</w:t>
+        </w:r>
+        <w:r>
+          <w:rPr>
+            <w:noProof/>
+            <w:webHidden/>
+          </w:rPr>
+          <w:fldChar w:fldCharType="end"/>
+        </w:r>
+      </w:hyperlink>
+    </w:p>
+    <w:p>
+      <w:pPr>
+        <w:pStyle w:val="TDC2"/>
+        <w:tabs>
+          <w:tab w:val="right" w:leader="dot" w:pos="9396"/>
+        </w:tabs>
+        <w:rPr>
+          <w:noProof/>
+        </w:rPr>
+      </w:pPr>
+      <w:hyperlink w:anchor="_Toc244077841" w:history="1">
+        <w:r>
+          <w:rPr>
+            <w:rStyle w:val="Hipervnculo"/>
+            <w:noProof/>
+          </w:rPr>
+          <w:t>3.3 Segunda forma normal (2FN)</w:t>
+        </w:r>
+        <w:r>
+          <w:rPr>
+            <w:noProof/>
+            <w:webHidden/>
+          </w:rPr>
+          <w:tab/>
+        </w:r>
+        <w:r>
+          <w:rPr>
+            <w:noProof/>
+            <w:webHidden/>
+          </w:rPr>
+          <w:fldChar w:fldCharType="begin"/>
+        </w:r>
+        <w:r>
+          <w:rPr>
+            <w:noProof/>
+            <w:webHidden/>
+          </w:rPr>
+          <w:instrText xml:space="preserve"> PAGEREF _Toc244077841 \h </w:instrText>
+        </w:r>
+        <w:r>
+          <w:rPr>
+            <w:noProof/>
+            <w:webHidden/>
+          </w:rPr>
+        </w:r>
+        <w:r>
+          <w:rPr>
+            <w:noProof/>
+            <w:webHidden/>
+          </w:rPr>
+          <w:fldChar w:fldCharType="separate"/>
+        </w:r>
+        <w:r>
+          <w:rPr>
+            <w:noProof/>
+            <w:webHidden/>
+          </w:rPr>
+          <w:t>20</w:t>
+        </w:r>
+        <w:r>
+          <w:rPr>
+            <w:noProof/>
+            <w:webHidden/>
+          </w:rPr>
+          <w:fldChar w:fldCharType="end"/>
+        </w:r>
+      </w:hyperlink>
+    </w:p>
+    <w:p>
+      <w:pPr>
+        <w:pStyle w:val="TDC2"/>
+        <w:tabs>
+          <w:tab w:val="right" w:leader="dot" w:pos="9396"/>
+        </w:tabs>
+        <w:rPr>
+          <w:noProof/>
+        </w:rPr>
+      </w:pPr>
+      <w:hyperlink w:anchor="_Toc244077842" w:history="1">
+        <w:r>
+          <w:rPr>
+            <w:rStyle w:val="Hipervnculo"/>
+            <w:noProof/>
+          </w:rPr>
+          <w:t>3.4 Tercera forma normal (3FN)</w:t>
+        </w:r>
+        <w:r>
+          <w:rPr>
+            <w:noProof/>
+            <w:webHidden/>
+          </w:rPr>
+          <w:tab/>
+        </w:r>
+        <w:r>
+          <w:rPr>
+            <w:noProof/>
+            <w:webHidden/>
+          </w:rPr>
+          <w:fldChar w:fldCharType="begin"/>
+        </w:r>
+        <w:r>
+          <w:rPr>
+            <w:noProof/>
+            <w:webHidden/>
+          </w:rPr>
+          <w:instrText xml:space="preserve"> PAGEREF _Toc244077842 \h </w:instrText>
+        </w:r>
+        <w:r>
+          <w:rPr>
+            <w:noProof/>
+            <w:webHidden/>
+          </w:rPr>
+        </w:r>
+        <w:r>
+          <w:rPr>
+            <w:noProof/>
+            <w:webHidden/>
+          </w:rPr>
+          <w:fldChar w:fldCharType="separate"/>
+        </w:r>
+        <w:r>
+          <w:rPr>
+            <w:noProof/>
+            <w:webHidden/>
+          </w:rPr>
+          <w:t>21</w:t>
+        </w:r>
+        <w:r>
+          <w:rPr>
+            <w:noProof/>
+            <w:webHidden/>
+          </w:rPr>
+          <w:fldChar w:fldCharType="end"/>
+        </w:r>
+      </w:hyperlink>
+    </w:p>
+    <w:p>
+      <w:pPr>
+        <w:pStyle w:val="TDC2"/>
+        <w:tabs>
+          <w:tab w:val="right" w:leader="dot" w:pos="9396"/>
+        </w:tabs>
+        <w:rPr>
+          <w:noProof/>
+        </w:rPr>
+      </w:pPr>
+      <w:hyperlink w:anchor="_Toc244077843" w:history="1">
+        <w:r>
+          <w:rPr>
+            <w:rStyle w:val="Hipervnculo"/>
+            <w:noProof/>
+          </w:rPr>
+          <w:t>3.5 Decisiones de diseño sobre datos calculados</w:t>
+        </w:r>
+        <w:r>
+          <w:rPr>
+            <w:noProof/>
+            <w:webHidden/>
+          </w:rPr>
+          <w:tab/>
+        </w:r>
+        <w:r>
+          <w:rPr>
+            <w:noProof/>
+            <w:webHidden/>
+          </w:rPr>
+          <w:fldChar w:fldCharType="begin"/>
+        </w:r>
+        <w:r>
+          <w:rPr>
+            <w:noProof/>
+            <w:webHidden/>
+          </w:rPr>
+          <w:instrText xml:space="preserve"> PAGEREF _Toc244077843 \h </w:instrText>
         </w:r>
         <w:r>
           <w:rPr>
@@ -3223,22 +1753,16 @@
           <w:tab w:val="right" w:leader="dot" w:pos="9396"/>
         </w:tabs>
         <w:rPr>
-          <w:rFonts w:asciiTheme="minorHAnsi" w:eastAsiaTheme="minorEastAsia" w:hAnsiTheme="minorHAnsi"/>
           <w:noProof/>
-          <w:kern w:val="2"/>
-          <w:sz w:val="24"/>
-          <w:szCs w:val="24"/>
-          <w:lang w:val="es-GT" w:eastAsia="es-GT"/>
-          <w14:ligatures w14:val="standardContextual"/>
         </w:rPr>
       </w:pPr>
-      <w:hyperlink w:anchor="_Toc244038925" w:history="1">
+      <w:hyperlink w:anchor="_Toc244077844" w:history="1">
         <w:r>
           <w:rPr>
             <w:rStyle w:val="Hipervnculo"/>
             <w:noProof/>
           </w:rPr>
-          <w:t>8. Pruebas y validación</w:t>
+          <w:t>4. Implementación en Oracle</w:t>
         </w:r>
         <w:r>
           <w:rPr>
@@ -3259,7 +1783,823 @@
             <w:noProof/>
             <w:webHidden/>
           </w:rPr>
-          <w:instrText xml:space="preserve"> PAGEREF _Toc244038925 \h </w:instrText>
+          <w:instrText xml:space="preserve"> PAGEREF _Toc244077844 \h </w:instrText>
+        </w:r>
+        <w:r>
+          <w:rPr>
+            <w:noProof/>
+            <w:webHidden/>
+          </w:rPr>
+        </w:r>
+        <w:r>
+          <w:rPr>
+            <w:noProof/>
+            <w:webHidden/>
+          </w:rPr>
+          <w:fldChar w:fldCharType="separate"/>
+        </w:r>
+        <w:r>
+          <w:rPr>
+            <w:noProof/>
+            <w:webHidden/>
+          </w:rPr>
+          <w:t>22</w:t>
+        </w:r>
+        <w:r>
+          <w:rPr>
+            <w:noProof/>
+            <w:webHidden/>
+          </w:rPr>
+          <w:fldChar w:fldCharType="end"/>
+        </w:r>
+      </w:hyperlink>
+    </w:p>
+    <w:p>
+      <w:pPr>
+        <w:pStyle w:val="TDC2"/>
+        <w:tabs>
+          <w:tab w:val="right" w:leader="dot" w:pos="9396"/>
+        </w:tabs>
+        <w:rPr>
+          <w:noProof/>
+        </w:rPr>
+      </w:pPr>
+      <w:hyperlink w:anchor="_Toc244077845" w:history="1">
+        <w:r>
+          <w:rPr>
+            <w:rStyle w:val="Hipervnculo"/>
+            <w:noProof/>
+          </w:rPr>
+          <w:t>4.1 Entorno</w:t>
+        </w:r>
+        <w:r>
+          <w:rPr>
+            <w:noProof/>
+            <w:webHidden/>
+          </w:rPr>
+          <w:tab/>
+        </w:r>
+        <w:r>
+          <w:rPr>
+            <w:noProof/>
+            <w:webHidden/>
+          </w:rPr>
+          <w:fldChar w:fldCharType="begin"/>
+        </w:r>
+        <w:r>
+          <w:rPr>
+            <w:noProof/>
+            <w:webHidden/>
+          </w:rPr>
+          <w:instrText xml:space="preserve"> PAGEREF _Toc244077845 \h </w:instrText>
+        </w:r>
+        <w:r>
+          <w:rPr>
+            <w:noProof/>
+            <w:webHidden/>
+          </w:rPr>
+        </w:r>
+        <w:r>
+          <w:rPr>
+            <w:noProof/>
+            <w:webHidden/>
+          </w:rPr>
+          <w:fldChar w:fldCharType="separate"/>
+        </w:r>
+        <w:r>
+          <w:rPr>
+            <w:noProof/>
+            <w:webHidden/>
+          </w:rPr>
+          <w:t>22</w:t>
+        </w:r>
+        <w:r>
+          <w:rPr>
+            <w:noProof/>
+            <w:webHidden/>
+          </w:rPr>
+          <w:fldChar w:fldCharType="end"/>
+        </w:r>
+      </w:hyperlink>
+    </w:p>
+    <w:p>
+      <w:pPr>
+        <w:pStyle w:val="TDC2"/>
+        <w:tabs>
+          <w:tab w:val="right" w:leader="dot" w:pos="9396"/>
+        </w:tabs>
+        <w:rPr>
+          <w:noProof/>
+        </w:rPr>
+      </w:pPr>
+      <w:hyperlink w:anchor="_Toc244077846" w:history="1">
+        <w:r>
+          <w:rPr>
+            <w:rStyle w:val="Hipervnculo"/>
+            <w:noProof/>
+          </w:rPr>
+          <w:t>4.2 Organización del script</w:t>
+        </w:r>
+        <w:r>
+          <w:rPr>
+            <w:noProof/>
+            <w:webHidden/>
+          </w:rPr>
+          <w:tab/>
+        </w:r>
+        <w:r>
+          <w:rPr>
+            <w:noProof/>
+            <w:webHidden/>
+          </w:rPr>
+          <w:fldChar w:fldCharType="begin"/>
+        </w:r>
+        <w:r>
+          <w:rPr>
+            <w:noProof/>
+            <w:webHidden/>
+          </w:rPr>
+          <w:instrText xml:space="preserve"> PAGEREF _Toc244077846 \h </w:instrText>
+        </w:r>
+        <w:r>
+          <w:rPr>
+            <w:noProof/>
+            <w:webHidden/>
+          </w:rPr>
+        </w:r>
+        <w:r>
+          <w:rPr>
+            <w:noProof/>
+            <w:webHidden/>
+          </w:rPr>
+          <w:fldChar w:fldCharType="separate"/>
+        </w:r>
+        <w:r>
+          <w:rPr>
+            <w:noProof/>
+            <w:webHidden/>
+          </w:rPr>
+          <w:t>22</w:t>
+        </w:r>
+        <w:r>
+          <w:rPr>
+            <w:noProof/>
+            <w:webHidden/>
+          </w:rPr>
+          <w:fldChar w:fldCharType="end"/>
+        </w:r>
+      </w:hyperlink>
+    </w:p>
+    <w:p>
+      <w:pPr>
+        <w:pStyle w:val="TDC2"/>
+        <w:tabs>
+          <w:tab w:val="right" w:leader="dot" w:pos="9396"/>
+        </w:tabs>
+        <w:rPr>
+          <w:noProof/>
+        </w:rPr>
+      </w:pPr>
+      <w:hyperlink w:anchor="_Toc244077847" w:history="1">
+        <w:r>
+          <w:rPr>
+            <w:rStyle w:val="Hipervnculo"/>
+            <w:noProof/>
+          </w:rPr>
+          <w:t>4.3 Secuencias e índices</w:t>
+        </w:r>
+        <w:r>
+          <w:rPr>
+            <w:noProof/>
+            <w:webHidden/>
+          </w:rPr>
+          <w:tab/>
+        </w:r>
+        <w:r>
+          <w:rPr>
+            <w:noProof/>
+            <w:webHidden/>
+          </w:rPr>
+          <w:fldChar w:fldCharType="begin"/>
+        </w:r>
+        <w:r>
+          <w:rPr>
+            <w:noProof/>
+            <w:webHidden/>
+          </w:rPr>
+          <w:instrText xml:space="preserve"> PAGEREF _Toc244077847 \h </w:instrText>
+        </w:r>
+        <w:r>
+          <w:rPr>
+            <w:noProof/>
+            <w:webHidden/>
+          </w:rPr>
+        </w:r>
+        <w:r>
+          <w:rPr>
+            <w:noProof/>
+            <w:webHidden/>
+          </w:rPr>
+          <w:fldChar w:fldCharType="separate"/>
+        </w:r>
+        <w:r>
+          <w:rPr>
+            <w:noProof/>
+            <w:webHidden/>
+          </w:rPr>
+          <w:t>23</w:t>
+        </w:r>
+        <w:r>
+          <w:rPr>
+            <w:noProof/>
+            <w:webHidden/>
+          </w:rPr>
+          <w:fldChar w:fldCharType="end"/>
+        </w:r>
+      </w:hyperlink>
+    </w:p>
+    <w:p>
+      <w:pPr>
+        <w:pStyle w:val="TDC2"/>
+        <w:tabs>
+          <w:tab w:val="right" w:leader="dot" w:pos="9396"/>
+        </w:tabs>
+        <w:rPr>
+          <w:noProof/>
+        </w:rPr>
+      </w:pPr>
+      <w:hyperlink w:anchor="_Toc244077848" w:history="1">
+        <w:r>
+          <w:rPr>
+            <w:rStyle w:val="Hipervnculo"/>
+            <w:noProof/>
+          </w:rPr>
+          <w:t>4.4 Vistas</w:t>
+        </w:r>
+        <w:r>
+          <w:rPr>
+            <w:noProof/>
+            <w:webHidden/>
+          </w:rPr>
+          <w:tab/>
+        </w:r>
+        <w:r>
+          <w:rPr>
+            <w:noProof/>
+            <w:webHidden/>
+          </w:rPr>
+          <w:fldChar w:fldCharType="begin"/>
+        </w:r>
+        <w:r>
+          <w:rPr>
+            <w:noProof/>
+            <w:webHidden/>
+          </w:rPr>
+          <w:instrText xml:space="preserve"> PAGEREF _Toc244077848 \h </w:instrText>
+        </w:r>
+        <w:r>
+          <w:rPr>
+            <w:noProof/>
+            <w:webHidden/>
+          </w:rPr>
+        </w:r>
+        <w:r>
+          <w:rPr>
+            <w:noProof/>
+            <w:webHidden/>
+          </w:rPr>
+          <w:fldChar w:fldCharType="separate"/>
+        </w:r>
+        <w:r>
+          <w:rPr>
+            <w:noProof/>
+            <w:webHidden/>
+          </w:rPr>
+          <w:t>23</w:t>
+        </w:r>
+        <w:r>
+          <w:rPr>
+            <w:noProof/>
+            <w:webHidden/>
+          </w:rPr>
+          <w:fldChar w:fldCharType="end"/>
+        </w:r>
+      </w:hyperlink>
+    </w:p>
+    <w:p>
+      <w:pPr>
+        <w:pStyle w:val="TDC2"/>
+        <w:tabs>
+          <w:tab w:val="right" w:leader="dot" w:pos="9396"/>
+        </w:tabs>
+        <w:rPr>
+          <w:noProof/>
+        </w:rPr>
+      </w:pPr>
+      <w:hyperlink w:anchor="_Toc244077849" w:history="1">
+        <w:r>
+          <w:rPr>
+            <w:rStyle w:val="Hipervnculo"/>
+            <w:noProof/>
+          </w:rPr>
+          <w:t>4.5 Funciones</w:t>
+        </w:r>
+        <w:r>
+          <w:rPr>
+            <w:noProof/>
+            <w:webHidden/>
+          </w:rPr>
+          <w:tab/>
+        </w:r>
+        <w:r>
+          <w:rPr>
+            <w:noProof/>
+            <w:webHidden/>
+          </w:rPr>
+          <w:fldChar w:fldCharType="begin"/>
+        </w:r>
+        <w:r>
+          <w:rPr>
+            <w:noProof/>
+            <w:webHidden/>
+          </w:rPr>
+          <w:instrText xml:space="preserve"> PAGEREF _Toc244077849 \h </w:instrText>
+        </w:r>
+        <w:r>
+          <w:rPr>
+            <w:noProof/>
+            <w:webHidden/>
+          </w:rPr>
+        </w:r>
+        <w:r>
+          <w:rPr>
+            <w:noProof/>
+            <w:webHidden/>
+          </w:rPr>
+          <w:fldChar w:fldCharType="separate"/>
+        </w:r>
+        <w:r>
+          <w:rPr>
+            <w:noProof/>
+            <w:webHidden/>
+          </w:rPr>
+          <w:t>23</w:t>
+        </w:r>
+        <w:r>
+          <w:rPr>
+            <w:noProof/>
+            <w:webHidden/>
+          </w:rPr>
+          <w:fldChar w:fldCharType="end"/>
+        </w:r>
+      </w:hyperlink>
+    </w:p>
+    <w:p>
+      <w:pPr>
+        <w:pStyle w:val="TDC2"/>
+        <w:tabs>
+          <w:tab w:val="right" w:leader="dot" w:pos="9396"/>
+        </w:tabs>
+        <w:rPr>
+          <w:noProof/>
+        </w:rPr>
+      </w:pPr>
+      <w:hyperlink w:anchor="_Toc244077850" w:history="1">
+        <w:r>
+          <w:rPr>
+            <w:rStyle w:val="Hipervnculo"/>
+            <w:noProof/>
+          </w:rPr>
+          <w:t>4.6 Procedimientos almacenados</w:t>
+        </w:r>
+        <w:r>
+          <w:rPr>
+            <w:noProof/>
+            <w:webHidden/>
+          </w:rPr>
+          <w:tab/>
+        </w:r>
+        <w:r>
+          <w:rPr>
+            <w:noProof/>
+            <w:webHidden/>
+          </w:rPr>
+          <w:fldChar w:fldCharType="begin"/>
+        </w:r>
+        <w:r>
+          <w:rPr>
+            <w:noProof/>
+            <w:webHidden/>
+          </w:rPr>
+          <w:instrText xml:space="preserve"> PAGEREF _Toc244077850 \h </w:instrText>
+        </w:r>
+        <w:r>
+          <w:rPr>
+            <w:noProof/>
+            <w:webHidden/>
+          </w:rPr>
+        </w:r>
+        <w:r>
+          <w:rPr>
+            <w:noProof/>
+            <w:webHidden/>
+          </w:rPr>
+          <w:fldChar w:fldCharType="separate"/>
+        </w:r>
+        <w:r>
+          <w:rPr>
+            <w:noProof/>
+            <w:webHidden/>
+          </w:rPr>
+          <w:t>23</w:t>
+        </w:r>
+        <w:r>
+          <w:rPr>
+            <w:noProof/>
+            <w:webHidden/>
+          </w:rPr>
+          <w:fldChar w:fldCharType="end"/>
+        </w:r>
+      </w:hyperlink>
+    </w:p>
+    <w:p>
+      <w:pPr>
+        <w:pStyle w:val="TDC2"/>
+        <w:tabs>
+          <w:tab w:val="right" w:leader="dot" w:pos="9396"/>
+        </w:tabs>
+        <w:rPr>
+          <w:noProof/>
+        </w:rPr>
+      </w:pPr>
+      <w:hyperlink w:anchor="_Toc244077851" w:history="1">
+        <w:r>
+          <w:rPr>
+            <w:rStyle w:val="Hipervnculo"/>
+            <w:noProof/>
+          </w:rPr>
+          <w:t>4.7 Triggers</w:t>
+        </w:r>
+        <w:r>
+          <w:rPr>
+            <w:noProof/>
+            <w:webHidden/>
+          </w:rPr>
+          <w:tab/>
+        </w:r>
+        <w:r>
+          <w:rPr>
+            <w:noProof/>
+            <w:webHidden/>
+          </w:rPr>
+          <w:fldChar w:fldCharType="begin"/>
+        </w:r>
+        <w:r>
+          <w:rPr>
+            <w:noProof/>
+            <w:webHidden/>
+          </w:rPr>
+          <w:instrText xml:space="preserve"> PAGEREF _Toc244077851 \h </w:instrText>
+        </w:r>
+        <w:r>
+          <w:rPr>
+            <w:noProof/>
+            <w:webHidden/>
+          </w:rPr>
+        </w:r>
+        <w:r>
+          <w:rPr>
+            <w:noProof/>
+            <w:webHidden/>
+          </w:rPr>
+          <w:fldChar w:fldCharType="separate"/>
+        </w:r>
+        <w:r>
+          <w:rPr>
+            <w:noProof/>
+            <w:webHidden/>
+          </w:rPr>
+          <w:t>24</w:t>
+        </w:r>
+        <w:r>
+          <w:rPr>
+            <w:noProof/>
+            <w:webHidden/>
+          </w:rPr>
+          <w:fldChar w:fldCharType="end"/>
+        </w:r>
+      </w:hyperlink>
+    </w:p>
+    <w:p>
+      <w:pPr>
+        <w:pStyle w:val="TDC2"/>
+        <w:tabs>
+          <w:tab w:val="right" w:leader="dot" w:pos="9396"/>
+        </w:tabs>
+        <w:rPr>
+          <w:noProof/>
+        </w:rPr>
+      </w:pPr>
+      <w:hyperlink w:anchor="_Toc244077852" w:history="1">
+        <w:r>
+          <w:rPr>
+            <w:rStyle w:val="Hipervnculo"/>
+            <w:noProof/>
+          </w:rPr>
+          <w:t>4.8 Tarea programada</w:t>
+        </w:r>
+        <w:r>
+          <w:rPr>
+            <w:noProof/>
+            <w:webHidden/>
+          </w:rPr>
+          <w:tab/>
+        </w:r>
+        <w:r>
+          <w:rPr>
+            <w:noProof/>
+            <w:webHidden/>
+          </w:rPr>
+          <w:fldChar w:fldCharType="begin"/>
+        </w:r>
+        <w:r>
+          <w:rPr>
+            <w:noProof/>
+            <w:webHidden/>
+          </w:rPr>
+          <w:instrText xml:space="preserve"> PAGEREF _Toc244077852 \h </w:instrText>
+        </w:r>
+        <w:r>
+          <w:rPr>
+            <w:noProof/>
+            <w:webHidden/>
+          </w:rPr>
+        </w:r>
+        <w:r>
+          <w:rPr>
+            <w:noProof/>
+            <w:webHidden/>
+          </w:rPr>
+          <w:fldChar w:fldCharType="separate"/>
+        </w:r>
+        <w:r>
+          <w:rPr>
+            <w:noProof/>
+            <w:webHidden/>
+          </w:rPr>
+          <w:t>25</w:t>
+        </w:r>
+        <w:r>
+          <w:rPr>
+            <w:noProof/>
+            <w:webHidden/>
+          </w:rPr>
+          <w:fldChar w:fldCharType="end"/>
+        </w:r>
+      </w:hyperlink>
+    </w:p>
+    <w:p>
+      <w:pPr>
+        <w:pStyle w:val="TDC2"/>
+        <w:tabs>
+          <w:tab w:val="right" w:leader="dot" w:pos="9396"/>
+        </w:tabs>
+        <w:rPr>
+          <w:noProof/>
+        </w:rPr>
+      </w:pPr>
+      <w:hyperlink w:anchor="_Toc244077853" w:history="1">
+        <w:r>
+          <w:rPr>
+            <w:rStyle w:val="Hipervnculo"/>
+            <w:noProof/>
+          </w:rPr>
+          <w:t>4.9 Transacciones: COMMIT y ROLLBACK</w:t>
+        </w:r>
+        <w:r>
+          <w:rPr>
+            <w:noProof/>
+            <w:webHidden/>
+          </w:rPr>
+          <w:tab/>
+        </w:r>
+        <w:r>
+          <w:rPr>
+            <w:noProof/>
+            <w:webHidden/>
+          </w:rPr>
+          <w:fldChar w:fldCharType="begin"/>
+        </w:r>
+        <w:r>
+          <w:rPr>
+            <w:noProof/>
+            <w:webHidden/>
+          </w:rPr>
+          <w:instrText xml:space="preserve"> PAGEREF _Toc244077853 \h </w:instrText>
+        </w:r>
+        <w:r>
+          <w:rPr>
+            <w:noProof/>
+            <w:webHidden/>
+          </w:rPr>
+        </w:r>
+        <w:r>
+          <w:rPr>
+            <w:noProof/>
+            <w:webHidden/>
+          </w:rPr>
+          <w:fldChar w:fldCharType="separate"/>
+        </w:r>
+        <w:r>
+          <w:rPr>
+            <w:noProof/>
+            <w:webHidden/>
+          </w:rPr>
+          <w:t>25</w:t>
+        </w:r>
+        <w:r>
+          <w:rPr>
+            <w:noProof/>
+            <w:webHidden/>
+          </w:rPr>
+          <w:fldChar w:fldCharType="end"/>
+        </w:r>
+      </w:hyperlink>
+    </w:p>
+    <w:p>
+      <w:pPr>
+        <w:pStyle w:val="TDC2"/>
+        <w:tabs>
+          <w:tab w:val="right" w:leader="dot" w:pos="9396"/>
+        </w:tabs>
+        <w:rPr>
+          <w:noProof/>
+        </w:rPr>
+      </w:pPr>
+      <w:hyperlink w:anchor="_Toc244077854" w:history="1">
+        <w:r>
+          <w:rPr>
+            <w:rStyle w:val="Hipervnculo"/>
+            <w:noProof/>
+          </w:rPr>
+          <w:t>4.10 Manejo de excepciones</w:t>
+        </w:r>
+        <w:r>
+          <w:rPr>
+            <w:noProof/>
+            <w:webHidden/>
+          </w:rPr>
+          <w:tab/>
+        </w:r>
+        <w:r>
+          <w:rPr>
+            <w:noProof/>
+            <w:webHidden/>
+          </w:rPr>
+          <w:fldChar w:fldCharType="begin"/>
+        </w:r>
+        <w:r>
+          <w:rPr>
+            <w:noProof/>
+            <w:webHidden/>
+          </w:rPr>
+          <w:instrText xml:space="preserve"> PAGEREF _Toc244077854 \h </w:instrText>
+        </w:r>
+        <w:r>
+          <w:rPr>
+            <w:noProof/>
+            <w:webHidden/>
+          </w:rPr>
+        </w:r>
+        <w:r>
+          <w:rPr>
+            <w:noProof/>
+            <w:webHidden/>
+          </w:rPr>
+          <w:fldChar w:fldCharType="separate"/>
+        </w:r>
+        <w:r>
+          <w:rPr>
+            <w:noProof/>
+            <w:webHidden/>
+          </w:rPr>
+          <w:t>25</w:t>
+        </w:r>
+        <w:r>
+          <w:rPr>
+            <w:noProof/>
+            <w:webHidden/>
+          </w:rPr>
+          <w:fldChar w:fldCharType="end"/>
+        </w:r>
+      </w:hyperlink>
+    </w:p>
+    <w:p>
+      <w:pPr>
+        <w:pStyle w:val="TDC1"/>
+        <w:tabs>
+          <w:tab w:val="right" w:leader="dot" w:pos="9396"/>
+        </w:tabs>
+        <w:rPr>
+          <w:noProof/>
+        </w:rPr>
+      </w:pPr>
+      <w:hyperlink w:anchor="_Toc244077855" w:history="1">
+        <w:r>
+          <w:rPr>
+            <w:rStyle w:val="Hipervnculo"/>
+            <w:noProof/>
+          </w:rPr>
+          <w:t>5. Consultas SQL y explotación de la información</w:t>
+        </w:r>
+        <w:r>
+          <w:rPr>
+            <w:noProof/>
+            <w:webHidden/>
+          </w:rPr>
+          <w:tab/>
+        </w:r>
+        <w:r>
+          <w:rPr>
+            <w:noProof/>
+            <w:webHidden/>
+          </w:rPr>
+          <w:fldChar w:fldCharType="begin"/>
+        </w:r>
+        <w:r>
+          <w:rPr>
+            <w:noProof/>
+            <w:webHidden/>
+          </w:rPr>
+          <w:instrText xml:space="preserve"> PAGEREF _Toc244077855 \h </w:instrText>
+        </w:r>
+        <w:r>
+          <w:rPr>
+            <w:noProof/>
+            <w:webHidden/>
+          </w:rPr>
+        </w:r>
+        <w:r>
+          <w:rPr>
+            <w:noProof/>
+            <w:webHidden/>
+          </w:rPr>
+          <w:fldChar w:fldCharType="separate"/>
+        </w:r>
+        <w:r>
+          <w:rPr>
+            <w:noProof/>
+            <w:webHidden/>
+          </w:rPr>
+          <w:t>26</w:t>
+        </w:r>
+        <w:r>
+          <w:rPr>
+            <w:noProof/>
+            <w:webHidden/>
+          </w:rPr>
+          <w:fldChar w:fldCharType="end"/>
+        </w:r>
+      </w:hyperlink>
+    </w:p>
+    <w:p>
+      <w:pPr>
+        <w:pStyle w:val="TDC1"/>
+        <w:tabs>
+          <w:tab w:val="right" w:leader="dot" w:pos="9396"/>
+        </w:tabs>
+        <w:rPr>
+          <w:noProof/>
+        </w:rPr>
+      </w:pPr>
+      <w:hyperlink w:anchor="_Toc244077856" w:history="1">
+        <w:r>
+          <w:rPr>
+            <w:rStyle w:val="Hipervnculo"/>
+            <w:noProof/>
+          </w:rPr>
+          <w:t>6. Seguridad</w:t>
+        </w:r>
+        <w:r>
+          <w:rPr>
+            <w:noProof/>
+            <w:webHidden/>
+          </w:rPr>
+          <w:tab/>
+        </w:r>
+        <w:r>
+          <w:rPr>
+            <w:noProof/>
+            <w:webHidden/>
+          </w:rPr>
+          <w:fldChar w:fldCharType="begin"/>
+        </w:r>
+        <w:r>
+          <w:rPr>
+            <w:noProof/>
+            <w:webHidden/>
+          </w:rPr>
+          <w:instrText xml:space="preserve"> PAGEREF _Toc244077856 \h </w:instrText>
         </w:r>
         <w:r>
           <w:rPr>
@@ -3297,22 +2637,16 @@
           <w:tab w:val="right" w:leader="dot" w:pos="9396"/>
         </w:tabs>
         <w:rPr>
-          <w:rFonts w:asciiTheme="minorHAnsi" w:eastAsiaTheme="minorEastAsia" w:hAnsiTheme="minorHAnsi"/>
           <w:noProof/>
-          <w:kern w:val="2"/>
-          <w:sz w:val="24"/>
-          <w:szCs w:val="24"/>
-          <w:lang w:val="es-GT" w:eastAsia="es-GT"/>
-          <w14:ligatures w14:val="standardContextual"/>
         </w:rPr>
       </w:pPr>
-      <w:hyperlink w:anchor="_Toc244038926" w:history="1">
+      <w:hyperlink w:anchor="_Toc244077857" w:history="1">
         <w:r>
           <w:rPr>
             <w:rStyle w:val="Hipervnculo"/>
             <w:noProof/>
           </w:rPr>
-          <w:t>8.1 Datos de prueba</w:t>
+          <w:t>6.1 Seguridad en Oracle</w:t>
         </w:r>
         <w:r>
           <w:rPr>
@@ -3333,7 +2667,7 @@
             <w:noProof/>
             <w:webHidden/>
           </w:rPr>
-          <w:instrText xml:space="preserve"> PAGEREF _Toc244038926 \h </w:instrText>
+          <w:instrText xml:space="preserve"> PAGEREF _Toc244077857 \h </w:instrText>
         </w:r>
         <w:r>
           <w:rPr>
@@ -3371,22 +2705,16 @@
           <w:tab w:val="right" w:leader="dot" w:pos="9396"/>
         </w:tabs>
         <w:rPr>
-          <w:rFonts w:asciiTheme="minorHAnsi" w:eastAsiaTheme="minorEastAsia" w:hAnsiTheme="minorHAnsi"/>
           <w:noProof/>
-          <w:kern w:val="2"/>
-          <w:sz w:val="24"/>
-          <w:szCs w:val="24"/>
-          <w:lang w:val="es-GT" w:eastAsia="es-GT"/>
-          <w14:ligatures w14:val="standardContextual"/>
         </w:rPr>
       </w:pPr>
-      <w:hyperlink w:anchor="_Toc244038927" w:history="1">
+      <w:hyperlink w:anchor="_Toc244077858" w:history="1">
         <w:r>
           <w:rPr>
             <w:rStyle w:val="Hipervnculo"/>
             <w:noProof/>
           </w:rPr>
-          <w:t>8.2 Verificación de la consistencia de los datos</w:t>
+          <w:t>6.2 Seguridad en la aplicación</w:t>
         </w:r>
         <w:r>
           <w:rPr>
@@ -3407,155 +2735,7 @@
             <w:noProof/>
             <w:webHidden/>
           </w:rPr>
-          <w:instrText xml:space="preserve"> PAGEREF _Toc244038927 \h </w:instrText>
-        </w:r>
-        <w:r>
-          <w:rPr>
-            <w:noProof/>
-            <w:webHidden/>
-          </w:rPr>
-        </w:r>
-        <w:r>
-          <w:rPr>
-            <w:noProof/>
-            <w:webHidden/>
-          </w:rPr>
-          <w:fldChar w:fldCharType="separate"/>
-        </w:r>
-        <w:r>
-          <w:rPr>
-            <w:noProof/>
-            <w:webHidden/>
-          </w:rPr>
-          <w:t>27</w:t>
-        </w:r>
-        <w:r>
-          <w:rPr>
-            <w:noProof/>
-            <w:webHidden/>
-          </w:rPr>
-          <w:fldChar w:fldCharType="end"/>
-        </w:r>
-      </w:hyperlink>
-    </w:p>
-    <w:p>
-      <w:pPr>
-        <w:pStyle w:val="TDC2"/>
-        <w:tabs>
-          <w:tab w:val="right" w:leader="dot" w:pos="9396"/>
-        </w:tabs>
-        <w:rPr>
-          <w:rFonts w:asciiTheme="minorHAnsi" w:eastAsiaTheme="minorEastAsia" w:hAnsiTheme="minorHAnsi"/>
-          <w:noProof/>
-          <w:kern w:val="2"/>
-          <w:sz w:val="24"/>
-          <w:szCs w:val="24"/>
-          <w:lang w:val="es-GT" w:eastAsia="es-GT"/>
-          <w14:ligatures w14:val="standardContextual"/>
-        </w:rPr>
-      </w:pPr>
-      <w:hyperlink w:anchor="_Toc244038928" w:history="1">
-        <w:r>
-          <w:rPr>
-            <w:rStyle w:val="Hipervnculo"/>
-            <w:noProof/>
-          </w:rPr>
-          <w:t>8.3 Pruebas de reglas de negocio y manejo de errores</w:t>
-        </w:r>
-        <w:r>
-          <w:rPr>
-            <w:noProof/>
-            <w:webHidden/>
-          </w:rPr>
-          <w:tab/>
-        </w:r>
-        <w:r>
-          <w:rPr>
-            <w:noProof/>
-            <w:webHidden/>
-          </w:rPr>
-          <w:fldChar w:fldCharType="begin"/>
-        </w:r>
-        <w:r>
-          <w:rPr>
-            <w:noProof/>
-            <w:webHidden/>
-          </w:rPr>
-          <w:instrText xml:space="preserve"> PAGEREF _Toc244038928 \h </w:instrText>
-        </w:r>
-        <w:r>
-          <w:rPr>
-            <w:noProof/>
-            <w:webHidden/>
-          </w:rPr>
-        </w:r>
-        <w:r>
-          <w:rPr>
-            <w:noProof/>
-            <w:webHidden/>
-          </w:rPr>
-          <w:fldChar w:fldCharType="separate"/>
-        </w:r>
-        <w:r>
-          <w:rPr>
-            <w:noProof/>
-            <w:webHidden/>
-          </w:rPr>
-          <w:t>27</w:t>
-        </w:r>
-        <w:r>
-          <w:rPr>
-            <w:noProof/>
-            <w:webHidden/>
-          </w:rPr>
-          <w:fldChar w:fldCharType="end"/>
-        </w:r>
-      </w:hyperlink>
-    </w:p>
-    <w:p>
-      <w:pPr>
-        <w:pStyle w:val="TDC2"/>
-        <w:tabs>
-          <w:tab w:val="right" w:leader="dot" w:pos="9396"/>
-        </w:tabs>
-        <w:rPr>
-          <w:rFonts w:asciiTheme="minorHAnsi" w:eastAsiaTheme="minorEastAsia" w:hAnsiTheme="minorHAnsi"/>
-          <w:noProof/>
-          <w:kern w:val="2"/>
-          <w:sz w:val="24"/>
-          <w:szCs w:val="24"/>
-          <w:lang w:val="es-GT" w:eastAsia="es-GT"/>
-          <w14:ligatures w14:val="standardContextual"/>
-        </w:rPr>
-      </w:pPr>
-      <w:hyperlink w:anchor="_Toc244038929" w:history="1">
-        <w:r>
-          <w:rPr>
-            <w:rStyle w:val="Hipervnculo"/>
-            <w:noProof/>
-          </w:rPr>
-          <w:t>8.4 Validaciones en la aplicación</w:t>
-        </w:r>
-        <w:r>
-          <w:rPr>
-            <w:noProof/>
-            <w:webHidden/>
-          </w:rPr>
-          <w:tab/>
-        </w:r>
-        <w:r>
-          <w:rPr>
-            <w:noProof/>
-            <w:webHidden/>
-          </w:rPr>
-          <w:fldChar w:fldCharType="begin"/>
-        </w:r>
-        <w:r>
-          <w:rPr>
-            <w:noProof/>
-            <w:webHidden/>
-          </w:rPr>
-          <w:instrText xml:space="preserve"> PAGEREF _Toc244038929 \h </w:instrText>
+          <w:instrText xml:space="preserve"> PAGEREF _Toc244077858 \h </w:instrText>
         </w:r>
         <w:r>
           <w:rPr>
@@ -3593,22 +2773,16 @@
           <w:tab w:val="right" w:leader="dot" w:pos="9396"/>
         </w:tabs>
         <w:rPr>
-          <w:rFonts w:asciiTheme="minorHAnsi" w:eastAsiaTheme="minorEastAsia" w:hAnsiTheme="minorHAnsi"/>
           <w:noProof/>
-          <w:kern w:val="2"/>
-          <w:sz w:val="24"/>
-          <w:szCs w:val="24"/>
-          <w:lang w:val="es-GT" w:eastAsia="es-GT"/>
-          <w14:ligatures w14:val="standardContextual"/>
         </w:rPr>
       </w:pPr>
-      <w:hyperlink w:anchor="_Toc244038930" w:history="1">
+      <w:hyperlink w:anchor="_Toc244077859" w:history="1">
         <w:r>
           <w:rPr>
             <w:rStyle w:val="Hipervnculo"/>
             <w:noProof/>
           </w:rPr>
-          <w:t>9. Instalación, ejecución y respaldo</w:t>
+          <w:t>7. Prototipo funcional</w:t>
         </w:r>
         <w:r>
           <w:rPr>
@@ -3629,7 +2803,7 @@
             <w:noProof/>
             <w:webHidden/>
           </w:rPr>
-          <w:instrText xml:space="preserve"> PAGEREF _Toc244038930 \h </w:instrText>
+          <w:instrText xml:space="preserve"> PAGEREF _Toc244077859 \h </w:instrText>
         </w:r>
         <w:r>
           <w:rPr>
@@ -3667,22 +2841,16 @@
           <w:tab w:val="right" w:leader="dot" w:pos="9396"/>
         </w:tabs>
         <w:rPr>
-          <w:rFonts w:asciiTheme="minorHAnsi" w:eastAsiaTheme="minorEastAsia" w:hAnsiTheme="minorHAnsi"/>
           <w:noProof/>
-          <w:kern w:val="2"/>
-          <w:sz w:val="24"/>
-          <w:szCs w:val="24"/>
-          <w:lang w:val="es-GT" w:eastAsia="es-GT"/>
-          <w14:ligatures w14:val="standardContextual"/>
         </w:rPr>
       </w:pPr>
-      <w:hyperlink w:anchor="_Toc244038931" w:history="1">
+      <w:hyperlink w:anchor="_Toc244077860" w:history="1">
         <w:r>
           <w:rPr>
             <w:rStyle w:val="Hipervnculo"/>
             <w:noProof/>
           </w:rPr>
-          <w:t>9.1 Base de datos</w:t>
+          <w:t>7.1 Arquitectura</w:t>
         </w:r>
         <w:r>
           <w:rPr>
@@ -3703,7 +2871,7 @@
             <w:noProof/>
             <w:webHidden/>
           </w:rPr>
-          <w:instrText xml:space="preserve"> PAGEREF _Toc244038931 \h </w:instrText>
+          <w:instrText xml:space="preserve"> PAGEREF _Toc244077860 \h </w:instrText>
         </w:r>
         <w:r>
           <w:rPr>
@@ -3741,22 +2909,16 @@
           <w:tab w:val="right" w:leader="dot" w:pos="9396"/>
         </w:tabs>
         <w:rPr>
-          <w:rFonts w:asciiTheme="minorHAnsi" w:eastAsiaTheme="minorEastAsia" w:hAnsiTheme="minorHAnsi"/>
           <w:noProof/>
-          <w:kern w:val="2"/>
-          <w:sz w:val="24"/>
-          <w:szCs w:val="24"/>
-          <w:lang w:val="es-GT" w:eastAsia="es-GT"/>
-          <w14:ligatures w14:val="standardContextual"/>
         </w:rPr>
       </w:pPr>
-      <w:hyperlink w:anchor="_Toc244038932" w:history="1">
+      <w:hyperlink w:anchor="_Toc244077861" w:history="1">
         <w:r>
           <w:rPr>
             <w:rStyle w:val="Hipervnculo"/>
             <w:noProof/>
           </w:rPr>
-          <w:t>9.2 Aplicación</w:t>
+          <w:t>7.2 Pantallas principales</w:t>
         </w:r>
         <w:r>
           <w:rPr>
@@ -3777,81 +2939,7 @@
             <w:noProof/>
             <w:webHidden/>
           </w:rPr>
-          <w:instrText xml:space="preserve"> PAGEREF _Toc244038932 \h </w:instrText>
-        </w:r>
-        <w:r>
-          <w:rPr>
-            <w:noProof/>
-            <w:webHidden/>
-          </w:rPr>
-        </w:r>
-        <w:r>
-          <w:rPr>
-            <w:noProof/>
-            <w:webHidden/>
-          </w:rPr>
-          <w:fldChar w:fldCharType="separate"/>
-        </w:r>
-        <w:r>
-          <w:rPr>
-            <w:noProof/>
-            <w:webHidden/>
-          </w:rPr>
-          <w:t>28</w:t>
-        </w:r>
-        <w:r>
-          <w:rPr>
-            <w:noProof/>
-            <w:webHidden/>
-          </w:rPr>
-          <w:fldChar w:fldCharType="end"/>
-        </w:r>
-      </w:hyperlink>
-    </w:p>
-    <w:p>
-      <w:pPr>
-        <w:pStyle w:val="TDC2"/>
-        <w:tabs>
-          <w:tab w:val="right" w:leader="dot" w:pos="9396"/>
-        </w:tabs>
-        <w:rPr>
-          <w:rFonts w:asciiTheme="minorHAnsi" w:eastAsiaTheme="minorEastAsia" w:hAnsiTheme="minorHAnsi"/>
-          <w:noProof/>
-          <w:kern w:val="2"/>
-          <w:sz w:val="24"/>
-          <w:szCs w:val="24"/>
-          <w:lang w:val="es-GT" w:eastAsia="es-GT"/>
-          <w14:ligatures w14:val="standardContextual"/>
-        </w:rPr>
-      </w:pPr>
-      <w:hyperlink w:anchor="_Toc244038933" w:history="1">
-        <w:r>
-          <w:rPr>
-            <w:rStyle w:val="Hipervnculo"/>
-            <w:noProof/>
-          </w:rPr>
-          <w:t>9.3 Respaldo y restauración</w:t>
-        </w:r>
-        <w:r>
-          <w:rPr>
-            <w:noProof/>
-            <w:webHidden/>
-          </w:rPr>
-          <w:tab/>
-        </w:r>
-        <w:r>
-          <w:rPr>
-            <w:noProof/>
-            <w:webHidden/>
-          </w:rPr>
-          <w:fldChar w:fldCharType="begin"/>
-        </w:r>
-        <w:r>
-          <w:rPr>
-            <w:noProof/>
-            <w:webHidden/>
-          </w:rPr>
-          <w:instrText xml:space="preserve"> PAGEREF _Toc244038933 \h </w:instrText>
+          <w:instrText xml:space="preserve"> PAGEREF _Toc244077861 \h </w:instrText>
         </w:r>
         <w:r>
           <w:rPr>
@@ -3889,16 +2977,622 @@
           <w:tab w:val="right" w:leader="dot" w:pos="9396"/>
         </w:tabs>
         <w:rPr>
-          <w:rFonts w:asciiTheme="minorHAnsi" w:eastAsiaTheme="minorEastAsia" w:hAnsiTheme="minorHAnsi"/>
           <w:noProof/>
-          <w:kern w:val="2"/>
-          <w:sz w:val="24"/>
-          <w:szCs w:val="24"/>
-          <w:lang w:val="es-GT" w:eastAsia="es-GT"/>
-          <w14:ligatures w14:val="standardContextual"/>
         </w:rPr>
       </w:pPr>
-      <w:hyperlink w:anchor="_Toc244038934" w:history="1">
+      <w:hyperlink w:anchor="_Toc244077862" w:history="1">
+        <w:r>
+          <w:rPr>
+            <w:rStyle w:val="Hipervnculo"/>
+            <w:noProof/>
+          </w:rPr>
+          <w:t>8. Pruebas y validación</w:t>
+        </w:r>
+        <w:r>
+          <w:rPr>
+            <w:noProof/>
+            <w:webHidden/>
+          </w:rPr>
+          <w:tab/>
+        </w:r>
+        <w:r>
+          <w:rPr>
+            <w:noProof/>
+            <w:webHidden/>
+          </w:rPr>
+          <w:fldChar w:fldCharType="begin"/>
+        </w:r>
+        <w:r>
+          <w:rPr>
+            <w:noProof/>
+            <w:webHidden/>
+          </w:rPr>
+          <w:instrText xml:space="preserve"> PAGEREF _Toc244077862 \h </w:instrText>
+        </w:r>
+        <w:r>
+          <w:rPr>
+            <w:noProof/>
+            <w:webHidden/>
+          </w:rPr>
+        </w:r>
+        <w:r>
+          <w:rPr>
+            <w:noProof/>
+            <w:webHidden/>
+          </w:rPr>
+          <w:fldChar w:fldCharType="separate"/>
+        </w:r>
+        <w:r>
+          <w:rPr>
+            <w:noProof/>
+            <w:webHidden/>
+          </w:rPr>
+          <w:t>34</w:t>
+        </w:r>
+        <w:r>
+          <w:rPr>
+            <w:noProof/>
+            <w:webHidden/>
+          </w:rPr>
+          <w:fldChar w:fldCharType="end"/>
+        </w:r>
+      </w:hyperlink>
+    </w:p>
+    <w:p>
+      <w:pPr>
+        <w:pStyle w:val="TDC2"/>
+        <w:tabs>
+          <w:tab w:val="right" w:leader="dot" w:pos="9396"/>
+        </w:tabs>
+        <w:rPr>
+          <w:noProof/>
+        </w:rPr>
+      </w:pPr>
+      <w:hyperlink w:anchor="_Toc244077863" w:history="1">
+        <w:r>
+          <w:rPr>
+            <w:rStyle w:val="Hipervnculo"/>
+            <w:noProof/>
+          </w:rPr>
+          <w:t>8.1 Datos de prueba</w:t>
+        </w:r>
+        <w:r>
+          <w:rPr>
+            <w:noProof/>
+            <w:webHidden/>
+          </w:rPr>
+          <w:tab/>
+        </w:r>
+        <w:r>
+          <w:rPr>
+            <w:noProof/>
+            <w:webHidden/>
+          </w:rPr>
+          <w:fldChar w:fldCharType="begin"/>
+        </w:r>
+        <w:r>
+          <w:rPr>
+            <w:noProof/>
+            <w:webHidden/>
+          </w:rPr>
+          <w:instrText xml:space="preserve"> PAGEREF _Toc244077863 \h </w:instrText>
+        </w:r>
+        <w:r>
+          <w:rPr>
+            <w:noProof/>
+            <w:webHidden/>
+          </w:rPr>
+        </w:r>
+        <w:r>
+          <w:rPr>
+            <w:noProof/>
+            <w:webHidden/>
+          </w:rPr>
+          <w:fldChar w:fldCharType="separate"/>
+        </w:r>
+        <w:r>
+          <w:rPr>
+            <w:noProof/>
+            <w:webHidden/>
+          </w:rPr>
+          <w:t>34</w:t>
+        </w:r>
+        <w:r>
+          <w:rPr>
+            <w:noProof/>
+            <w:webHidden/>
+          </w:rPr>
+          <w:fldChar w:fldCharType="end"/>
+        </w:r>
+      </w:hyperlink>
+    </w:p>
+    <w:p>
+      <w:pPr>
+        <w:pStyle w:val="TDC2"/>
+        <w:tabs>
+          <w:tab w:val="right" w:leader="dot" w:pos="9396"/>
+        </w:tabs>
+        <w:rPr>
+          <w:noProof/>
+        </w:rPr>
+      </w:pPr>
+      <w:hyperlink w:anchor="_Toc244077864" w:history="1">
+        <w:r>
+          <w:rPr>
+            <w:rStyle w:val="Hipervnculo"/>
+            <w:noProof/>
+          </w:rPr>
+          <w:t>8.2 Verificación de la consistencia de los datos</w:t>
+        </w:r>
+        <w:r>
+          <w:rPr>
+            <w:noProof/>
+            <w:webHidden/>
+          </w:rPr>
+          <w:tab/>
+        </w:r>
+        <w:r>
+          <w:rPr>
+            <w:noProof/>
+            <w:webHidden/>
+          </w:rPr>
+          <w:fldChar w:fldCharType="begin"/>
+        </w:r>
+        <w:r>
+          <w:rPr>
+            <w:noProof/>
+            <w:webHidden/>
+          </w:rPr>
+          <w:instrText xml:space="preserve"> PAGEREF _Toc244077864 \h </w:instrText>
+        </w:r>
+        <w:r>
+          <w:rPr>
+            <w:noProof/>
+            <w:webHidden/>
+          </w:rPr>
+        </w:r>
+        <w:r>
+          <w:rPr>
+            <w:noProof/>
+            <w:webHidden/>
+          </w:rPr>
+          <w:fldChar w:fldCharType="separate"/>
+        </w:r>
+        <w:r>
+          <w:rPr>
+            <w:noProof/>
+            <w:webHidden/>
+          </w:rPr>
+          <w:t>35</w:t>
+        </w:r>
+        <w:r>
+          <w:rPr>
+            <w:noProof/>
+            <w:webHidden/>
+          </w:rPr>
+          <w:fldChar w:fldCharType="end"/>
+        </w:r>
+      </w:hyperlink>
+    </w:p>
+    <w:p>
+      <w:pPr>
+        <w:pStyle w:val="TDC2"/>
+        <w:tabs>
+          <w:tab w:val="right" w:leader="dot" w:pos="9396"/>
+        </w:tabs>
+        <w:rPr>
+          <w:noProof/>
+        </w:rPr>
+      </w:pPr>
+      <w:hyperlink w:anchor="_Toc244077865" w:history="1">
+        <w:r>
+          <w:rPr>
+            <w:rStyle w:val="Hipervnculo"/>
+            <w:noProof/>
+          </w:rPr>
+          <w:t>8.3 Pruebas de reglas de negocio y manejo de errores</w:t>
+        </w:r>
+        <w:r>
+          <w:rPr>
+            <w:noProof/>
+            <w:webHidden/>
+          </w:rPr>
+          <w:tab/>
+        </w:r>
+        <w:r>
+          <w:rPr>
+            <w:noProof/>
+            <w:webHidden/>
+          </w:rPr>
+          <w:fldChar w:fldCharType="begin"/>
+        </w:r>
+        <w:r>
+          <w:rPr>
+            <w:noProof/>
+            <w:webHidden/>
+          </w:rPr>
+          <w:instrText xml:space="preserve"> PAGEREF _Toc244077865 \h </w:instrText>
+        </w:r>
+        <w:r>
+          <w:rPr>
+            <w:noProof/>
+            <w:webHidden/>
+          </w:rPr>
+        </w:r>
+        <w:r>
+          <w:rPr>
+            <w:noProof/>
+            <w:webHidden/>
+          </w:rPr>
+          <w:fldChar w:fldCharType="separate"/>
+        </w:r>
+        <w:r>
+          <w:rPr>
+            <w:noProof/>
+            <w:webHidden/>
+          </w:rPr>
+          <w:t>35</w:t>
+        </w:r>
+        <w:r>
+          <w:rPr>
+            <w:noProof/>
+            <w:webHidden/>
+          </w:rPr>
+          <w:fldChar w:fldCharType="end"/>
+        </w:r>
+      </w:hyperlink>
+    </w:p>
+    <w:p>
+      <w:pPr>
+        <w:pStyle w:val="TDC2"/>
+        <w:tabs>
+          <w:tab w:val="right" w:leader="dot" w:pos="9396"/>
+        </w:tabs>
+        <w:rPr>
+          <w:noProof/>
+        </w:rPr>
+      </w:pPr>
+      <w:hyperlink w:anchor="_Toc244077866" w:history="1">
+        <w:r>
+          <w:rPr>
+            <w:rStyle w:val="Hipervnculo"/>
+            <w:noProof/>
+          </w:rPr>
+          <w:t>8.4 Validaciones en la aplicación</w:t>
+        </w:r>
+        <w:r>
+          <w:rPr>
+            <w:noProof/>
+            <w:webHidden/>
+          </w:rPr>
+          <w:tab/>
+        </w:r>
+        <w:r>
+          <w:rPr>
+            <w:noProof/>
+            <w:webHidden/>
+          </w:rPr>
+          <w:fldChar w:fldCharType="begin"/>
+        </w:r>
+        <w:r>
+          <w:rPr>
+            <w:noProof/>
+            <w:webHidden/>
+          </w:rPr>
+          <w:instrText xml:space="preserve"> PAGEREF _Toc244077866 \h </w:instrText>
+        </w:r>
+        <w:r>
+          <w:rPr>
+            <w:noProof/>
+            <w:webHidden/>
+          </w:rPr>
+        </w:r>
+        <w:r>
+          <w:rPr>
+            <w:noProof/>
+            <w:webHidden/>
+          </w:rPr>
+          <w:fldChar w:fldCharType="separate"/>
+        </w:r>
+        <w:r>
+          <w:rPr>
+            <w:noProof/>
+            <w:webHidden/>
+          </w:rPr>
+          <w:t>35</w:t>
+        </w:r>
+        <w:r>
+          <w:rPr>
+            <w:noProof/>
+            <w:webHidden/>
+          </w:rPr>
+          <w:fldChar w:fldCharType="end"/>
+        </w:r>
+      </w:hyperlink>
+    </w:p>
+    <w:p>
+      <w:pPr>
+        <w:pStyle w:val="TDC1"/>
+        <w:tabs>
+          <w:tab w:val="right" w:leader="dot" w:pos="9396"/>
+        </w:tabs>
+        <w:rPr>
+          <w:noProof/>
+        </w:rPr>
+      </w:pPr>
+      <w:hyperlink w:anchor="_Toc244077867" w:history="1">
+        <w:r>
+          <w:rPr>
+            <w:rStyle w:val="Hipervnculo"/>
+            <w:noProof/>
+          </w:rPr>
+          <w:t>9. Instalación, ejecución y respaldo</w:t>
+        </w:r>
+        <w:r>
+          <w:rPr>
+            <w:noProof/>
+            <w:webHidden/>
+          </w:rPr>
+          <w:tab/>
+        </w:r>
+        <w:r>
+          <w:rPr>
+            <w:noProof/>
+            <w:webHidden/>
+          </w:rPr>
+          <w:fldChar w:fldCharType="begin"/>
+        </w:r>
+        <w:r>
+          <w:rPr>
+            <w:noProof/>
+            <w:webHidden/>
+          </w:rPr>
+          <w:instrText xml:space="preserve"> PAGEREF _Toc244077867 \h </w:instrText>
+        </w:r>
+        <w:r>
+          <w:rPr>
+            <w:noProof/>
+            <w:webHidden/>
+          </w:rPr>
+        </w:r>
+        <w:r>
+          <w:rPr>
+            <w:noProof/>
+            <w:webHidden/>
+          </w:rPr>
+          <w:fldChar w:fldCharType="separate"/>
+        </w:r>
+        <w:r>
+          <w:rPr>
+            <w:noProof/>
+            <w:webHidden/>
+          </w:rPr>
+          <w:t>36</w:t>
+        </w:r>
+        <w:r>
+          <w:rPr>
+            <w:noProof/>
+            <w:webHidden/>
+          </w:rPr>
+          <w:fldChar w:fldCharType="end"/>
+        </w:r>
+      </w:hyperlink>
+    </w:p>
+    <w:p>
+      <w:pPr>
+        <w:pStyle w:val="TDC2"/>
+        <w:tabs>
+          <w:tab w:val="right" w:leader="dot" w:pos="9396"/>
+        </w:tabs>
+        <w:rPr>
+          <w:noProof/>
+        </w:rPr>
+      </w:pPr>
+      <w:hyperlink w:anchor="_Toc244077868" w:history="1">
+        <w:r>
+          <w:rPr>
+            <w:rStyle w:val="Hipervnculo"/>
+            <w:noProof/>
+          </w:rPr>
+          <w:t>9.1 Base de datos</w:t>
+        </w:r>
+        <w:r>
+          <w:rPr>
+            <w:noProof/>
+            <w:webHidden/>
+          </w:rPr>
+          <w:tab/>
+        </w:r>
+        <w:r>
+          <w:rPr>
+            <w:noProof/>
+            <w:webHidden/>
+          </w:rPr>
+          <w:fldChar w:fldCharType="begin"/>
+        </w:r>
+        <w:r>
+          <w:rPr>
+            <w:noProof/>
+            <w:webHidden/>
+          </w:rPr>
+          <w:instrText xml:space="preserve"> PAGEREF _Toc244077868 \h </w:instrText>
+        </w:r>
+        <w:r>
+          <w:rPr>
+            <w:noProof/>
+            <w:webHidden/>
+          </w:rPr>
+        </w:r>
+        <w:r>
+          <w:rPr>
+            <w:noProof/>
+            <w:webHidden/>
+          </w:rPr>
+          <w:fldChar w:fldCharType="separate"/>
+        </w:r>
+        <w:r>
+          <w:rPr>
+            <w:noProof/>
+            <w:webHidden/>
+          </w:rPr>
+          <w:t>36</w:t>
+        </w:r>
+        <w:r>
+          <w:rPr>
+            <w:noProof/>
+            <w:webHidden/>
+          </w:rPr>
+          <w:fldChar w:fldCharType="end"/>
+        </w:r>
+      </w:hyperlink>
+    </w:p>
+    <w:p>
+      <w:pPr>
+        <w:pStyle w:val="TDC2"/>
+        <w:tabs>
+          <w:tab w:val="right" w:leader="dot" w:pos="9396"/>
+        </w:tabs>
+        <w:rPr>
+          <w:noProof/>
+        </w:rPr>
+      </w:pPr>
+      <w:hyperlink w:anchor="_Toc244077869" w:history="1">
+        <w:r>
+          <w:rPr>
+            <w:rStyle w:val="Hipervnculo"/>
+            <w:noProof/>
+          </w:rPr>
+          <w:t>9.2 Aplicación</w:t>
+        </w:r>
+        <w:r>
+          <w:rPr>
+            <w:noProof/>
+            <w:webHidden/>
+          </w:rPr>
+          <w:tab/>
+        </w:r>
+        <w:r>
+          <w:rPr>
+            <w:noProof/>
+            <w:webHidden/>
+          </w:rPr>
+          <w:fldChar w:fldCharType="begin"/>
+        </w:r>
+        <w:r>
+          <w:rPr>
+            <w:noProof/>
+            <w:webHidden/>
+          </w:rPr>
+          <w:instrText xml:space="preserve"> PAGEREF _Toc244077869 \h </w:instrText>
+        </w:r>
+        <w:r>
+          <w:rPr>
+            <w:noProof/>
+            <w:webHidden/>
+          </w:rPr>
+        </w:r>
+        <w:r>
+          <w:rPr>
+            <w:noProof/>
+            <w:webHidden/>
+          </w:rPr>
+          <w:fldChar w:fldCharType="separate"/>
+        </w:r>
+        <w:r>
+          <w:rPr>
+            <w:noProof/>
+            <w:webHidden/>
+          </w:rPr>
+          <w:t>36</w:t>
+        </w:r>
+        <w:r>
+          <w:rPr>
+            <w:noProof/>
+            <w:webHidden/>
+          </w:rPr>
+          <w:fldChar w:fldCharType="end"/>
+        </w:r>
+      </w:hyperlink>
+    </w:p>
+    <w:p>
+      <w:pPr>
+        <w:pStyle w:val="TDC2"/>
+        <w:tabs>
+          <w:tab w:val="right" w:leader="dot" w:pos="9396"/>
+        </w:tabs>
+        <w:rPr>
+          <w:noProof/>
+        </w:rPr>
+      </w:pPr>
+      <w:hyperlink w:anchor="_Toc244077870" w:history="1">
+        <w:r>
+          <w:rPr>
+            <w:rStyle w:val="Hipervnculo"/>
+            <w:noProof/>
+          </w:rPr>
+          <w:t>9.3 Respaldo y restauración</w:t>
+        </w:r>
+        <w:r>
+          <w:rPr>
+            <w:noProof/>
+            <w:webHidden/>
+          </w:rPr>
+          <w:tab/>
+        </w:r>
+        <w:r>
+          <w:rPr>
+            <w:noProof/>
+            <w:webHidden/>
+          </w:rPr>
+          <w:fldChar w:fldCharType="begin"/>
+        </w:r>
+        <w:r>
+          <w:rPr>
+            <w:noProof/>
+            <w:webHidden/>
+          </w:rPr>
+          <w:instrText xml:space="preserve"> PAGEREF _Toc244077870 \h </w:instrText>
+        </w:r>
+        <w:r>
+          <w:rPr>
+            <w:noProof/>
+            <w:webHidden/>
+          </w:rPr>
+        </w:r>
+        <w:r>
+          <w:rPr>
+            <w:noProof/>
+            <w:webHidden/>
+          </w:rPr>
+          <w:fldChar w:fldCharType="separate"/>
+        </w:r>
+        <w:r>
+          <w:rPr>
+            <w:noProof/>
+            <w:webHidden/>
+          </w:rPr>
+          <w:t>36</w:t>
+        </w:r>
+        <w:r>
+          <w:rPr>
+            <w:noProof/>
+            <w:webHidden/>
+          </w:rPr>
+          <w:fldChar w:fldCharType="end"/>
+        </w:r>
+      </w:hyperlink>
+    </w:p>
+    <w:p>
+      <w:pPr>
+        <w:pStyle w:val="TDC1"/>
+        <w:tabs>
+          <w:tab w:val="right" w:leader="dot" w:pos="9396"/>
+        </w:tabs>
+        <w:rPr>
+          <w:noProof/>
+        </w:rPr>
+      </w:pPr>
+      <w:hyperlink w:anchor="_Toc244077871" w:history="1">
         <w:r>
           <w:rPr>
             <w:rStyle w:val="Hipervnculo"/>
@@ -3925,7 +3619,7 @@
             <w:noProof/>
             <w:webHidden/>
           </w:rPr>
-          <w:instrText xml:space="preserve"> PAGEREF _Toc244038934 \h </w:instrText>
+          <w:instrText xml:space="preserve"> PAGEREF _Toc244077871 \h </w:instrText>
         </w:r>
         <w:r>
           <w:rPr>
@@ -3945,7 +3639,7 @@
             <w:noProof/>
             <w:webHidden/>
           </w:rPr>
-          <w:t>29</w:t>
+          <w:t>37</w:t>
         </w:r>
         <w:r>
           <w:rPr>
@@ -3963,16 +3657,10 @@
           <w:tab w:val="right" w:leader="dot" w:pos="9396"/>
         </w:tabs>
         <w:rPr>
-          <w:rFonts w:asciiTheme="minorHAnsi" w:eastAsiaTheme="minorEastAsia" w:hAnsiTheme="minorHAnsi"/>
           <w:noProof/>
-          <w:kern w:val="2"/>
-          <w:sz w:val="24"/>
-          <w:szCs w:val="24"/>
-          <w:lang w:val="es-GT" w:eastAsia="es-GT"/>
-          <w14:ligatures w14:val="standardContextual"/>
         </w:rPr>
       </w:pPr>
-      <w:hyperlink w:anchor="_Toc244038935" w:history="1">
+      <w:hyperlink w:anchor="_Toc244077872" w:history="1">
         <w:r>
           <w:rPr>
             <w:rStyle w:val="Hipervnculo"/>
@@ -3999,7 +3687,7 @@
             <w:noProof/>
             <w:webHidden/>
           </w:rPr>
-          <w:instrText xml:space="preserve"> PAGEREF _Toc244038935 \h </w:instrText>
+          <w:instrText xml:space="preserve"> PAGEREF _Toc244077872 \h </w:instrText>
         </w:r>
         <w:r>
           <w:rPr>
@@ -4019,7 +3707,7 @@
             <w:noProof/>
             <w:webHidden/>
           </w:rPr>
-          <w:t>29</w:t>
+          <w:t>37</w:t>
         </w:r>
         <w:r>
           <w:rPr>
@@ -4037,16 +3725,10 @@
           <w:tab w:val="right" w:leader="dot" w:pos="9396"/>
         </w:tabs>
         <w:rPr>
-          <w:rFonts w:asciiTheme="minorHAnsi" w:eastAsiaTheme="minorEastAsia" w:hAnsiTheme="minorHAnsi"/>
           <w:noProof/>
-          <w:kern w:val="2"/>
-          <w:sz w:val="24"/>
-          <w:szCs w:val="24"/>
-          <w:lang w:val="es-GT" w:eastAsia="es-GT"/>
-          <w14:ligatures w14:val="standardContextual"/>
         </w:rPr>
       </w:pPr>
-      <w:hyperlink w:anchor="_Toc244038936" w:history="1">
+      <w:hyperlink w:anchor="_Toc244077873" w:history="1">
         <w:r>
           <w:rPr>
             <w:rStyle w:val="Hipervnculo"/>
@@ -4073,7 +3755,7 @@
             <w:noProof/>
             <w:webHidden/>
           </w:rPr>
-          <w:instrText xml:space="preserve"> PAGEREF _Toc244038936 \h </w:instrText>
+          <w:instrText xml:space="preserve"> PAGEREF _Toc244077873 \h </w:instrText>
         </w:r>
         <w:r>
           <w:rPr>
@@ -4093,7 +3775,7 @@
             <w:noProof/>
             <w:webHidden/>
           </w:rPr>
-          <w:t>29</w:t>
+          <w:t>37</w:t>
         </w:r>
         <w:r>
           <w:rPr>
@@ -4111,16 +3793,10 @@
           <w:tab w:val="right" w:leader="dot" w:pos="9396"/>
         </w:tabs>
         <w:rPr>
-          <w:rFonts w:asciiTheme="minorHAnsi" w:eastAsiaTheme="minorEastAsia" w:hAnsiTheme="minorHAnsi"/>
           <w:noProof/>
-          <w:kern w:val="2"/>
-          <w:sz w:val="24"/>
-          <w:szCs w:val="24"/>
-          <w:lang w:val="es-GT" w:eastAsia="es-GT"/>
-          <w14:ligatures w14:val="standardContextual"/>
         </w:rPr>
       </w:pPr>
-      <w:hyperlink w:anchor="_Toc244038937" w:history="1">
+      <w:hyperlink w:anchor="_Toc244077874" w:history="1">
         <w:r>
           <w:rPr>
             <w:rStyle w:val="Hipervnculo"/>
@@ -4147,7 +3823,7 @@
             <w:noProof/>
             <w:webHidden/>
           </w:rPr>
-          <w:instrText xml:space="preserve"> PAGEREF _Toc244038937 \h </w:instrText>
+          <w:instrText xml:space="preserve"> PAGEREF _Toc244077874 \h </w:instrText>
         </w:r>
         <w:r>
           <w:rPr>
@@ -4167,7 +3843,7 @@
             <w:noProof/>
             <w:webHidden/>
           </w:rPr>
-          <w:t>30</w:t>
+          <w:t>38</w:t>
         </w:r>
         <w:r>
           <w:rPr>
@@ -4192,7 +3868,7 @@
       <w:pPr>
         <w:pStyle w:val="Ttulo1"/>
       </w:pPr>
-      <w:bookmarkStart w:id="0" w:name="_Toc244038884"/>
+      <w:bookmarkStart w:id="0" w:name="_Toc244077821"/>
       <w:r>
         <w:lastRenderedPageBreak/>
         <w:t>Introducci</w:t>
@@ -4270,7 +3946,7 @@
       <w:pPr>
         <w:pStyle w:val="Ttulo1"/>
       </w:pPr>
-      <w:bookmarkStart w:id="1" w:name="_Toc244038885"/>
+      <w:bookmarkStart w:id="1" w:name="_Toc244077822"/>
       <w:r>
         <w:t>1. An</w:t>
       </w:r>
@@ -4286,7 +3962,7 @@
       <w:pPr>
         <w:pStyle w:val="Ttulo2"/>
       </w:pPr>
-      <w:bookmarkStart w:id="2" w:name="_Toc244038886"/>
+      <w:bookmarkStart w:id="2" w:name="_Toc244077823"/>
       <w:r>
         <w:t>1.1 Descripci</w:t>
       </w:r>
@@ -4408,7 +4084,7 @@
       <w:pPr>
         <w:pStyle w:val="Ttulo2"/>
       </w:pPr>
-      <w:bookmarkStart w:id="3" w:name="_Toc244038887"/>
+      <w:bookmarkStart w:id="3" w:name="_Toc244077824"/>
       <w:r>
         <w:t>1.2 Objetivos</w:t>
       </w:r>
@@ -4547,7 +4223,7 @@
       <w:pPr>
         <w:pStyle w:val="Ttulo2"/>
       </w:pPr>
-      <w:bookmarkStart w:id="4" w:name="_Toc244038888"/>
+      <w:bookmarkStart w:id="4" w:name="_Toc244077825"/>
       <w:r>
         <w:t>1.3 Alcance</w:t>
       </w:r>
@@ -4585,7 +4261,7 @@
       <w:pPr>
         <w:pStyle w:val="Ttulo2"/>
       </w:pPr>
-      <w:bookmarkStart w:id="5" w:name="_Toc244038889"/>
+      <w:bookmarkStart w:id="5" w:name="_Toc244077826"/>
       <w:r>
         <w:t>1.4 Actores</w:t>
       </w:r>
@@ -5064,7 +4740,7 @@
       <w:pPr>
         <w:pStyle w:val="Ttulo2"/>
       </w:pPr>
-      <w:bookmarkStart w:id="6" w:name="_Toc244038890"/>
+      <w:bookmarkStart w:id="6" w:name="_Toc244077827"/>
       <w:r>
         <w:t>1.5 Requerimientos funcionales</w:t>
       </w:r>
@@ -5995,7 +5671,7 @@
       <w:pPr>
         <w:pStyle w:val="Ttulo2"/>
       </w:pPr>
-      <w:bookmarkStart w:id="7" w:name="_Toc244038891"/>
+      <w:bookmarkStart w:id="7" w:name="_Toc244077828"/>
       <w:r>
         <w:t>1.6 Requerimientos no funcionales</w:t>
       </w:r>
@@ -6531,7 +6207,7 @@
       <w:pPr>
         <w:pStyle w:val="Ttulo2"/>
       </w:pPr>
-      <w:bookmarkStart w:id="8" w:name="_Toc244038892"/>
+      <w:bookmarkStart w:id="8" w:name="_Toc244077829"/>
       <w:r>
         <w:t>1.7 Reglas del negocio</w:t>
       </w:r>
@@ -8208,7 +7884,7 @@
       <w:pPr>
         <w:pStyle w:val="Ttulo2"/>
       </w:pPr>
-      <w:bookmarkStart w:id="9" w:name="_Toc244038893"/>
+      <w:bookmarkStart w:id="9" w:name="_Toc244077830"/>
       <w:r>
         <w:t>1.8 Correspondencia entre requerimientos e implementaci</w:t>
       </w:r>
@@ -8416,7 +8092,7 @@
               <w:rPr>
                 <w:sz w:val="17"/>
               </w:rPr>
-              <w:t>Usuario inactivo rechazado; Figura 4</w:t>
+              <w:t>Usuario inactivo rechazado; Figura 8</w:t>
             </w:r>
           </w:p>
         </w:tc>
@@ -8497,7 +8173,7 @@
               <w:rPr>
                 <w:sz w:val="17"/>
               </w:rPr>
-              <w:t>Menú distinto por rol; Figura 5</w:t>
+              <w:t>Menú distinto por rol; Figura 9</w:t>
             </w:r>
           </w:p>
         </w:tc>
@@ -8880,7 +8556,7 @@
               <w:rPr>
                 <w:sz w:val="17"/>
               </w:rPr>
-              <w:t>Prueba 12.10; Figura 6</w:t>
+              <w:t>Prueba 12.10; Figura 10</w:t>
             </w:r>
           </w:p>
         </w:tc>
@@ -8964,7 +8640,7 @@
               <w:rPr>
                 <w:sz w:val="17"/>
               </w:rPr>
-              <w:t>Figuras 5 y 6</w:t>
+              <w:t>Figuras 9 y 10</w:t>
             </w:r>
           </w:p>
         </w:tc>
@@ -9052,7 +8728,7 @@
               <w:rPr>
                 <w:sz w:val="17"/>
               </w:rPr>
-              <w:t>Figura 13</w:t>
+              <w:t>Figura 17</w:t>
             </w:r>
           </w:p>
         </w:tc>
@@ -9448,7 +9124,7 @@
               <w:rPr>
                 <w:sz w:val="17"/>
               </w:rPr>
-              <w:t>Figura 8</w:t>
+              <w:t>Figura 12</w:t>
             </w:r>
           </w:p>
         </w:tc>
@@ -9519,7 +9195,7 @@
               <w:rPr>
                 <w:sz w:val="17"/>
               </w:rPr>
-              <w:t>Pruebas 12.7 y 12.8; Figura 7</w:t>
+              <w:t>Pruebas 12.7 y 12.8; Figura 11</w:t>
             </w:r>
           </w:p>
         </w:tc>
@@ -9620,7 +9296,7 @@
               <w:rPr>
                 <w:sz w:val="17"/>
               </w:rPr>
-              <w:t>Figura 14</w:t>
+              <w:t>Figura 18</w:t>
             </w:r>
           </w:p>
         </w:tc>
@@ -9882,7 +9558,7 @@
               <w:rPr>
                 <w:sz w:val="17"/>
               </w:rPr>
-              <w:t>Consulta 11.5; Figura 11</w:t>
+              <w:t>Consulta 11.5; Figura 15</w:t>
             </w:r>
           </w:p>
         </w:tc>
@@ -9957,7 +9633,7 @@
               <w:rPr>
                 <w:sz w:val="17"/>
               </w:rPr>
-              <w:t>Vale #3; Figura 12</w:t>
+              <w:t>Vale #3; Figura 16</w:t>
             </w:r>
           </w:p>
         </w:tc>
@@ -10054,7 +9730,7 @@
               <w:rPr>
                 <w:sz w:val="17"/>
               </w:rPr>
-              <w:t>Figuras 10 y 12</w:t>
+              <w:t>Figuras 14 y 16</w:t>
             </w:r>
           </w:p>
         </w:tc>
@@ -10142,7 +9818,7 @@
               <w:rPr>
                 <w:sz w:val="17"/>
               </w:rPr>
-              <w:t>Consulta 11.2; Figura 9</w:t>
+              <w:t>Consulta 11.2; Figura 13</w:t>
             </w:r>
           </w:p>
         </w:tc>
@@ -10225,7 +9901,7 @@
               <w:rPr>
                 <w:sz w:val="17"/>
               </w:rPr>
-              <w:t>Figura 15</w:t>
+              <w:t>Figura 19</w:t>
             </w:r>
           </w:p>
         </w:tc>
@@ -10340,7 +10016,7 @@
       <w:pPr>
         <w:pStyle w:val="Ttulo1"/>
       </w:pPr>
-      <w:bookmarkStart w:id="10" w:name="_Toc244038894"/>
+      <w:bookmarkStart w:id="10" w:name="_Toc244077831"/>
       <w:r>
         <w:lastRenderedPageBreak/>
         <w:t>2. Dise</w:t>
@@ -10374,7 +10050,7 @@
       <w:pPr>
         <w:pStyle w:val="Ttulo2"/>
       </w:pPr>
-      <w:bookmarkStart w:id="11" w:name="_Toc244038895"/>
+      <w:bookmarkStart w:id="11" w:name="_Toc244077832"/>
       <w:r>
         <w:t>2.1 Entidades y atributos</w:t>
       </w:r>
@@ -11865,7 +11541,7 @@
       <w:pPr>
         <w:pStyle w:val="Ttulo2"/>
       </w:pPr>
-      <w:bookmarkStart w:id="12" w:name="_Toc244038896"/>
+      <w:bookmarkStart w:id="12" w:name="_Toc244077833"/>
       <w:r>
         <w:lastRenderedPageBreak/>
         <w:t>2.2 Relaciones y cardinalidades</w:t>
@@ -13719,7 +13395,7 @@
       <w:pPr>
         <w:pStyle w:val="Ttulo2"/>
       </w:pPr>
-      <w:bookmarkStart w:id="13" w:name="_Toc244038897"/>
+      <w:bookmarkStart w:id="13" w:name="_Toc244077834"/>
       <w:r>
         <w:t>2.3 Resoluci</w:t>
       </w:r>
@@ -14111,7 +13787,7 @@
       <w:pPr>
         <w:pStyle w:val="Ttulo2"/>
       </w:pPr>
-      <w:bookmarkStart w:id="14" w:name="_Toc244038898"/>
+      <w:bookmarkStart w:id="14" w:name="_Toc244077835"/>
       <w:r>
         <w:t>2.4 Diagrama Entidad</w:t>
       </w:r>
@@ -14134,77 +13810,214 @@
         <w:jc w:val="both"/>
       </w:pPr>
       <w:r>
-        <w:t xml:space="preserve">El modelo lógico se elaboró en </w:t>
+        <w:t xml:space="preserve">El modelo conceptual se representa con la </w:t>
       </w:r>
       <w:r>
         <w:rPr>
           <w:b/>
         </w:rPr>
-        <w:t>Oracle SQL Developer Data Modeler</w:t>
-      </w:r>
-      <w:r>
-        <w:t xml:space="preserve"> con notación de pata de gallo (Barker / Information Engineering). Se generó a partir del esquema real </w:t>
+        <w:t>notación de Chen</w:t>
+      </w:r>
+      <w:r>
+        <w:t xml:space="preserve">: cada </w:t>
+      </w:r>
+      <w:r>
+        <w:rPr>
+          <w:b/>
+        </w:rPr>
+        <w:t>rectángulo</w:t>
+      </w:r>
+      <w:r>
+        <w:t xml:space="preserve"> es una entidad, cada </w:t>
+      </w:r>
+      <w:r>
+        <w:rPr>
+          <w:b/>
+        </w:rPr>
+        <w:t>rombo</w:t>
+      </w:r>
+      <w:r>
+        <w:t xml:space="preserve"> es una relación y cada </w:t>
+      </w:r>
+      <w:r>
+        <w:rPr>
+          <w:b/>
+        </w:rPr>
+        <w:t>óvalo</w:t>
+      </w:r>
+      <w:r>
+        <w:t xml:space="preserve"> es un atributo. La llave primaria aparece </w:t>
+      </w:r>
+      <w:r>
+        <w:rPr>
+          <w:b/>
+        </w:rPr>
+        <w:t>subrayada</w:t>
+      </w:r>
+      <w:r>
+        <w:t xml:space="preserve"> y los datos calculados (stock, totales, subtotales, monto esperado y diferencia) van en </w:t>
+      </w:r>
+      <w:r>
+        <w:rPr>
+          <w:b/>
+        </w:rPr>
+        <w:t>óvalo punteado</w:t>
+      </w:r>
+      <w:r>
+        <w:t>, porque se derivan de otros datos (ver sección 3.5). Junto a cada línea se indica la cardinalidad (1, N o M).</w:t>
+      </w:r>
+    </w:p>
+    <w:p>
+      <w:pPr>
+        <w:jc w:val="both"/>
+      </w:pPr>
+      <w:r>
+        <w:t xml:space="preserve">Las llaves foráneas </w:t>
+      </w:r>
+      <w:r>
+        <w:rPr>
+          <w:b/>
+        </w:rPr>
+        <w:t>no</w:t>
+      </w:r>
+      <w:r>
+        <w:t xml:space="preserve"> aparecen como atributos: en el modelo conceptual las representa cada rombo. Por ejemplo, VENTAS no muestra </w:t>
       </w:r>
       <w:r>
         <w:rPr>
           <w:rFonts w:ascii="Consolas" w:hAnsi="Consolas"/>
           <w:sz w:val="19"/>
         </w:rPr>
-        <w:t>SISTEMA_VENTAS</w:t>
-      </w:r>
-      <w:r>
-        <w:t xml:space="preserve"> (ingeniería inversa), por lo que el diagrama coincide exactamente con la base de datos implementada.</w:t>
+        <w:t>id_cliente</w:t>
+      </w:r>
+      <w:r>
+        <w:t xml:space="preserve">; esa conexión es el rombo REALIZA entre CLIENTES y VENTAS. Las cuatro relaciones de muchos a muchos (USUARIO_ROL, DETALLE_COMPRA, DETALLE_VENTA y DETALLE_COTIZACION) llevan sus propios atributos y en el modelo relacional se convierten en tablas asociativas: </w:t>
+      </w:r>
+      <w:r>
+        <w:rPr>
+          <w:b/>
+        </w:rPr>
+        <w:t>16 entidades + 4 relaciones M:N = 20 tablas</w:t>
+      </w:r>
+      <w:r>
+        <w:t xml:space="preserve">, unidas por las </w:t>
+      </w:r>
+      <w:r>
+        <w:rPr>
+          <w:b/>
+        </w:rPr>
+        <w:t>26 llaves foráneas</w:t>
+      </w:r>
+      <w:r>
+        <w:t xml:space="preserve"> de la base de datos. </w:t>
+      </w:r>
+      <w:r>
+        <w:rPr>
+          <w:rFonts w:ascii="Consolas" w:hAnsi="Consolas"/>
+          <w:sz w:val="19"/>
+        </w:rPr>
+        <w:t>PAGO_VENTA</w:t>
+      </w:r>
+      <w:r>
+        <w:t xml:space="preserve"> también resuelve una relación M:N (venta–método de pago), pero se dibuja como entidad porque tiene identificador propio (</w:t>
+      </w:r>
+      <w:r>
+        <w:rPr>
+          <w:rFonts w:ascii="Consolas" w:hAnsi="Consolas"/>
+          <w:sz w:val="19"/>
+        </w:rPr>
+        <w:t>id_pago</w:t>
+      </w:r>
+      <w:r>
+        <w:t>) y una misma venta puede tener dos pagos con el mismo método (por ejemplo, dos tarjetas).</w:t>
       </w:r>
     </w:p>
-    <w:tbl>
-      <w:tblPr>
-        <w:tblStyle w:val="Tablaconcuadrcula"/>
-        <w:tblW w:w="0" w:type="auto"/>
+    <w:p>
+      <w:pPr>
+        <w:jc w:val="both"/>
+      </w:pPr>
+      <w:r>
+        <w:t xml:space="preserve">La Figura 1 muestra el diagrama completo (entidades, relaciones y cardinalidades). Para que los atributos se lean con claridad, las Figuras 2 a 5 presentan el mismo modelo por módulo; cada entidad muestra sus atributos en un solo diagrama y en los demás aparece como un rectángulo vacío que indica con qué se relaciona. </w:t>
+      </w:r>
+      <w:r>
+        <w:rPr>
+          <w:rFonts w:ascii="Consolas" w:hAnsi="Consolas"/>
+          <w:sz w:val="19"/>
+        </w:rPr>
+        <w:t>POLITICA_SANCION</w:t>
+      </w:r>
+      <w:r>
+        <w:t xml:space="preserve"> no tiene relaciones porque es un catálogo que solo consulta la vista </w:t>
+      </w:r>
+      <w:r>
+        <w:rPr>
+          <w:rFonts w:ascii="Consolas" w:hAnsi="Consolas"/>
+          <w:sz w:val="19"/>
+        </w:rPr>
+        <w:t>VW_SANCIONES_MES</w:t>
+      </w:r>
+      <w:r>
+        <w:t>.</w:t>
+      </w:r>
+    </w:p>
+    <w:p>
+      <w:pPr>
+        <w:sectPr>
+          <w:footerReference w:type="default" r:id="rId8"/>
+          <w:pgSz w:w="12240" w:h="15840"/>
+          <w:pgMar w:top="1417" w:right="1417" w:bottom="1417" w:left="1417" w:header="720" w:footer="720" w:gutter="0"/>
+          <w:cols w:space="720"/>
+          <w:docGrid w:linePitch="360"/>
+        </w:sectPr>
+      </w:pPr>
+    </w:p>
+    <w:p>
+      <w:pPr>
+        <w:keepNext/>
         <w:jc w:val="center"/>
-        <w:tblLook w:val="04A0" w:firstRow="1" w:lastRow="0" w:firstColumn="1" w:lastColumn="0" w:noHBand="0" w:noVBand="1"/>
-      </w:tblPr>
-      <w:tblGrid>
-        <w:gridCol w:w="9354"/>
-      </w:tblGrid>
-      <w:tr>
-        <w:trPr>
-          <w:jc w:val="center"/>
-        </w:trPr>
-        <w:tc>
-          <w:tcPr>
-            <w:tcW w:w="9354" w:type="dxa"/>
-            <w:shd w:val="clear" w:color="auto" w:fill="FFF8E1"/>
-          </w:tcPr>
-          <w:p>
-            <w:pPr>
-              <w:spacing w:before="1200" w:after="1200"/>
-              <w:jc w:val="center"/>
-            </w:pPr>
-            <w:r>
-              <w:rPr>
-                <w:b/>
-                <w:color w:val="A16207"/>
-              </w:rPr>
-              <w:t>[ PEGUE AQUÍ: Diagrama Entidad–Relación (modelo lógico) ]</w:t>
-            </w:r>
-            <w:r>
-              <w:rPr>
-                <w:b/>
-                <w:color w:val="A16207"/>
-              </w:rPr>
-              <w:br/>
-            </w:r>
-            <w:r>
-              <w:rPr>
-                <w:color w:val="595959"/>
-                <w:sz w:val="18"/>
-              </w:rPr>
-              <w:t>Data Modeler → Archivo → Imprimir diagrama → A imagen (PNG). Ajuste el ancho a la página.</w:t>
-            </w:r>
-          </w:p>
-        </w:tc>
-      </w:tr>
-    </w:tbl>
+      </w:pPr>
+      <w:r>
+        <w:rPr>
+          <w:noProof/>
+        </w:rPr>
+        <w:lastRenderedPageBreak/>
+        <w:drawing>
+          <wp:inline distT="0" distB="0" distL="0" distR="0" wp14:anchorId="31F5198D" wp14:editId="22E20679">
+            <wp:extent cx="8964000" cy="5528872"/>
+            <wp:effectExtent l="0" t="0" r="0" b="0"/>
+            <wp:docPr id="1" name="Picture 1"/>
+            <wp:cNvGraphicFramePr>
+              <a:graphicFrameLocks xmlns:a="http://schemas.openxmlformats.org/drawingml/2006/main" noChangeAspect="1"/>
+            </wp:cNvGraphicFramePr>
+            <a:graphic xmlns:a="http://schemas.openxmlformats.org/drawingml/2006/main">
+              <a:graphicData uri="http://schemas.openxmlformats.org/drawingml/2006/picture">
+                <pic:pic xmlns:pic="http://schemas.openxmlformats.org/drawingml/2006/picture">
+                  <pic:nvPicPr>
+                    <pic:cNvPr id="0" name="er_1_general.png"/>
+                    <pic:cNvPicPr/>
+                  </pic:nvPicPr>
+                  <pic:blipFill>
+                    <a:blip r:embed="rId9"/>
+                    <a:stretch>
+                      <a:fillRect/>
+                    </a:stretch>
+                  </pic:blipFill>
+                  <pic:spPr>
+                    <a:xfrm>
+                      <a:off x="0" y="0"/>
+                      <a:ext cx="8964000" cy="5528872"/>
+                    </a:xfrm>
+                    <a:prstGeom prst="rect">
+                      <a:avLst/>
+                    </a:prstGeom>
+                  </pic:spPr>
+                </pic:pic>
+              </a:graphicData>
+            </a:graphic>
+          </wp:inline>
+        </w:drawing>
+      </w:r>
+    </w:p>
     <w:p>
       <w:pPr>
         <w:jc w:val="center"/>
@@ -14215,15 +14028,286 @@
           <w:color w:val="595959"/>
           <w:sz w:val="19"/>
         </w:rPr>
-        <w:t>Figura 1. Diagrama Entidad–Relación (modelo lógico).</w:t>
-      </w:r>
+        <w:t>Figura 1. Diagrama Entidad–Relación general (notación de Chen).</w:t>
+      </w:r>
+    </w:p>
+    <w:p>
+      <w:r>
+        <w:br w:type="page"/>
+      </w:r>
+    </w:p>
+    <w:p>
+      <w:pPr>
+        <w:keepNext/>
+        <w:jc w:val="center"/>
+      </w:pPr>
+      <w:r>
+        <w:rPr>
+          <w:noProof/>
+        </w:rPr>
+        <w:lastRenderedPageBreak/>
+        <w:drawing>
+          <wp:inline distT="0" distB="0" distL="0" distR="0" wp14:anchorId="541F180A" wp14:editId="47EA076E">
+            <wp:extent cx="8964000" cy="3405205"/>
+            <wp:effectExtent l="0" t="0" r="0" b="0"/>
+            <wp:docPr id="2" name="Picture 2"/>
+            <wp:cNvGraphicFramePr>
+              <a:graphicFrameLocks xmlns:a="http://schemas.openxmlformats.org/drawingml/2006/main" noChangeAspect="1"/>
+            </wp:cNvGraphicFramePr>
+            <a:graphic xmlns:a="http://schemas.openxmlformats.org/drawingml/2006/main">
+              <a:graphicData uri="http://schemas.openxmlformats.org/drawingml/2006/picture">
+                <pic:pic xmlns:pic="http://schemas.openxmlformats.org/drawingml/2006/picture">
+                  <pic:nvPicPr>
+                    <pic:cNvPr id="0" name="er_2_ventas.png"/>
+                    <pic:cNvPicPr/>
+                  </pic:nvPicPr>
+                  <pic:blipFill>
+                    <a:blip r:embed="rId10"/>
+                    <a:stretch>
+                      <a:fillRect/>
+                    </a:stretch>
+                  </pic:blipFill>
+                  <pic:spPr>
+                    <a:xfrm>
+                      <a:off x="0" y="0"/>
+                      <a:ext cx="8964000" cy="3405205"/>
+                    </a:xfrm>
+                    <a:prstGeom prst="rect">
+                      <a:avLst/>
+                    </a:prstGeom>
+                  </pic:spPr>
+                </pic:pic>
+              </a:graphicData>
+            </a:graphic>
+          </wp:inline>
+        </w:drawing>
+      </w:r>
+    </w:p>
+    <w:p>
+      <w:pPr>
+        <w:jc w:val="center"/>
+      </w:pPr>
+      <w:r>
+        <w:rPr>
+          <w:i/>
+          <w:color w:val="595959"/>
+          <w:sz w:val="19"/>
+        </w:rPr>
+        <w:t>Figura 2. Diagrama ER — módulo de Ventas.</w:t>
+      </w:r>
+    </w:p>
+    <w:p>
+      <w:r>
+        <w:br w:type="page"/>
+      </w:r>
+    </w:p>
+    <w:p>
+      <w:pPr>
+        <w:keepNext/>
+        <w:jc w:val="center"/>
+      </w:pPr>
+      <w:r>
+        <w:rPr>
+          <w:noProof/>
+        </w:rPr>
+        <w:lastRenderedPageBreak/>
+        <w:drawing>
+          <wp:inline distT="0" distB="0" distL="0" distR="0" wp14:anchorId="782BF1F5" wp14:editId="48EE2C87">
+            <wp:extent cx="8964000" cy="5824883"/>
+            <wp:effectExtent l="0" t="0" r="0" b="0"/>
+            <wp:docPr id="3" name="Picture 3"/>
+            <wp:cNvGraphicFramePr>
+              <a:graphicFrameLocks xmlns:a="http://schemas.openxmlformats.org/drawingml/2006/main" noChangeAspect="1"/>
+            </wp:cNvGraphicFramePr>
+            <a:graphic xmlns:a="http://schemas.openxmlformats.org/drawingml/2006/main">
+              <a:graphicData uri="http://schemas.openxmlformats.org/drawingml/2006/picture">
+                <pic:pic xmlns:pic="http://schemas.openxmlformats.org/drawingml/2006/picture">
+                  <pic:nvPicPr>
+                    <pic:cNvPr id="0" name="er_3_compras_inventario.png"/>
+                    <pic:cNvPicPr/>
+                  </pic:nvPicPr>
+                  <pic:blipFill>
+                    <a:blip r:embed="rId11"/>
+                    <a:stretch>
+                      <a:fillRect/>
+                    </a:stretch>
+                  </pic:blipFill>
+                  <pic:spPr>
+                    <a:xfrm>
+                      <a:off x="0" y="0"/>
+                      <a:ext cx="8964000" cy="5824883"/>
+                    </a:xfrm>
+                    <a:prstGeom prst="rect">
+                      <a:avLst/>
+                    </a:prstGeom>
+                  </pic:spPr>
+                </pic:pic>
+              </a:graphicData>
+            </a:graphic>
+          </wp:inline>
+        </w:drawing>
+      </w:r>
+    </w:p>
+    <w:p>
+      <w:pPr>
+        <w:jc w:val="center"/>
+      </w:pPr>
+      <w:r>
+        <w:rPr>
+          <w:i/>
+          <w:color w:val="595959"/>
+          <w:sz w:val="19"/>
+        </w:rPr>
+        <w:t>Figura 3. Diagrama ER — módulos de Compras e Inventario.</w:t>
+      </w:r>
+    </w:p>
+    <w:p>
+      <w:r>
+        <w:br w:type="page"/>
+      </w:r>
+    </w:p>
+    <w:p>
+      <w:pPr>
+        <w:keepNext/>
+        <w:jc w:val="center"/>
+      </w:pPr>
+      <w:r>
+        <w:rPr>
+          <w:noProof/>
+        </w:rPr>
+        <w:lastRenderedPageBreak/>
+        <w:drawing>
+          <wp:inline distT="0" distB="0" distL="0" distR="0" wp14:anchorId="742F1FDD" wp14:editId="4EE665E8">
+            <wp:extent cx="8964000" cy="4613824"/>
+            <wp:effectExtent l="0" t="0" r="0" b="0"/>
+            <wp:docPr id="4" name="Picture 4"/>
+            <wp:cNvGraphicFramePr>
+              <a:graphicFrameLocks xmlns:a="http://schemas.openxmlformats.org/drawingml/2006/main" noChangeAspect="1"/>
+            </wp:cNvGraphicFramePr>
+            <a:graphic xmlns:a="http://schemas.openxmlformats.org/drawingml/2006/main">
+              <a:graphicData uri="http://schemas.openxmlformats.org/drawingml/2006/picture">
+                <pic:pic xmlns:pic="http://schemas.openxmlformats.org/drawingml/2006/picture">
+                  <pic:nvPicPr>
+                    <pic:cNvPr id="0" name="er_4_cotizaciones.png"/>
+                    <pic:cNvPicPr/>
+                  </pic:nvPicPr>
+                  <pic:blipFill>
+                    <a:blip r:embed="rId12"/>
+                    <a:stretch>
+                      <a:fillRect/>
+                    </a:stretch>
+                  </pic:blipFill>
+                  <pic:spPr>
+                    <a:xfrm>
+                      <a:off x="0" y="0"/>
+                      <a:ext cx="8964000" cy="4613824"/>
+                    </a:xfrm>
+                    <a:prstGeom prst="rect">
+                      <a:avLst/>
+                    </a:prstGeom>
+                  </pic:spPr>
+                </pic:pic>
+              </a:graphicData>
+            </a:graphic>
+          </wp:inline>
+        </w:drawing>
+      </w:r>
+    </w:p>
+    <w:p>
+      <w:pPr>
+        <w:jc w:val="center"/>
+      </w:pPr>
+      <w:r>
+        <w:rPr>
+          <w:i/>
+          <w:color w:val="595959"/>
+          <w:sz w:val="19"/>
+        </w:rPr>
+        <w:t>Figura 4. Diagrama ER — módulo de Cotizaciones y Clientes.</w:t>
+      </w:r>
+    </w:p>
+    <w:p>
+      <w:r>
+        <w:br w:type="page"/>
+      </w:r>
+    </w:p>
+    <w:p>
+      <w:pPr>
+        <w:keepNext/>
+        <w:jc w:val="center"/>
+      </w:pPr>
+      <w:r>
+        <w:rPr>
+          <w:noProof/>
+        </w:rPr>
+        <w:lastRenderedPageBreak/>
+        <w:drawing>
+          <wp:inline distT="0" distB="0" distL="0" distR="0" wp14:anchorId="77E06299" wp14:editId="7633884E">
+            <wp:extent cx="8964000" cy="4548696"/>
+            <wp:effectExtent l="0" t="0" r="0" b="0"/>
+            <wp:docPr id="5" name="Picture 5"/>
+            <wp:cNvGraphicFramePr>
+              <a:graphicFrameLocks xmlns:a="http://schemas.openxmlformats.org/drawingml/2006/main" noChangeAspect="1"/>
+            </wp:cNvGraphicFramePr>
+            <a:graphic xmlns:a="http://schemas.openxmlformats.org/drawingml/2006/main">
+              <a:graphicData uri="http://schemas.openxmlformats.org/drawingml/2006/picture">
+                <pic:pic xmlns:pic="http://schemas.openxmlformats.org/drawingml/2006/picture">
+                  <pic:nvPicPr>
+                    <pic:cNvPr id="0" name="er_5_caja_seguridad.png"/>
+                    <pic:cNvPicPr/>
+                  </pic:nvPicPr>
+                  <pic:blipFill>
+                    <a:blip r:embed="rId13"/>
+                    <a:stretch>
+                      <a:fillRect/>
+                    </a:stretch>
+                  </pic:blipFill>
+                  <pic:spPr>
+                    <a:xfrm>
+                      <a:off x="0" y="0"/>
+                      <a:ext cx="8964000" cy="4548696"/>
+                    </a:xfrm>
+                    <a:prstGeom prst="rect">
+                      <a:avLst/>
+                    </a:prstGeom>
+                  </pic:spPr>
+                </pic:pic>
+              </a:graphicData>
+            </a:graphic>
+          </wp:inline>
+        </w:drawing>
+      </w:r>
+    </w:p>
+    <w:p>
+      <w:pPr>
+        <w:jc w:val="center"/>
+      </w:pPr>
+      <w:r>
+        <w:rPr>
+          <w:i/>
+          <w:color w:val="595959"/>
+          <w:sz w:val="19"/>
+        </w:rPr>
+        <w:t>Figura 5. Diagrama ER — módulos de Caja y Seguridad.</w:t>
+      </w:r>
+    </w:p>
+    <w:p>
+      <w:pPr>
+        <w:sectPr>
+          <w:pgSz w:w="15840" w:h="12240" w:orient="landscape"/>
+          <w:pgMar w:top="850" w:right="850" w:bottom="850" w:left="850" w:header="720" w:footer="720" w:gutter="0"/>
+          <w:cols w:space="720"/>
+          <w:docGrid w:linePitch="360"/>
+        </w:sectPr>
+      </w:pPr>
     </w:p>
     <w:p>
       <w:pPr>
         <w:pStyle w:val="Ttulo2"/>
       </w:pPr>
-      <w:bookmarkStart w:id="15" w:name="_Toc244038899"/>
-      <w:r>
+      <w:bookmarkStart w:id="15" w:name="_Toc244077836"/>
+      <w:r>
+        <w:lastRenderedPageBreak/>
         <w:t>2.5 Modelo relacional</w:t>
       </w:r>
       <w:bookmarkEnd w:id="15"/>
@@ -14530,7 +14614,6 @@
         <w:rPr>
           <w:sz w:val="19"/>
         </w:rPr>
-        <w:lastRenderedPageBreak/>
         <w:t>DETALLE_COMPRA(</w:t>
       </w:r>
       <w:r>
@@ -14739,55 +14822,117 @@
         <w:t>, minimo_incidencias, sancion)</w:t>
       </w:r>
     </w:p>
-    <w:tbl>
-      <w:tblPr>
-        <w:tblStyle w:val="Tablaconcuadrcula"/>
-        <w:tblW w:w="0" w:type="auto"/>
+    <w:p>
+      <w:pPr>
+        <w:jc w:val="both"/>
+      </w:pPr>
+      <w:r>
+        <w:t xml:space="preserve">La Figura 6 es el modelo relacional generado en </w:t>
+      </w:r>
+      <w:r>
+        <w:rPr>
+          <w:b/>
+        </w:rPr>
+        <w:t>Oracle SQL Developer Data Modeler</w:t>
+      </w:r>
+      <w:r>
+        <w:t xml:space="preserve"> por ingeniería inversa desde el esquema real </w:t>
+      </w:r>
+      <w:r>
+        <w:rPr>
+          <w:rFonts w:ascii="Consolas" w:hAnsi="Consolas"/>
+          <w:sz w:val="19"/>
+        </w:rPr>
+        <w:t>SISTEMA_VENTAS</w:t>
+      </w:r>
+      <w:r>
+        <w:t xml:space="preserve">, por lo que coincide exactamente con la base de datos implementada. En cada tabla, </w:t>
+      </w:r>
+      <w:r>
+        <w:rPr>
+          <w:b/>
+        </w:rPr>
+        <w:t>P</w:t>
+      </w:r>
+      <w:r>
+        <w:t xml:space="preserve"> indica llave primaria, </w:t>
+      </w:r>
+      <w:r>
+        <w:rPr>
+          <w:b/>
+        </w:rPr>
+        <w:t>F</w:t>
+      </w:r>
+      <w:r>
+        <w:t xml:space="preserve"> llave foránea, </w:t>
+      </w:r>
+      <w:r>
+        <w:rPr>
+          <w:b/>
+        </w:rPr>
+        <w:t>U</w:t>
+      </w:r>
+      <w:r>
+        <w:t xml:space="preserve"> restricción UNIQUE y el asterisco (*) un campo obligatorio (NOT NULL). Las líneas unen cada llave foránea con la tabla a la que apunta; el extremo con «pata de gallo» es el lado *muchos* de la relación.</w:t>
+      </w:r>
+    </w:p>
+    <w:p>
+      <w:pPr>
+        <w:sectPr>
+          <w:pgSz w:w="12240" w:h="15840"/>
+          <w:pgMar w:top="1417" w:right="1417" w:bottom="1417" w:left="1417" w:header="720" w:footer="720" w:gutter="0"/>
+          <w:cols w:space="720"/>
+          <w:docGrid w:linePitch="360"/>
+        </w:sectPr>
+      </w:pPr>
+    </w:p>
+    <w:p>
+      <w:pPr>
+        <w:keepNext/>
         <w:jc w:val="center"/>
-        <w:tblLook w:val="04A0" w:firstRow="1" w:lastRow="0" w:firstColumn="1" w:lastColumn="0" w:noHBand="0" w:noVBand="1"/>
-      </w:tblPr>
-      <w:tblGrid>
-        <w:gridCol w:w="9354"/>
-      </w:tblGrid>
-      <w:tr>
-        <w:trPr>
-          <w:jc w:val="center"/>
-        </w:trPr>
-        <w:tc>
-          <w:tcPr>
-            <w:tcW w:w="9354" w:type="dxa"/>
-            <w:shd w:val="clear" w:color="auto" w:fill="FFF8E1"/>
-          </w:tcPr>
-          <w:p>
-            <w:pPr>
-              <w:spacing w:before="1200" w:after="1200"/>
-              <w:jc w:val="center"/>
-            </w:pPr>
-            <w:r>
-              <w:rPr>
-                <w:b/>
-                <w:color w:val="A16207"/>
-              </w:rPr>
-              <w:t>[ PEGUE AQUÍ: Modelo relacional ]</w:t>
-            </w:r>
-            <w:r>
-              <w:rPr>
-                <w:b/>
-                <w:color w:val="A16207"/>
-              </w:rPr>
-              <w:br/>
-            </w:r>
-            <w:r>
-              <w:rPr>
-                <w:color w:val="595959"/>
-                <w:sz w:val="18"/>
-              </w:rPr>
-              <w:t>Data Modeler → modelo relacional generado desde la BD → exportar a imagen (PNG).</w:t>
-            </w:r>
-          </w:p>
-        </w:tc>
-      </w:tr>
-    </w:tbl>
+      </w:pPr>
+      <w:r>
+        <w:rPr>
+          <w:noProof/>
+        </w:rPr>
+        <w:lastRenderedPageBreak/>
+        <w:drawing>
+          <wp:inline distT="0" distB="0" distL="0" distR="0" wp14:anchorId="32011AF0" wp14:editId="6F7333BD">
+            <wp:extent cx="8964000" cy="3839783"/>
+            <wp:effectExtent l="0" t="0" r="0" b="0"/>
+            <wp:docPr id="6" name="Picture 6"/>
+            <wp:cNvGraphicFramePr>
+              <a:graphicFrameLocks xmlns:a="http://schemas.openxmlformats.org/drawingml/2006/main" noChangeAspect="1"/>
+            </wp:cNvGraphicFramePr>
+            <a:graphic xmlns:a="http://schemas.openxmlformats.org/drawingml/2006/main">
+              <a:graphicData uri="http://schemas.openxmlformats.org/drawingml/2006/picture">
+                <pic:pic xmlns:pic="http://schemas.openxmlformats.org/drawingml/2006/picture">
+                  <pic:nvPicPr>
+                    <pic:cNvPr id="0" name="modelo_relacional_imagen.png"/>
+                    <pic:cNvPicPr/>
+                  </pic:nvPicPr>
+                  <pic:blipFill>
+                    <a:blip r:embed="rId14"/>
+                    <a:stretch>
+                      <a:fillRect/>
+                    </a:stretch>
+                  </pic:blipFill>
+                  <pic:spPr>
+                    <a:xfrm>
+                      <a:off x="0" y="0"/>
+                      <a:ext cx="8964000" cy="3839783"/>
+                    </a:xfrm>
+                    <a:prstGeom prst="rect">
+                      <a:avLst/>
+                    </a:prstGeom>
+                  </pic:spPr>
+                </pic:pic>
+              </a:graphicData>
+            </a:graphic>
+          </wp:inline>
+        </w:drawing>
+      </w:r>
+    </w:p>
     <w:p>
       <w:pPr>
         <w:jc w:val="center"/>
@@ -14798,15 +14943,26 @@
           <w:color w:val="595959"/>
           <w:sz w:val="19"/>
         </w:rPr>
-        <w:t>Figura 2. Modelo relacional.</w:t>
-      </w:r>
+        <w:t>Figura 6. Modelo relacional (Oracle SQL Developer Data Modeler).</w:t>
+      </w:r>
+    </w:p>
+    <w:p>
+      <w:pPr>
+        <w:sectPr>
+          <w:pgSz w:w="15840" w:h="12240" w:orient="landscape"/>
+          <w:pgMar w:top="850" w:right="850" w:bottom="850" w:left="850" w:header="720" w:footer="720" w:gutter="0"/>
+          <w:cols w:space="720"/>
+          <w:docGrid w:linePitch="360"/>
+        </w:sectPr>
+      </w:pPr>
     </w:p>
     <w:p>
       <w:pPr>
         <w:pStyle w:val="Ttulo2"/>
       </w:pPr>
-      <w:bookmarkStart w:id="16" w:name="_Toc244038900"/>
-      <w:r>
+      <w:bookmarkStart w:id="16" w:name="_Toc244077837"/>
+      <w:r>
+        <w:lastRenderedPageBreak/>
         <w:t>2.6 Modelo f</w:t>
       </w:r>
       <w:r>
@@ -15563,7 +15719,6 @@
         <w:jc w:val="both"/>
       </w:pPr>
       <w:r>
-        <w:lastRenderedPageBreak/>
         <w:t>Ejemplo de una restricción CHECK que involucra varias columnas: una venta activa no puede tener datos de anulación y una anulada debe tenerlos todos.</w:t>
       </w:r>
     </w:p>
@@ -15651,55 +15806,109 @@
         <w:spacing w:after="40"/>
       </w:pPr>
     </w:p>
-    <w:tbl>
-      <w:tblPr>
-        <w:tblStyle w:val="Tablaconcuadrcula"/>
-        <w:tblW w:w="0" w:type="auto"/>
+    <w:p>
+      <w:pPr>
+        <w:jc w:val="both"/>
+      </w:pPr>
+      <w:r>
+        <w:t xml:space="preserve">La Figura 7 muestra el modelo físico: además de las llaves, incluye el </w:t>
+      </w:r>
+      <w:r>
+        <w:rPr>
+          <w:b/>
+        </w:rPr>
+        <w:t>tipo de dato de Oracle</w:t>
+      </w:r>
+      <w:r>
+        <w:t xml:space="preserve"> de cada columna y, al pie de cada tabla, sus restricciones (PK, UK, FK) y los </w:t>
+      </w:r>
+      <w:r>
+        <w:rPr>
+          <w:b/>
+        </w:rPr>
+        <w:t>índices</w:t>
+      </w:r>
+      <w:r>
+        <w:t xml:space="preserve"> creados (</w:t>
+      </w:r>
+      <w:r>
+        <w:rPr>
+          <w:rFonts w:ascii="Consolas" w:hAnsi="Consolas"/>
+          <w:sz w:val="19"/>
+        </w:rPr>
+        <w:t>IDX_...</w:t>
+      </w:r>
+      <w:r>
+        <w:t xml:space="preserve">). El DDL que genera Data Modeler a partir de este modelo se guardó en </w:t>
+      </w:r>
+      <w:r>
+        <w:rPr>
+          <w:rFonts w:ascii="Consolas" w:hAnsi="Consolas"/>
+          <w:sz w:val="19"/>
+        </w:rPr>
+        <w:t>database/diagramas/modelo_fisico_ddl.sql</w:t>
+      </w:r>
+      <w:r>
+        <w:t>.</w:t>
+      </w:r>
+    </w:p>
+    <w:p>
+      <w:pPr>
+        <w:sectPr>
+          <w:pgSz w:w="12240" w:h="15840"/>
+          <w:pgMar w:top="1417" w:right="1417" w:bottom="1417" w:left="1417" w:header="720" w:footer="720" w:gutter="0"/>
+          <w:cols w:space="720"/>
+          <w:docGrid w:linePitch="360"/>
+        </w:sectPr>
+      </w:pPr>
+    </w:p>
+    <w:p>
+      <w:pPr>
+        <w:keepNext/>
         <w:jc w:val="center"/>
-        <w:tblLook w:val="04A0" w:firstRow="1" w:lastRow="0" w:firstColumn="1" w:lastColumn="0" w:noHBand="0" w:noVBand="1"/>
-      </w:tblPr>
-      <w:tblGrid>
-        <w:gridCol w:w="9354"/>
-      </w:tblGrid>
-      <w:tr>
-        <w:trPr>
-          <w:jc w:val="center"/>
-        </w:trPr>
-        <w:tc>
-          <w:tcPr>
-            <w:tcW w:w="9354" w:type="dxa"/>
-            <w:shd w:val="clear" w:color="auto" w:fill="FFF8E1"/>
-          </w:tcPr>
-          <w:p>
-            <w:pPr>
-              <w:spacing w:before="1200" w:after="1200"/>
-              <w:jc w:val="center"/>
-            </w:pPr>
-            <w:r>
-              <w:rPr>
-                <w:b/>
-                <w:color w:val="A16207"/>
-              </w:rPr>
-              <w:t>[ PEGUE AQUÍ: Modelo físico ]</w:t>
-            </w:r>
-            <w:r>
-              <w:rPr>
-                <w:b/>
-                <w:color w:val="A16207"/>
-              </w:rPr>
-              <w:br/>
-            </w:r>
-            <w:r>
-              <w:rPr>
-                <w:color w:val="595959"/>
-                <w:sz w:val="18"/>
-              </w:rPr>
-              <w:t>Data Modeler → modelo relacional con tipos de datos visibles (o vista física) → exportar a imagen.</w:t>
-            </w:r>
-          </w:p>
-        </w:tc>
-      </w:tr>
-    </w:tbl>
+      </w:pPr>
+      <w:r>
+        <w:rPr>
+          <w:noProof/>
+        </w:rPr>
+        <w:lastRenderedPageBreak/>
+        <w:drawing>
+          <wp:inline distT="0" distB="0" distL="0" distR="0" wp14:anchorId="3194CF99" wp14:editId="34ECF6D3">
+            <wp:extent cx="8964000" cy="3840193"/>
+            <wp:effectExtent l="0" t="0" r="0" b="0"/>
+            <wp:docPr id="7" name="Picture 7"/>
+            <wp:cNvGraphicFramePr>
+              <a:graphicFrameLocks xmlns:a="http://schemas.openxmlformats.org/drawingml/2006/main" noChangeAspect="1"/>
+            </wp:cNvGraphicFramePr>
+            <a:graphic xmlns:a="http://schemas.openxmlformats.org/drawingml/2006/main">
+              <a:graphicData uri="http://schemas.openxmlformats.org/drawingml/2006/picture">
+                <pic:pic xmlns:pic="http://schemas.openxmlformats.org/drawingml/2006/picture">
+                  <pic:nvPicPr>
+                    <pic:cNvPr id="0" name="modelo_fisico.png"/>
+                    <pic:cNvPicPr/>
+                  </pic:nvPicPr>
+                  <pic:blipFill>
+                    <a:blip r:embed="rId15"/>
+                    <a:stretch>
+                      <a:fillRect/>
+                    </a:stretch>
+                  </pic:blipFill>
+                  <pic:spPr>
+                    <a:xfrm>
+                      <a:off x="0" y="0"/>
+                      <a:ext cx="8964000" cy="3840193"/>
+                    </a:xfrm>
+                    <a:prstGeom prst="rect">
+                      <a:avLst/>
+                    </a:prstGeom>
+                  </pic:spPr>
+                </pic:pic>
+              </a:graphicData>
+            </a:graphic>
+          </wp:inline>
+        </w:drawing>
+      </w:r>
+    </w:p>
     <w:p>
       <w:pPr>
         <w:jc w:val="center"/>
@@ -15710,15 +15919,26 @@
           <w:color w:val="595959"/>
           <w:sz w:val="19"/>
         </w:rPr>
-        <w:t>Figura 3. Modelo físico.</w:t>
-      </w:r>
+        <w:t>Figura 7. Modelo físico con tipos de datos, restricciones e índices (Data Modeler).</w:t>
+      </w:r>
+    </w:p>
+    <w:p>
+      <w:pPr>
+        <w:sectPr>
+          <w:pgSz w:w="15840" w:h="12240" w:orient="landscape"/>
+          <w:pgMar w:top="850" w:right="850" w:bottom="850" w:left="850" w:header="720" w:footer="720" w:gutter="0"/>
+          <w:cols w:space="720"/>
+          <w:docGrid w:linePitch="360"/>
+        </w:sectPr>
+      </w:pPr>
     </w:p>
     <w:p>
       <w:pPr>
         <w:pStyle w:val="Ttulo1"/>
       </w:pPr>
-      <w:bookmarkStart w:id="17" w:name="_Toc244038901"/>
-      <w:r>
+      <w:bookmarkStart w:id="17" w:name="_Toc244077838"/>
+      <w:r>
+        <w:lastRenderedPageBreak/>
         <w:t>3. Normalizaci</w:t>
       </w:r>
       <w:r>
@@ -15741,7 +15961,7 @@
       <w:pPr>
         <w:pStyle w:val="Ttulo2"/>
       </w:pPr>
-      <w:bookmarkStart w:id="18" w:name="_Toc244038902"/>
+      <w:bookmarkStart w:id="18" w:name="_Toc244077839"/>
       <w:r>
         <w:t>3.1 Relaci</w:t>
       </w:r>
@@ -16120,9 +16340,8 @@
       <w:pPr>
         <w:pStyle w:val="Ttulo2"/>
       </w:pPr>
-      <w:bookmarkStart w:id="19" w:name="_Toc244038903"/>
-      <w:r>
-        <w:lastRenderedPageBreak/>
+      <w:bookmarkStart w:id="19" w:name="_Toc244077840"/>
+      <w:r>
         <w:t>3.2 Primera forma normal (1FN)</w:t>
       </w:r>
       <w:bookmarkEnd w:id="19"/>
@@ -16280,7 +16499,7 @@
       <w:pPr>
         <w:pStyle w:val="Ttulo2"/>
       </w:pPr>
-      <w:bookmarkStart w:id="20" w:name="_Toc244038904"/>
+      <w:bookmarkStart w:id="20" w:name="_Toc244077841"/>
       <w:r>
         <w:t>3.3 Segunda forma normal (2FN)</w:t>
       </w:r>
@@ -16314,6 +16533,7 @@
         <w:jc w:val="both"/>
       </w:pPr>
       <w:r>
+        <w:lastRenderedPageBreak/>
         <w:t xml:space="preserve">En </w:t>
       </w:r>
       <w:r>
@@ -16804,9 +17024,8 @@
       <w:pPr>
         <w:pStyle w:val="Ttulo2"/>
       </w:pPr>
-      <w:bookmarkStart w:id="21" w:name="_Toc244038905"/>
-      <w:r>
-        <w:lastRenderedPageBreak/>
+      <w:bookmarkStart w:id="21" w:name="_Toc244077842"/>
+      <w:r>
         <w:t>3.4 Tercera forma normal (3FN)</w:t>
       </w:r>
       <w:bookmarkEnd w:id="21"/>
@@ -17180,7 +17399,7 @@
       <w:pPr>
         <w:pStyle w:val="Ttulo2"/>
       </w:pPr>
-      <w:bookmarkStart w:id="22" w:name="_Toc244038906"/>
+      <w:bookmarkStart w:id="22" w:name="_Toc244077843"/>
       <w:r>
         <w:t>3.5 Decisiones de dise</w:t>
       </w:r>
@@ -17438,6 +17657,7 @@
               <w:rPr>
                 <w:sz w:val="18"/>
               </w:rPr>
+              <w:lastRenderedPageBreak/>
               <w:t>Sanción sugerida</w:t>
             </w:r>
           </w:p>
@@ -17764,7 +17984,7 @@
       <w:pPr>
         <w:pStyle w:val="Ttulo1"/>
       </w:pPr>
-      <w:bookmarkStart w:id="23" w:name="_Toc244038907"/>
+      <w:bookmarkStart w:id="23" w:name="_Toc244077844"/>
       <w:r>
         <w:t>4. Implementaci</w:t>
       </w:r>
@@ -17780,7 +18000,7 @@
       <w:pPr>
         <w:pStyle w:val="Ttulo2"/>
       </w:pPr>
-      <w:bookmarkStart w:id="24" w:name="_Toc244038908"/>
+      <w:bookmarkStart w:id="24" w:name="_Toc244077845"/>
       <w:r>
         <w:t>4.1 Entorno</w:t>
       </w:r>
@@ -17976,7 +18196,6 @@
               <w:rPr>
                 <w:sz w:val="19"/>
               </w:rPr>
-              <w:lastRenderedPageBreak/>
               <w:t>Herramientas</w:t>
             </w:r>
           </w:p>
@@ -18054,7 +18273,7 @@
       <w:pPr>
         <w:pStyle w:val="Ttulo2"/>
       </w:pPr>
-      <w:bookmarkStart w:id="25" w:name="_Toc244038909"/>
+      <w:bookmarkStart w:id="25" w:name="_Toc244077846"/>
       <w:r>
         <w:t>4.2 Organizaci</w:t>
       </w:r>
@@ -18686,7 +18905,7 @@
       <w:pPr>
         <w:pStyle w:val="Ttulo2"/>
       </w:pPr>
-      <w:bookmarkStart w:id="26" w:name="_Toc244038910"/>
+      <w:bookmarkStart w:id="26" w:name="_Toc244077847"/>
       <w:r>
         <w:t xml:space="preserve">4.3 Secuencias e </w:t>
       </w:r>
@@ -18777,7 +18996,7 @@
       <w:pPr>
         <w:pStyle w:val="Ttulo2"/>
       </w:pPr>
-      <w:bookmarkStart w:id="27" w:name="_Toc244038911"/>
+      <w:bookmarkStart w:id="27" w:name="_Toc244077848"/>
       <w:r>
         <w:t>4.4 Vistas</w:t>
       </w:r>
@@ -19202,9 +19421,8 @@
       <w:pPr>
         <w:pStyle w:val="Ttulo2"/>
       </w:pPr>
-      <w:bookmarkStart w:id="28" w:name="_Toc244038912"/>
-      <w:r>
-        <w:lastRenderedPageBreak/>
+      <w:bookmarkStart w:id="28" w:name="_Toc244077849"/>
+      <w:r>
         <w:t>4.5 Funciones</w:t>
       </w:r>
       <w:bookmarkEnd w:id="28"/>
@@ -19538,7 +19756,7 @@
       <w:pPr>
         <w:pStyle w:val="Ttulo2"/>
       </w:pPr>
-      <w:bookmarkStart w:id="29" w:name="_Toc244038913"/>
+      <w:bookmarkStart w:id="29" w:name="_Toc244077850"/>
       <w:r>
         <w:t>4.6 Procedimientos almacenados</w:t>
       </w:r>
@@ -19594,6 +19812,7 @@
                 <w:color w:val="FFFFFF"/>
                 <w:sz w:val="18"/>
               </w:rPr>
+              <w:lastRenderedPageBreak/>
               <w:t>Procedimiento</w:t>
             </w:r>
           </w:p>
@@ -20535,13 +20754,6 @@
                 <w:sz w:val="17"/>
               </w:rPr>
               <w:br/>
-            </w:r>
-            <w:r>
-              <w:rPr>
-                <w:rFonts w:ascii="Consolas" w:hAnsi="Consolas"/>
-                <w:sz w:val="17"/>
-              </w:rPr>
-              <w:lastRenderedPageBreak/>
               <w:t xml:space="preserve">        '. Disponible: ' || v_stock || ', solicitado: ' || p_cantidad || '.');</w:t>
             </w:r>
             <w:r>
@@ -20728,7 +20940,7 @@
       <w:pPr>
         <w:pStyle w:val="Ttulo2"/>
       </w:pPr>
-      <w:bookmarkStart w:id="30" w:name="_Toc244038914"/>
+      <w:bookmarkStart w:id="30" w:name="_Toc244077851"/>
       <w:r>
         <w:t>4.7 Triggers</w:t>
       </w:r>
@@ -20827,6 +21039,7 @@
               <w:rPr>
                 <w:sz w:val="18"/>
               </w:rPr>
+              <w:lastRenderedPageBreak/>
               <w:t>TRG_AUDITORIA_PRECIO</w:t>
             </w:r>
           </w:p>
@@ -21031,7 +21244,7 @@
       <w:pPr>
         <w:pStyle w:val="Ttulo2"/>
       </w:pPr>
-      <w:bookmarkStart w:id="31" w:name="_Toc244038915"/>
+      <w:bookmarkStart w:id="31" w:name="_Toc244077852"/>
       <w:r>
         <w:t>4.8 Tarea programada</w:t>
       </w:r>
@@ -21076,7 +21289,7 @@
       <w:pPr>
         <w:pStyle w:val="Ttulo2"/>
       </w:pPr>
-      <w:bookmarkStart w:id="32" w:name="_Toc244038916"/>
+      <w:bookmarkStart w:id="32" w:name="_Toc244077853"/>
       <w:r>
         <w:t>4.9 Transacciones: COMMIT y ROLLBACK</w:t>
       </w:r>
@@ -21117,7 +21330,6 @@
                 <w:rFonts w:ascii="Consolas" w:hAnsi="Consolas"/>
                 <w:sz w:val="17"/>
               </w:rPr>
-              <w:lastRenderedPageBreak/>
               <w:t>try:</w:t>
             </w:r>
             <w:r>
@@ -21227,7 +21439,7 @@
       <w:pPr>
         <w:pStyle w:val="Ttulo2"/>
       </w:pPr>
-      <w:bookmarkStart w:id="33" w:name="_Toc244038917"/>
+      <w:bookmarkStart w:id="33" w:name="_Toc244077854"/>
       <w:r>
         <w:t>4.10 Manejo de excepciones</w:t>
       </w:r>
@@ -21280,6 +21492,7 @@
           <w:rFonts w:ascii="Consolas" w:hAnsi="Consolas"/>
           <w:sz w:val="19"/>
         </w:rPr>
+        <w:lastRenderedPageBreak/>
         <w:t>RAISE_APPLICATION_ERROR</w:t>
       </w:r>
       <w:r>
@@ -21308,7 +21521,7 @@
       <w:pPr>
         <w:pStyle w:val="Ttulo1"/>
       </w:pPr>
-      <w:bookmarkStart w:id="34" w:name="_Toc244038918"/>
+      <w:bookmarkStart w:id="34" w:name="_Toc244077855"/>
       <w:r>
         <w:t>5. Consultas SQL y explotaci</w:t>
       </w:r>
@@ -21775,13 +21988,6 @@
                 <w:sz w:val="17"/>
               </w:rPr>
               <w:br/>
-            </w:r>
-            <w:r>
-              <w:rPr>
-                <w:rFonts w:ascii="Consolas" w:hAnsi="Consolas"/>
-                <w:sz w:val="17"/>
-              </w:rPr>
-              <w:lastRenderedPageBreak/>
               <w:t>GROUP BY c.nombre</w:t>
             </w:r>
             <w:r>
@@ -21908,7 +22114,7 @@
       <w:pPr>
         <w:pStyle w:val="Ttulo1"/>
       </w:pPr>
-      <w:bookmarkStart w:id="35" w:name="_Toc244038919"/>
+      <w:bookmarkStart w:id="35" w:name="_Toc244077856"/>
       <w:r>
         <w:t>6. Seguridad</w:t>
       </w:r>
@@ -21918,7 +22124,7 @@
       <w:pPr>
         <w:pStyle w:val="Ttulo2"/>
       </w:pPr>
-      <w:bookmarkStart w:id="36" w:name="_Toc244038920"/>
+      <w:bookmarkStart w:id="36" w:name="_Toc244077857"/>
       <w:r>
         <w:t>6.1 Seguridad en Oracle</w:t>
       </w:r>
@@ -22099,6 +22305,7 @@
               <w:rPr>
                 <w:sz w:val="18"/>
               </w:rPr>
+              <w:lastRenderedPageBreak/>
               <w:t>R_VENDEDOR</w:t>
             </w:r>
           </w:p>
@@ -22376,7 +22583,7 @@
       <w:pPr>
         <w:pStyle w:val="Ttulo2"/>
       </w:pPr>
-      <w:bookmarkStart w:id="37" w:name="_Toc244038921"/>
+      <w:bookmarkStart w:id="37" w:name="_Toc244077858"/>
       <w:r>
         <w:t>6.2 Seguridad en la aplicaci</w:t>
       </w:r>
@@ -22506,7 +22713,6 @@
         <w:rPr>
           <w:b/>
         </w:rPr>
-        <w:lastRenderedPageBreak/>
         <w:t>Credenciales fuera del repositorio:</w:t>
       </w:r>
       <w:r>
@@ -22973,8 +23179,9 @@
       <w:pPr>
         <w:pStyle w:val="Ttulo1"/>
       </w:pPr>
-      <w:bookmarkStart w:id="38" w:name="_Toc244038922"/>
-      <w:r>
+      <w:bookmarkStart w:id="38" w:name="_Toc244077859"/>
+      <w:r>
+        <w:lastRenderedPageBreak/>
         <w:t>7. Prototipo funcional</w:t>
       </w:r>
       <w:bookmarkEnd w:id="38"/>
@@ -22983,7 +23190,7 @@
       <w:pPr>
         <w:pStyle w:val="Ttulo2"/>
       </w:pPr>
-      <w:bookmarkStart w:id="39" w:name="_Toc244038923"/>
+      <w:bookmarkStart w:id="39" w:name="_Toc244077860"/>
       <w:r>
         <w:t>7.1 Arquitectura</w:t>
       </w:r>
@@ -23320,9 +23527,8 @@
       <w:pPr>
         <w:pStyle w:val="Ttulo2"/>
       </w:pPr>
-      <w:bookmarkStart w:id="40" w:name="_Toc244038924"/>
-      <w:r>
-        <w:lastRenderedPageBreak/>
+      <w:bookmarkStart w:id="40" w:name="_Toc244077861"/>
+      <w:r>
         <w:t>7.2 Pantallas principales</w:t>
       </w:r>
       <w:bookmarkEnd w:id="40"/>
@@ -23337,10 +23543,10 @@
           <w:noProof/>
         </w:rPr>
         <w:drawing>
-          <wp:inline distT="0" distB="0" distL="0" distR="0" wp14:anchorId="743F7D65" wp14:editId="42BA8740">
+          <wp:inline distT="0" distB="0" distL="0" distR="0" wp14:anchorId="01C5D91E" wp14:editId="1E270CEC">
             <wp:extent cx="2340000" cy="2276182"/>
             <wp:effectExtent l="0" t="0" r="0" b="0"/>
-            <wp:docPr id="1" name="Picture 1"/>
+            <wp:docPr id="8" name="Picture 8"/>
             <wp:cNvGraphicFramePr>
               <a:graphicFrameLocks xmlns:a="http://schemas.openxmlformats.org/drawingml/2006/main" noChangeAspect="1"/>
             </wp:cNvGraphicFramePr>
@@ -23352,7 +23558,7 @@
                     <pic:cNvPicPr/>
                   </pic:nvPicPr>
                   <pic:blipFill>
-                    <a:blip r:embed="rId8"/>
+                    <a:blip r:embed="rId16"/>
                     <a:stretch>
                       <a:fillRect/>
                     </a:stretch>
@@ -23383,7 +23589,7 @@
           <w:color w:val="595959"/>
           <w:sz w:val="19"/>
         </w:rPr>
-        <w:t>Figura 4. Inicio de sesión.</w:t>
+        <w:t>Figura 8. Inicio de sesión.</w:t>
       </w:r>
     </w:p>
     <w:p>
@@ -23395,11 +23601,12 @@
         <w:rPr>
           <w:noProof/>
         </w:rPr>
+        <w:lastRenderedPageBreak/>
         <w:drawing>
-          <wp:inline distT="0" distB="0" distL="0" distR="0" wp14:anchorId="08E369F6" wp14:editId="1764AF54">
+          <wp:inline distT="0" distB="0" distL="0" distR="0" wp14:anchorId="5B2775FA" wp14:editId="13E5EA2A">
             <wp:extent cx="5940000" cy="2159614"/>
             <wp:effectExtent l="0" t="0" r="0" b="0"/>
-            <wp:docPr id="2" name="Picture 2"/>
+            <wp:docPr id="9" name="Picture 9"/>
             <wp:cNvGraphicFramePr>
               <a:graphicFrameLocks xmlns:a="http://schemas.openxmlformats.org/drawingml/2006/main" noChangeAspect="1"/>
             </wp:cNvGraphicFramePr>
@@ -23411,7 +23618,7 @@
                     <pic:cNvPicPr/>
                   </pic:nvPicPr>
                   <pic:blipFill>
-                    <a:blip r:embed="rId9"/>
+                    <a:blip r:embed="rId17"/>
                     <a:stretch>
                       <a:fillRect/>
                     </a:stretch>
@@ -23442,7 +23649,7 @@
           <w:color w:val="595959"/>
           <w:sz w:val="19"/>
         </w:rPr>
-        <w:t>Figura 5. Página de inicio del administrador: ventas del día, estado de su caja y productos por reabastecer.</w:t>
+        <w:t>Figura 9. Página de inicio del administrador: ventas del día, estado de su caja y productos por reabastecer.</w:t>
       </w:r>
     </w:p>
     <w:p>
@@ -23454,12 +23661,11 @@
         <w:rPr>
           <w:noProof/>
         </w:rPr>
-        <w:lastRenderedPageBreak/>
         <w:drawing>
-          <wp:inline distT="0" distB="0" distL="0" distR="0" wp14:anchorId="0CA6DC65" wp14:editId="7861CEFA">
+          <wp:inline distT="0" distB="0" distL="0" distR="0" wp14:anchorId="765507C6" wp14:editId="371831D0">
             <wp:extent cx="5940000" cy="3479143"/>
             <wp:effectExtent l="0" t="0" r="0" b="0"/>
-            <wp:docPr id="3" name="Picture 3"/>
+            <wp:docPr id="10" name="Picture 10"/>
             <wp:cNvGraphicFramePr>
               <a:graphicFrameLocks xmlns:a="http://schemas.openxmlformats.org/drawingml/2006/main" noChangeAspect="1"/>
             </wp:cNvGraphicFramePr>
@@ -23471,7 +23677,7 @@
                     <pic:cNvPicPr/>
                   </pic:nvPicPr>
                   <pic:blipFill>
-                    <a:blip r:embed="rId10"/>
+                    <a:blip r:embed="rId18"/>
                     <a:stretch>
                       <a:fillRect/>
                     </a:stretch>
@@ -23502,7 +23708,7 @@
           <w:color w:val="595959"/>
           <w:sz w:val="19"/>
         </w:rPr>
-        <w:t>Figura 6. Productos con existencia calculada por FN_STOCK_PRODUCTO y clasificación (disponible, stock bajo, agotado).</w:t>
+        <w:t>Figura 10. Productos con existencia calculada por FN_STOCK_PRODUCTO y clasificación (disponible, stock bajo, agotado).</w:t>
       </w:r>
     </w:p>
     <w:p>
@@ -23514,11 +23720,12 @@
         <w:rPr>
           <w:noProof/>
         </w:rPr>
+        <w:lastRenderedPageBreak/>
         <w:drawing>
-          <wp:inline distT="0" distB="0" distL="0" distR="0" wp14:anchorId="5B4E472D" wp14:editId="650D7B03">
+          <wp:inline distT="0" distB="0" distL="0" distR="0" wp14:anchorId="363BCE35" wp14:editId="2F629255">
             <wp:extent cx="5940000" cy="2762100"/>
             <wp:effectExtent l="0" t="0" r="0" b="0"/>
-            <wp:docPr id="4" name="Picture 4"/>
+            <wp:docPr id="11" name="Picture 11"/>
             <wp:cNvGraphicFramePr>
               <a:graphicFrameLocks xmlns:a="http://schemas.openxmlformats.org/drawingml/2006/main" noChangeAspect="1"/>
             </wp:cNvGraphicFramePr>
@@ -23530,7 +23737,7 @@
                     <pic:cNvPicPr/>
                   </pic:nvPicPr>
                   <pic:blipFill>
-                    <a:blip r:embed="rId11"/>
+                    <a:blip r:embed="rId19"/>
                     <a:stretch>
                       <a:fillRect/>
                     </a:stretch>
@@ -23561,7 +23768,7 @@
           <w:color w:val="595959"/>
           <w:sz w:val="19"/>
         </w:rPr>
-        <w:t>Figura 7. Detalle de una venta anulada: conserva quién la solicitó, quién la autorizó y el motivo.</w:t>
+        <w:t>Figura 11. Detalle de una venta anulada: conserva quién la solicitó, quién la autorizó y el motivo.</w:t>
       </w:r>
     </w:p>
     <w:p>
@@ -23573,12 +23780,11 @@
         <w:rPr>
           <w:noProof/>
         </w:rPr>
-        <w:lastRenderedPageBreak/>
         <w:drawing>
-          <wp:inline distT="0" distB="0" distL="0" distR="0" wp14:anchorId="513510FC" wp14:editId="7BD966CA">
+          <wp:inline distT="0" distB="0" distL="0" distR="0" wp14:anchorId="7394A0DD" wp14:editId="27EC4442">
             <wp:extent cx="2880000" cy="3322285"/>
             <wp:effectExtent l="0" t="0" r="0" b="0"/>
-            <wp:docPr id="5" name="Picture 5"/>
+            <wp:docPr id="12" name="Picture 12"/>
             <wp:cNvGraphicFramePr>
               <a:graphicFrameLocks xmlns:a="http://schemas.openxmlformats.org/drawingml/2006/main" noChangeAspect="1"/>
             </wp:cNvGraphicFramePr>
@@ -23590,7 +23796,7 @@
                     <pic:cNvPicPr/>
                   </pic:nvPicPr>
                   <pic:blipFill>
-                    <a:blip r:embed="rId12"/>
+                    <a:blip r:embed="rId20"/>
                     <a:stretch>
                       <a:fillRect/>
                     </a:stretch>
@@ -23621,7 +23827,7 @@
           <w:color w:val="595959"/>
           <w:sz w:val="19"/>
         </w:rPr>
-        <w:t>Figura 8. Comprobante de venta imprimible o guardable en PDF.</w:t>
+        <w:t>Figura 12. Comprobante de venta imprimible o guardable en PDF.</w:t>
       </w:r>
     </w:p>
     <w:p>
@@ -23633,11 +23839,12 @@
         <w:rPr>
           <w:noProof/>
         </w:rPr>
+        <w:lastRenderedPageBreak/>
         <w:drawing>
-          <wp:inline distT="0" distB="0" distL="0" distR="0" wp14:anchorId="5E494C04" wp14:editId="3CF62060">
+          <wp:inline distT="0" distB="0" distL="0" distR="0" wp14:anchorId="2E036920" wp14:editId="53E4BF99">
             <wp:extent cx="5940000" cy="3818571"/>
             <wp:effectExtent l="0" t="0" r="0" b="0"/>
-            <wp:docPr id="6" name="Picture 6"/>
+            <wp:docPr id="13" name="Picture 13"/>
             <wp:cNvGraphicFramePr>
               <a:graphicFrameLocks xmlns:a="http://schemas.openxmlformats.org/drawingml/2006/main" noChangeAspect="1"/>
             </wp:cNvGraphicFramePr>
@@ -23649,7 +23856,7 @@
                     <pic:cNvPicPr/>
                   </pic:nvPicPr>
                   <pic:blipFill>
-                    <a:blip r:embed="rId13"/>
+                    <a:blip r:embed="rId21"/>
                     <a:stretch>
                       <a:fillRect/>
                     </a:stretch>
@@ -23680,7 +23887,7 @@
           <w:color w:val="595959"/>
           <w:sz w:val="19"/>
         </w:rPr>
-        <w:t>Figura 9. Kardex: entradas (compras y anulaciones) y salidas (ventas) con la existencia resultante.</w:t>
+        <w:t>Figura 13. Kardex: entradas (compras y anulaciones) y salidas (ventas) con la existencia resultante.</w:t>
       </w:r>
     </w:p>
     <w:p>
@@ -23694,10 +23901,10 @@
         </w:rPr>
         <w:lastRenderedPageBreak/>
         <w:drawing>
-          <wp:inline distT="0" distB="0" distL="0" distR="0" wp14:anchorId="4944E46E" wp14:editId="72FC3CD4">
+          <wp:inline distT="0" distB="0" distL="0" distR="0" wp14:anchorId="09973BA9" wp14:editId="09D8652A">
             <wp:extent cx="5940000" cy="4870800"/>
             <wp:effectExtent l="0" t="0" r="0" b="0"/>
-            <wp:docPr id="7" name="Picture 7"/>
+            <wp:docPr id="14" name="Picture 14"/>
             <wp:cNvGraphicFramePr>
               <a:graphicFrameLocks xmlns:a="http://schemas.openxmlformats.org/drawingml/2006/main" noChangeAspect="1"/>
             </wp:cNvGraphicFramePr>
@@ -23709,7 +23916,7 @@
                     <pic:cNvPicPr/>
                   </pic:nvPicPr>
                   <pic:blipFill>
-                    <a:blip r:embed="rId14"/>
+                    <a:blip r:embed="rId22"/>
                     <a:stretch>
                       <a:fillRect/>
                     </a:stretch>
@@ -23740,7 +23947,7 @@
           <w:color w:val="595959"/>
           <w:sz w:val="19"/>
         </w:rPr>
-        <w:t>Figura 10. Incidencias de caja: sanciones sugeridas, faltantes, sobrantes y anulaciones del mes.</w:t>
+        <w:t>Figura 14. Incidencias de caja: sanciones sugeridas, faltantes, sobrantes y anulaciones del mes.</w:t>
       </w:r>
     </w:p>
     <w:p>
@@ -23753,10 +23960,10 @@
           <w:noProof/>
         </w:rPr>
         <w:drawing>
-          <wp:inline distT="0" distB="0" distL="0" distR="0" wp14:anchorId="51B68E4C" wp14:editId="637DC80F">
+          <wp:inline distT="0" distB="0" distL="0" distR="0" wp14:anchorId="4DADBA86" wp14:editId="1CD97E59">
             <wp:extent cx="5940000" cy="2452371"/>
             <wp:effectExtent l="0" t="0" r="0" b="0"/>
-            <wp:docPr id="8" name="Picture 8"/>
+            <wp:docPr id="15" name="Picture 15"/>
             <wp:cNvGraphicFramePr>
               <a:graphicFrameLocks xmlns:a="http://schemas.openxmlformats.org/drawingml/2006/main" noChangeAspect="1"/>
             </wp:cNvGraphicFramePr>
@@ -23768,7 +23975,7 @@
                     <pic:cNvPicPr/>
                   </pic:nvPicPr>
                   <pic:blipFill>
-                    <a:blip r:embed="rId15"/>
+                    <a:blip r:embed="rId23"/>
                     <a:stretch>
                       <a:fillRect/>
                     </a:stretch>
@@ -23799,7 +24006,7 @@
           <w:color w:val="595959"/>
           <w:sz w:val="19"/>
         </w:rPr>
-        <w:t>Figura 11. Historial de aperturas y cierres de caja con monto esperado, contado y diferencia.</w:t>
+        <w:t>Figura 15. Historial de aperturas y cierres de caja con monto esperado, contado y diferencia.</w:t>
       </w:r>
     </w:p>
     <w:p>
@@ -23813,10 +24020,10 @@
         </w:rPr>
         <w:lastRenderedPageBreak/>
         <w:drawing>
-          <wp:inline distT="0" distB="0" distL="0" distR="0" wp14:anchorId="6B70C81B" wp14:editId="60B999C9">
+          <wp:inline distT="0" distB="0" distL="0" distR="0" wp14:anchorId="5ED0E3BD" wp14:editId="0EBDA779">
             <wp:extent cx="5940000" cy="2783314"/>
             <wp:effectExtent l="0" t="0" r="0" b="0"/>
-            <wp:docPr id="9" name="Picture 9"/>
+            <wp:docPr id="16" name="Picture 16"/>
             <wp:cNvGraphicFramePr>
               <a:graphicFrameLocks xmlns:a="http://schemas.openxmlformats.org/drawingml/2006/main" noChangeAspect="1"/>
             </wp:cNvGraphicFramePr>
@@ -23828,7 +24035,7 @@
                     <pic:cNvPicPr/>
                   </pic:nvPicPr>
                   <pic:blipFill>
-                    <a:blip r:embed="rId16"/>
+                    <a:blip r:embed="rId24"/>
                     <a:stretch>
                       <a:fillRect/>
                     </a:stretch>
@@ -23859,7 +24066,7 @@
           <w:color w:val="595959"/>
           <w:sz w:val="19"/>
         </w:rPr>
-        <w:t>Figura 12. Vales de descuento generados por el trigger TRG_VALE_FALTANTE y proceso de cierre de mes.</w:t>
+        <w:t>Figura 16. Vales de descuento generados por el trigger TRG_VALE_FALTANTE y proceso de cierre de mes.</w:t>
       </w:r>
     </w:p>
     <w:p>
@@ -23872,10 +24079,10 @@
           <w:noProof/>
         </w:rPr>
         <w:drawing>
-          <wp:inline distT="0" distB="0" distL="0" distR="0" wp14:anchorId="4B4D961A" wp14:editId="7A84345D">
+          <wp:inline distT="0" distB="0" distL="0" distR="0" wp14:anchorId="1CCE9052" wp14:editId="3B835894">
             <wp:extent cx="5940000" cy="1171029"/>
             <wp:effectExtent l="0" t="0" r="0" b="0"/>
-            <wp:docPr id="10" name="Picture 10"/>
+            <wp:docPr id="17" name="Picture 17"/>
             <wp:cNvGraphicFramePr>
               <a:graphicFrameLocks xmlns:a="http://schemas.openxmlformats.org/drawingml/2006/main" noChangeAspect="1"/>
             </wp:cNvGraphicFramePr>
@@ -23887,7 +24094,7 @@
                     <pic:cNvPicPr/>
                   </pic:nvPicPr>
                   <pic:blipFill>
-                    <a:blip r:embed="rId17"/>
+                    <a:blip r:embed="rId25"/>
                     <a:stretch>
                       <a:fillRect/>
                     </a:stretch>
@@ -23918,7 +24125,7 @@
           <w:color w:val="595959"/>
           <w:sz w:val="19"/>
         </w:rPr>
-        <w:t>Figura 13. Auditoría de precios generada por el trigger TRG_AUDITORIA_PRECIO.</w:t>
+        <w:t>Figura 17. Auditoría de precios generada por el trigger TRG_AUDITORIA_PRECIO.</w:t>
       </w:r>
     </w:p>
     <w:p>
@@ -23931,10 +24138,10 @@
           <w:noProof/>
         </w:rPr>
         <w:drawing>
-          <wp:inline distT="0" distB="0" distL="0" distR="0" wp14:anchorId="3CD9DA95" wp14:editId="0CA35748">
+          <wp:inline distT="0" distB="0" distL="0" distR="0" wp14:anchorId="38EA07D9" wp14:editId="053BE0C2">
             <wp:extent cx="5940000" cy="1548643"/>
             <wp:effectExtent l="0" t="0" r="0" b="0"/>
-            <wp:docPr id="11" name="Picture 11"/>
+            <wp:docPr id="18" name="Picture 18"/>
             <wp:cNvGraphicFramePr>
               <a:graphicFrameLocks xmlns:a="http://schemas.openxmlformats.org/drawingml/2006/main" noChangeAspect="1"/>
             </wp:cNvGraphicFramePr>
@@ -23946,7 +24153,7 @@
                     <pic:cNvPicPr/>
                   </pic:nvPicPr>
                   <pic:blipFill>
-                    <a:blip r:embed="rId18"/>
+                    <a:blip r:embed="rId26"/>
                     <a:stretch>
                       <a:fillRect/>
                     </a:stretch>
@@ -23977,7 +24184,7 @@
           <w:color w:val="595959"/>
           <w:sz w:val="19"/>
         </w:rPr>
-        <w:t>Figura 14. Cotizaciones con estados Abierta, Facturada y Caducada.</w:t>
+        <w:t>Figura 18. Cotizaciones con estados Abierta, Facturada y Caducada.</w:t>
       </w:r>
     </w:p>
     <w:p>
@@ -23991,10 +24198,10 @@
         </w:rPr>
         <w:lastRenderedPageBreak/>
         <w:drawing>
-          <wp:inline distT="0" distB="0" distL="0" distR="0" wp14:anchorId="71580DC4" wp14:editId="5A150346">
+          <wp:inline distT="0" distB="0" distL="0" distR="0" wp14:anchorId="652A2C8B" wp14:editId="1DFBC7EF">
             <wp:extent cx="5940000" cy="5303571"/>
             <wp:effectExtent l="0" t="0" r="0" b="0"/>
-            <wp:docPr id="12" name="Picture 12"/>
+            <wp:docPr id="19" name="Picture 19"/>
             <wp:cNvGraphicFramePr>
               <a:graphicFrameLocks xmlns:a="http://schemas.openxmlformats.org/drawingml/2006/main" noChangeAspect="1"/>
             </wp:cNvGraphicFramePr>
@@ -24006,7 +24213,7 @@
                     <pic:cNvPicPr/>
                   </pic:nvPicPr>
                   <pic:blipFill>
-                    <a:blip r:embed="rId19"/>
+                    <a:blip r:embed="rId27"/>
                     <a:stretch>
                       <a:fillRect/>
                     </a:stretch>
@@ -24037,14 +24244,14 @@
           <w:color w:val="595959"/>
           <w:sz w:val="19"/>
         </w:rPr>
-        <w:t>Figura 15. Reportes: indicadores con funciones de agregación, valor del inventario y mejores clientes.</w:t>
+        <w:t>Figura 19. Reportes: indicadores con funciones de agregación, valor del inventario y mejores clientes.</w:t>
       </w:r>
     </w:p>
     <w:p>
       <w:pPr>
         <w:pStyle w:val="Ttulo1"/>
       </w:pPr>
-      <w:bookmarkStart w:id="41" w:name="_Toc244038925"/>
+      <w:bookmarkStart w:id="41" w:name="_Toc244077862"/>
       <w:r>
         <w:t>8. Pruebas y validaci</w:t>
       </w:r>
@@ -24060,7 +24267,7 @@
       <w:pPr>
         <w:pStyle w:val="Ttulo2"/>
       </w:pPr>
-      <w:bookmarkStart w:id="42" w:name="_Toc244038926"/>
+      <w:bookmarkStart w:id="42" w:name="_Toc244077863"/>
       <w:r>
         <w:t>8.1 Datos de prueba</w:t>
       </w:r>
@@ -24754,7 +24961,7 @@
       <w:pPr>
         <w:pStyle w:val="Ttulo2"/>
       </w:pPr>
-      <w:bookmarkStart w:id="43" w:name="_Toc244038927"/>
+      <w:bookmarkStart w:id="43" w:name="_Toc244077864"/>
       <w:r>
         <w:t>8.2 Verificaci</w:t>
       </w:r>
@@ -25091,7 +25298,7 @@
       <w:pPr>
         <w:pStyle w:val="Ttulo2"/>
       </w:pPr>
-      <w:bookmarkStart w:id="44" w:name="_Toc244038928"/>
+      <w:bookmarkStart w:id="44" w:name="_Toc244077865"/>
       <w:r>
         <w:t>8.3 Pruebas de reglas de negocio y manejo de errores</w:t>
       </w:r>
@@ -25928,7 +26135,7 @@
       <w:pPr>
         <w:pStyle w:val="Ttulo2"/>
       </w:pPr>
-      <w:bookmarkStart w:id="45" w:name="_Toc244038929"/>
+      <w:bookmarkStart w:id="45" w:name="_Toc244077866"/>
       <w:r>
         <w:t>8.4 Validaciones en la aplicaci</w:t>
       </w:r>
@@ -25964,7 +26171,7 @@
       <w:pPr>
         <w:pStyle w:val="Ttulo1"/>
       </w:pPr>
-      <w:bookmarkStart w:id="46" w:name="_Toc244038930"/>
+      <w:bookmarkStart w:id="46" w:name="_Toc244077867"/>
       <w:r>
         <w:t>9. Instalaci</w:t>
       </w:r>
@@ -25986,7 +26193,7 @@
       <w:pPr>
         <w:pStyle w:val="Ttulo2"/>
       </w:pPr>
-      <w:bookmarkStart w:id="47" w:name="_Toc244038931"/>
+      <w:bookmarkStart w:id="47" w:name="_Toc244077868"/>
       <w:r>
         <w:t>9.1 Base de datos</w:t>
       </w:r>
@@ -26093,7 +26300,7 @@
       <w:pPr>
         <w:pStyle w:val="Ttulo2"/>
       </w:pPr>
-      <w:bookmarkStart w:id="48" w:name="_Toc244038932"/>
+      <w:bookmarkStart w:id="48" w:name="_Toc244077869"/>
       <w:r>
         <w:t>9.2 Aplicaci</w:t>
       </w:r>
@@ -26269,7 +26476,7 @@
       <w:pPr>
         <w:pStyle w:val="Ttulo2"/>
       </w:pPr>
-      <w:bookmarkStart w:id="49" w:name="_Toc244038933"/>
+      <w:bookmarkStart w:id="49" w:name="_Toc244077870"/>
       <w:r>
         <w:t>9.3 Respaldo y restauraci</w:t>
       </w:r>
@@ -26421,7 +26628,7 @@
       <w:pPr>
         <w:pStyle w:val="Ttulo1"/>
       </w:pPr>
-      <w:bookmarkStart w:id="50" w:name="_Toc244038934"/>
+      <w:bookmarkStart w:id="50" w:name="_Toc244077871"/>
       <w:r>
         <w:lastRenderedPageBreak/>
         <w:t>10. Conclusiones y recomendaciones</w:t>
@@ -26432,7 +26639,7 @@
       <w:pPr>
         <w:pStyle w:val="Ttulo2"/>
       </w:pPr>
-      <w:bookmarkStart w:id="51" w:name="_Toc244038935"/>
+      <w:bookmarkStart w:id="51" w:name="_Toc244077872"/>
       <w:r>
         <w:t>10.1 Conclusiones</w:t>
       </w:r>
@@ -26490,7 +26697,7 @@
       <w:pPr>
         <w:pStyle w:val="Ttulo2"/>
       </w:pPr>
-      <w:bookmarkStart w:id="52" w:name="_Toc244038936"/>
+      <w:bookmarkStart w:id="52" w:name="_Toc244077873"/>
       <w:r>
         <w:t>10.2 Recomendaciones y mejoras futuras</w:t>
       </w:r>
@@ -26553,7 +26760,7 @@
       <w:pPr>
         <w:pStyle w:val="Ttulo1"/>
       </w:pPr>
-      <w:bookmarkStart w:id="53" w:name="_Toc244038937"/>
+      <w:bookmarkStart w:id="53" w:name="_Toc244077874"/>
       <w:r>
         <w:lastRenderedPageBreak/>
         <w:t>Anexo A. Diccionario de datos</w:t>
@@ -41310,7 +41517,6 @@
       </w:r>
     </w:p>
     <w:sectPr>
-      <w:footerReference w:type="default" r:id="rId20"/>
       <w:pgSz w:w="12240" w:h="15840"/>
       <w:pgMar w:top="1417" w:right="1417" w:bottom="1417" w:left="1417" w:header="720" w:footer="720" w:gutter="0"/>
       <w:cols w:space="720"/>
@@ -41569,31 +41775,31 @@
       </w:rPr>
     </w:lvl>
   </w:abstractNum>
-  <w:num w:numId="1" w16cid:durableId="561062274">
+  <w:num w:numId="1" w16cid:durableId="7753146">
     <w:abstractNumId w:val="8"/>
   </w:num>
-  <w:num w:numId="2" w16cid:durableId="302080379">
+  <w:num w:numId="2" w16cid:durableId="1243638800">
     <w:abstractNumId w:val="6"/>
   </w:num>
-  <w:num w:numId="3" w16cid:durableId="2105687254">
+  <w:num w:numId="3" w16cid:durableId="20519814">
     <w:abstractNumId w:val="5"/>
   </w:num>
-  <w:num w:numId="4" w16cid:durableId="1299915444">
+  <w:num w:numId="4" w16cid:durableId="575558098">
     <w:abstractNumId w:val="4"/>
   </w:num>
-  <w:num w:numId="5" w16cid:durableId="74672213">
+  <w:num w:numId="5" w16cid:durableId="1554540262">
     <w:abstractNumId w:val="7"/>
   </w:num>
-  <w:num w:numId="6" w16cid:durableId="160892558">
+  <w:num w:numId="6" w16cid:durableId="1215389304">
     <w:abstractNumId w:val="3"/>
   </w:num>
-  <w:num w:numId="7" w16cid:durableId="1205948194">
+  <w:num w:numId="7" w16cid:durableId="1861165893">
     <w:abstractNumId w:val="2"/>
   </w:num>
-  <w:num w:numId="8" w16cid:durableId="1073433256">
+  <w:num w:numId="8" w16cid:durableId="1532962562">
     <w:abstractNumId w:val="1"/>
   </w:num>
-  <w:num w:numId="9" w16cid:durableId="211231257">
+  <w:num w:numId="9" w16cid:durableId="550926907">
     <w:abstractNumId w:val="0"/>
   </w:num>
 </w:numbering>
@@ -52986,7 +53192,7 @@
     <w:autoRedefine/>
     <w:uiPriority w:val="39"/>
     <w:unhideWhenUsed/>
-    <w:rsid w:val="001B2653"/>
+    <w:rsid w:val="00CB5B53"/>
     <w:pPr>
       <w:spacing w:after="100"/>
     </w:pPr>
@@ -52998,7 +53204,7 @@
     <w:autoRedefine/>
     <w:uiPriority w:val="39"/>
     <w:unhideWhenUsed/>
-    <w:rsid w:val="001B2653"/>
+    <w:rsid w:val="00CB5B53"/>
     <w:pPr>
       <w:spacing w:after="100"/>
       <w:ind w:left="220"/>
@@ -53009,7 +53215,7 @@
     <w:basedOn w:val="Fuentedeprrafopredeter"/>
     <w:uiPriority w:val="99"/>
     <w:unhideWhenUsed/>
-    <w:rsid w:val="001B2653"/>
+    <w:rsid w:val="00CB5B53"/>
     <w:rPr>
       <w:color w:val="0000FF" w:themeColor="hyperlink"/>
       <w:u w:val="single"/>
